--- a/40_DOCS/Supervisor_Drafts/Valuing Draft Picks.docx
+++ b/40_DOCS/Supervisor_Drafts/Valuing Draft Picks.docx
@@ -60,7 +60,7 @@
         <w:rPr>
           <w:rFonts w:ascii="Calibri" w:cs="Calibri" w:eastAsia="Calibri" w:hAnsi="Calibri"/>
         </w:rPr>
-        <w:t xml:space="preserve">Two features of the draft make this difficult. The first is that outcomes are uneven. Of the 2,322 players drafted from 2007 to 2017, 1,165 played no NHL game while their drafting club controlled them, and a few became stars worth tens of millions of dollars in surplus. The second is that outcomes arrive slowly. A drafted player's control years run about nine seasons, so the drafts that can be measured completely are years older than the trades being priced. A value built from all of today's data would, therefore, use results that no club could see when it made the trade.</w:t>
+        <w:t xml:space="preserve">Two features of the draft make this difficult. The first is that outcomes are uneven. Of the 2,322 players drafted from 2007 to 2017, 1,165 played no NHL game while their drafting club held their rights, and a few became stars worth tens of millions of dollars in surplus. The second is that outcomes arrive slowly. A club holds a drafted player's rights for about nine seasons, so the drafts that can be measured completely are years older than the trades being priced.</w:t>
       </w:r>
     </w:p>
     <w:p>
@@ -83,7 +83,7 @@
         <w:rPr>
           <w:rFonts w:ascii="Calibri" w:cs="Calibri" w:eastAsia="Calibri" w:hAnsi="Calibri"/>
         </w:rPr>
-        <w:t xml:space="preserve">Most of what a draft slot returns comes from the few players taken there who become stars. A pick is, in that sense, a ticket on a star, and the model values it that way:</w:t>
+        <w:t xml:space="preserve">Most of the surplus that draft picks produce comes from the few players who become stars. Of the 1,700 skaters drafted from 2007 to 2015, the 100 who became stars (5.9%, by the definition below, with at least 200 NHL games) produced 72.7% of all the surplus those picks returned. Among the first ten picks, stars were 37.8% of the players and produced 80.3% of the surplus. The model, therefore, values a pick as a ticket on a star:</w:t>
       </w:r>
     </w:p>
     <w:p>
@@ -99,7 +99,7 @@
           <w:sz w:val="23"/>
           <w:szCs w:val="23"/>
         </w:rPr>
-        <w:t xml:space="preserve">pick value  =  star probability for the slot  ×  dollar scale</w:t>
+        <w:t xml:space="preserve">pick value  =  star value  ×  star probability for the slot</w:t>
       </w:r>
     </w:p>
     <w:p>
@@ -110,7 +110,7 @@
         <w:rPr>
           <w:rFonts w:ascii="Calibri" w:cs="Calibri" w:eastAsia="Calibri" w:hAnsi="Calibri"/>
         </w:rPr>
-        <w:t xml:space="preserve">The star probability is the chance that a player taken at that slot becomes a star. It comes from Patrick Bacon's draft model, the source of the WAR used throughout this model, which defines a star as a player whose career WAR per 82 games is at least 1.8 for a forward or 1.23 for a defenceman. The dollar scale is the surplus that one unit of star probability has delivered in our data, in millions of dollars at the 2025-26 cap. For example, the first overall pick has a star probability of 74.8%. Traded in 2019-20, when the dollar scale was $27.2 million, it is worth $20.3 million.</w:t>
+        <w:t xml:space="preserve">The star probability is the chance that a player taken at that slot becomes a star. It comes from Patrick Bacon's draft model, the source of the WAR used throughout this model, which defines a star as a player whose career WAR per 82 games is at least 1.8 for a forward or 1.23 for a defenceman. The star value is the surplus a pick would be worth if its player were certain to become a star. Section 4 estimates it at $31.7 million at the 2025-26 cap. For example, the first overall pick has a star probability of 74.8%, so it is worth 0.748 × $31.7 million = $23.7 million.</w:t>
       </w:r>
     </w:p>
     <w:p>
@@ -121,7 +121,7 @@
         <w:rPr>
           <w:rFonts w:ascii="Calibri" w:cs="Calibri" w:eastAsia="Calibri" w:hAnsi="Calibri"/>
         </w:rPr>
-        <w:t xml:space="preserve">Sections 3 to 6 build the formula in order. Section 3 measures what each drafted player delivered. Section 4 explains why Bacon's star probability gives the curve its shape, and Section 5 sets the dollar scale using only drafts a club could have seen. Section 6 addresses the choice that matters most for the results, which is what it costs a club to keep a drafted player.</w:t>
+        <w:t xml:space="preserve">Section 3 measures what each drafted player delivered. Section 4 shows why the star probability is the right measure and estimates the star value, and Section 5 explains why one star value is used for every draft. Section 6 covers the cost of keeping a drafted player, which is the choice that matters most for the results, and Section 7 covers how a traded pick is assigned a slot.</w:t>
       </w:r>
     </w:p>
     <w:p>
@@ -144,7 +144,7 @@
         <w:rPr>
           <w:rFonts w:ascii="Calibri" w:cs="Calibri" w:eastAsia="Calibri" w:hAnsi="Calibri"/>
         </w:rPr>
-        <w:t xml:space="preserve">To learn what a slot returns, I price each player drafted from 2007 to 2017 the way the player model prices a contract. Only his control years count. These are the seasons from his draft until he becomes an unrestricted free agent under the collective agreement, at 27 or after seven seasons on an NHL roster. Those are the years the pick secures for the club; after them, the player is paid at market.</w:t>
+        <w:t xml:space="preserve">To learn what a slot returns, I price each player drafted from 2007 to 2017 the way the player model prices a contract. Only the seasons while his club holds his rights count. These run from his draft until he becomes an unrestricted free agent under the collective agreement, at 27 or after seven seasons on an NHL roster. They are the years the pick secures for the club; after them, the player is paid at market.</w:t>
       </w:r>
     </w:p>
     <w:p>
@@ -155,7 +155,7 @@
         <w:rPr>
           <w:rFonts w:ascii="Calibri" w:cs="Calibri" w:eastAsia="Calibri" w:hAnsi="Calibri"/>
         </w:rPr>
-        <w:t xml:space="preserve">For each season of control, the player's surplus is his value less his cost. His value is the market price of the wins he delivered that season, on the same price line that values player contracts. His cost is what the club paid to keep him. That is the maximum entry-level salary while his first contract runs, then a one-year qualifying offer each summer, which is the least the club can offer to keep his rights. A season he spends outside the NHL counts as zero, because a minor-league salary does not count against the cap. I sum the seasons and state the total at the 2025-26 cap, so picks and players are in the same currency.</w:t>
+        <w:t xml:space="preserve">For each of those seasons, the player's surplus is his value less his cost. His value is the market price of the wins he delivered that season, on the same price line that values player contracts. His cost is what the club paid to keep him. That is the maximum entry-level salary while his first contract runs, then a one-year qualifying offer each summer, which is the least the club can offer to keep his rights. A season he spends outside the NHL counts as zero, because a minor-league salary does not count against the cap. I sum the seasons and state the total at the 2025-26 cap, so picks and players are in the same currency.</w:t>
       </w:r>
     </w:p>
     <w:p>
@@ -166,7 +166,7 @@
         <w:rPr>
           <w:rFonts w:ascii="Calibri" w:cs="Calibri" w:eastAsia="Calibri" w:hAnsi="Calibri"/>
         </w:rPr>
-        <w:t xml:space="preserve">The results are uneven. Brayden Point, taken 79th in 2014, delivered $50.9 million of value for $8.1 million of cost over his control years (Appendix B). About half of all picks return nothing. The pick curve has to average the two.</w:t>
+        <w:t xml:space="preserve">Appendix B prices one player season by season: Brayden Point, taken 79th in 2014, who delivered $50.9 million of value for $8.1 million of cost.</w:t>
       </w:r>
     </w:p>
     <w:p>
@@ -178,7 +178,7 @@
         <w:rPr>
           <w:rFonts w:ascii="Calibri" w:cs="Calibri" w:eastAsia="Calibri" w:hAnsi="Calibri"/>
         </w:rPr>
-        <w:t xml:space="preserve">4. The Shape of the Curve</w:t>
+        <w:t xml:space="preserve">4. Estimating the Star Value</w:t>
       </w:r>
     </w:p>
     <w:p>
@@ -189,7 +189,7 @@
         <w:rPr>
           <w:rFonts w:ascii="Calibri" w:cs="Calibri" w:eastAsia="Calibri" w:hAnsi="Calibri"/>
         </w:rPr>
-        <w:t xml:space="preserve">Figure 1 plots the average surplus at each pick. Value falls steeply over the first ten picks, which returned $11.9 million on average, and then flattens into a long tail: picks after the 32nd returned $0.8 million on average. The curve has to follow that shape.</w:t>
+        <w:t xml:space="preserve">Figure 1 plots the average surplus of the players taken at each pick. Value falls steeply over the first ten picks, which returned $11.9 million on average, and is close to flat after the 32nd pick, where picks returned $0.8 million on average.</w:t>
       </w:r>
     </w:p>
     <w:p>
@@ -216,7 +216,7 @@
       <w:r>
         <w:drawing>
           <wp:inline distT="0" distB="0" distL="0" distR="0">
-            <wp:extent cx="5143500" cy="2914650"/>
+            <wp:extent cx="5143500" cy="2895600"/>
             <wp:effectExtent t="0" r="0" b="0" l="0"/>
             <wp:docPr id="1" name="" descr="" title=""/>
             <wp:cNvGraphicFramePr>
@@ -241,7 +241,7 @@
                   <pic:spPr bwMode="auto">
                     <a:xfrm>
                       <a:off x="0" y="0"/>
-                      <a:ext cx="5143500" cy="2914650"/>
+                      <a:ext cx="5143500" cy="2895600"/>
                     </a:xfrm>
                     <a:prstGeom prst="rect">
                       <a:avLst/>
@@ -265,7 +265,7 @@
           <w:sz w:val="18"/>
           <w:szCs w:val="18"/>
         </w:rPr>
-        <w:t xml:space="preserve">Each grey dot is the average surplus of the eleven players taken at that pick in the 2007-2017 drafts (all positions), in millions of dollars at the 2025-26 cap. Each line is a curve fitted to all 2,322 picks with an indicator for each draft year, read at an average draft year. The horizontal axis is on a log scale.</w:t>
+        <w:t xml:space="preserve">Each grey dot is the average surplus of the eleven players taken at that pick in the 2007-2017 drafts (all positions), in millions of dollars at the 2025-26 cap. Each line is a curve fitted to all 2,322 picks with an indicator for each draft year, read at an average draft year.</w:t>
       </w:r>
     </w:p>
     <w:p>
@@ -276,7 +276,7 @@
         <w:rPr>
           <w:rFonts w:ascii="Calibri" w:cs="Calibri" w:eastAsia="Calibri" w:hAnsi="Calibri"/>
         </w:rPr>
-        <w:t xml:space="preserve">A straight line in the pick number cannot follow that shape: it values the first overall pick at $4.7 million, against the $28.6 million that first overall picks returned. The log of the pick number bends, but still values the first pick at $13.2 million. Bacon's star probability falls the way value does, because value comes mostly from stars. Multiplied by a single dollar scale, it values the first pick at $23.7 million, and it predicts best on drafts the curves were not fitted on (Table 1).</w:t>
+        <w:t xml:space="preserve">The relationship between surplus and pick number is not linear: a straight line values the first overall pick at $4.7 million, against the $28.6 million that first overall picks returned. The expected surplus of a pick cannot be represented by the log of the pick number either, which values the first pick at $13.2 million. The best-performing indicator of surplus is Bacon's star probability. Multiplied by the star value, it values the first pick at $23.7 million, and it predicts drafts left out of the fit better than either alternative (Table 1).</w:t>
       </w:r>
     </w:p>
     <w:p>
@@ -292,7 +292,7 @@
           <w:sz w:val="20"/>
           <w:szCs w:val="20"/>
         </w:rPr>
-        <w:t xml:space="preserve">Table 1. The three curves of Figure 1</w:t>
+        <w:t xml:space="preserve">Table 1. The three curves of Figure 1, against the actual averages</w:t>
       </w:r>
     </w:p>
     <w:tbl>
@@ -384,7 +384,7 @@
                 <w:sz w:val="18"/>
                 <w:szCs w:val="18"/>
               </w:rPr>
-              <w:t xml:space="preserve">Numbers fitted</w:t>
+              <w:t xml:space="preserve">Parameters estimated</w:t>
             </w:r>
           </w:p>
         </w:tc>
@@ -554,7 +554,7 @@
                 <w:sz w:val="18"/>
                 <w:szCs w:val="18"/>
               </w:rPr>
-              <w:t xml:space="preserve">Held-out miss</w:t>
+              <w:t xml:space="preserve">Held-out error</w:t>
             </w:r>
           </w:p>
         </w:tc>
@@ -1064,7 +1064,7 @@
                 <w:sz w:val="18"/>
                 <w:szCs w:val="18"/>
               </w:rPr>
-              <w:t xml:space="preserve">Star probability × dollar scale (adopted)</w:t>
+              <w:t xml:space="preserve">Star value × star probability (adopted)</w:t>
             </w:r>
           </w:p>
         </w:tc>
@@ -1300,7 +1300,7 @@
                 <w:sz w:val="18"/>
                 <w:szCs w:val="18"/>
               </w:rPr>
-              <w:t xml:space="preserve">Actual average at that pick</w:t>
+              <w:t xml:space="preserve">Actual average of the eleven players taken</w:t>
             </w:r>
           </w:p>
         </w:tc>
@@ -1381,6 +1381,16 @@
               <w:keepNext w:val="false"/>
               <w:jc w:val="right"/>
             </w:pPr>
+            <w:r>
+              <w:rPr>
+                <w:rFonts w:ascii="Calibri" w:cs="Calibri" w:eastAsia="Calibri" w:hAnsi="Calibri"/>
+                <w:b w:val="false"/>
+                <w:bCs w:val="false"/>
+                <w:sz w:val="18"/>
+                <w:szCs w:val="18"/>
+              </w:rPr>
+              <w:t xml:space="preserve">6.1</w:t>
+            </w:r>
           </w:p>
         </w:tc>
         <w:tc>
@@ -1404,6 +1414,16 @@
               <w:keepNext w:val="false"/>
               <w:jc w:val="right"/>
             </w:pPr>
+            <w:r>
+              <w:rPr>
+                <w:rFonts w:ascii="Calibri" w:cs="Calibri" w:eastAsia="Calibri" w:hAnsi="Calibri"/>
+                <w:b w:val="false"/>
+                <w:bCs w:val="false"/>
+                <w:sz w:val="18"/>
+                <w:szCs w:val="18"/>
+              </w:rPr>
+              <w:t xml:space="preserve">0.3</w:t>
+            </w:r>
           </w:p>
         </w:tc>
         <w:tc>
@@ -1427,6 +1447,16 @@
               <w:keepNext w:val="false"/>
               <w:jc w:val="right"/>
             </w:pPr>
+            <w:r>
+              <w:rPr>
+                <w:rFonts w:ascii="Calibri" w:cs="Calibri" w:eastAsia="Calibri" w:hAnsi="Calibri"/>
+                <w:b w:val="false"/>
+                <w:bCs w:val="false"/>
+                <w:sz w:val="18"/>
+                <w:szCs w:val="18"/>
+              </w:rPr>
+              <w:t xml:space="preserve">1.6</w:t>
+            </w:r>
           </w:p>
         </w:tc>
         <w:tc>
@@ -1465,7 +1495,7 @@
           <w:sz w:val="18"/>
           <w:szCs w:val="18"/>
         </w:rPr>
-        <w:t xml:space="preserve">Values at picks #1, #10, #32, and #64 in millions of dollars at the 2025-26 cap, at an average draft year; the actual average is shown for #1 only, because averages at single later picks are too noisy to compare. Held-out miss: each curve is refitted with one draft left out and predicts that draft's picks; the miss is the root mean squared error over the eleven drafts, in millions of dollars a pick. The draft-year indicators are not counted in the numbers fitted.</w:t>
+        <w:t xml:space="preserve">Values in millions of dollars at the 2025-26 cap, at an average draft year. Each actual average rests on eleven players, so one draft's outcome moves it a great deal. Parameters estimated leaves out the indicators for each draft year, which every curve includes. Held-out error: each curve is refitted eleven times, each time leaving one draft out, and predicts the surplus of each pick in the draft left out; the error is the root mean squared error over all picks, in millions of dollars.</w:t>
       </w:r>
     </w:p>
     <w:p>
@@ -1476,7 +1506,7 @@
         <w:rPr>
           <w:rFonts w:ascii="Calibri" w:cs="Calibri" w:eastAsia="Calibri" w:hAnsi="Calibri"/>
         </w:rPr>
-        <w:t xml:space="preserve">Two checks support using Bacon's probability. First, once it is in the regression, adding the pick number adds nothing (p = 0.91). Second, I applied his definition of a star to our own data: 5.9% of the skaters drafted from 2007 to 2015 became stars, against the 5.3% his probabilities imply, and each range of picks is within sampling error. This agreement is not independent confirmation, since his model is fitted on largely the same drafts. I also tested more flexible curves; none predicted held-out drafts better by more than about $0.01 million a pick (Appendix A).</w:t>
+        <w:t xml:space="preserve">The model's $23.7 million for the first pick is below the $28.6 million that first picks returned, because the star value is fitted on all 217 slots; eleven first picks are too few to set a value on their own. The star value itself, $31.7 million, is a different quantity: it is the surplus of a pick whose star probability is 100%, which no slot reaches.</w:t>
       </w:r>
     </w:p>
     <w:p>
@@ -1487,52 +1517,7 @@
         <w:rPr>
           <w:rFonts w:ascii="Calibri" w:cs="Calibri" w:eastAsia="Calibri" w:hAnsi="Calibri"/>
         </w:rPr>
-        <w:t xml:space="preserve">The curve is a straight line in the star probability, not in the pick number. Across picks it keeps the steep shape of Bacon's probability; the dollar scale sets only its height. The scale is, therefore, best read as dollars per unit of star probability rather than as the value of a star, since it also carries the surplus of good players who are not stars.</w:t>
-      </w:r>
-    </w:p>
-    <w:p>
-      <w:pPr>
-        <w:pStyle w:val="Heading1"/>
-        <w:spacing w:after="120" w:before="280"/>
-      </w:pPr>
-      <w:r>
-        <w:rPr>
-          <w:rFonts w:ascii="Calibri" w:cs="Calibri" w:eastAsia="Calibri" w:hAnsi="Calibri"/>
-        </w:rPr>
-        <w:t xml:space="preserve">5. The Dollar Scale and Look-Ahead</w:t>
-      </w:r>
-    </w:p>
-    <w:p>
-      <w:pPr>
-        <w:spacing w:after="120" w:before="60" w:line="276"/>
-      </w:pPr>
-      <w:r>
-        <w:rPr>
-          <w:rFonts w:ascii="Calibri" w:cs="Calibri" w:eastAsia="Calibri" w:hAnsi="Calibri"/>
-        </w:rPr>
-        <w:t xml:space="preserve">The study asks two questions about each traded pick: what it was worth when it was traded, and what it turned out to be worth. Realised careers answer the second question. The first must use only what a club could have known at the trade; otherwise, part of any mispricing the study finds would be built into the values.</w:t>
-      </w:r>
-    </w:p>
-    <w:p>
-      <w:pPr>
-        <w:spacing w:after="120" w:before="60" w:line="276"/>
-      </w:pPr>
-      <w:r>
-        <w:rPr>
-          <w:rFonts w:ascii="Calibri" w:cs="Calibri" w:eastAsia="Calibri" w:hAnsi="Calibri"/>
-        </w:rPr>
-        <w:t xml:space="preserve">The dollar scale is where this matters. Fitted on each draft separately, it varies more than sampling error explains (p = 0.0045). It runs from $9.5 million in 2012 to $56.9 million in 2015, and the four most recent drafts, 2014 to 2017, have the four highest scales. None of those drafts had played out by the time of the trades in our data. A scale fitted on all eleven drafts would, therefore, make each traded pick look more valuable than any club could have known it to be.</w:t>
-      </w:r>
-    </w:p>
-    <w:p>
-      <w:pPr>
-        <w:spacing w:after="120" w:before="60" w:line="276"/>
-      </w:pPr>
-      <w:r>
-        <w:rPr>
-          <w:rFonts w:ascii="Calibri" w:cs="Calibri" w:eastAsia="Calibri" w:hAnsi="Calibri"/>
-        </w:rPr>
-        <w:t xml:space="preserve">The model instead fits a separate scale for each trade season, using only drafts made nine or more seasons earlier, whose control years had largely ended (Figure 2). Trades in 2019-20, for example, use the 2007-2010 drafts. This lowers the value of the 634 picks traded from July 2017 to March 2022 by 18.4%, from $704.8 million to $575.4 million. The scale fitted on all eleven drafts is kept as a sensitivity. The cost of this choice is noise: the 2017-18 scale rests on two drafts.</w:t>
+        <w:t xml:space="preserve">Table 2 gives the regression behind the star value. Each drafted player's surplus is regressed on his slot's star probability, with an indicator for each draft year and no constant, so a slot with no chance of a star is worth nothing. The coefficient on the star probability is the star value, $31.7 million (standard error $2.7 million). The second column adds the pick number to the same regression. Its coefficient is close to zero and not statistically significant (p = 0.55), and the star value barely moves, so once the star probability is known, the pick number carries no further information about surplus.</w:t>
       </w:r>
     </w:p>
     <w:p>
@@ -1548,7 +1533,790 @@
           <w:sz w:val="20"/>
           <w:szCs w:val="20"/>
         </w:rPr>
-        <w:t xml:space="preserve">Figure 2. The dollar scale available at each trade season</w:t>
+        <w:t xml:space="preserve">Table 2. Regression of a drafted player's surplus on his slot</w:t>
+      </w:r>
+    </w:p>
+    <w:tbl>
+      <w:tblPr>
+        <w:tblW w:type="dxa" w:w="9360"/>
+        <w:tblBorders>
+          <w:top w:val="single" w:color="auto" w:sz="4"/>
+          <w:left w:val="single" w:color="auto" w:sz="4"/>
+          <w:bottom w:val="single" w:color="auto" w:sz="4"/>
+          <w:right w:val="single" w:color="auto" w:sz="4"/>
+          <w:insideH w:val="single" w:color="auto" w:sz="4"/>
+          <w:insideV w:val="single" w:color="auto" w:sz="4"/>
+        </w:tblBorders>
+      </w:tblPr>
+      <w:tblGrid>
+        <w:gridCol w:w="3600"/>
+        <w:gridCol w:w="2700"/>
+        <w:gridCol w:w="3060"/>
+      </w:tblGrid>
+      <w:tr>
+        <w:trPr>
+          <w:tblHeader/>
+        </w:trPr>
+        <w:tc>
+          <w:tcPr>
+            <w:tcW w:type="dxa" w:w="3600"/>
+            <w:tcBorders>
+              <w:top w:val="single" w:color="C9C8C3" w:sz="4"/>
+              <w:left w:val="single" w:color="C9C8C3" w:sz="4"/>
+              <w:bottom w:val="single" w:color="C9C8C3" w:sz="4"/>
+              <w:right w:val="single" w:color="C9C8C3" w:sz="4"/>
+            </w:tcBorders>
+            <w:shd w:fill="EFEEEA" w:color="auto" w:val="clear"/>
+            <w:tcMar>
+              <w:top w:type="dxa" w:w="50"/>
+              <w:left w:type="dxa" w:w="90"/>
+              <w:bottom w:type="dxa" w:w="50"/>
+              <w:right w:type="dxa" w:w="90"/>
+            </w:tcMar>
+          </w:tcPr>
+          <w:p>
+            <w:pPr>
+              <w:keepNext/>
+              <w:jc w:val="left"/>
+            </w:pPr>
+          </w:p>
+        </w:tc>
+        <w:tc>
+          <w:tcPr>
+            <w:tcW w:type="dxa" w:w="2700"/>
+            <w:tcBorders>
+              <w:top w:val="single" w:color="C9C8C3" w:sz="4"/>
+              <w:left w:val="single" w:color="C9C8C3" w:sz="4"/>
+              <w:bottom w:val="single" w:color="C9C8C3" w:sz="4"/>
+              <w:right w:val="single" w:color="C9C8C3" w:sz="4"/>
+            </w:tcBorders>
+            <w:shd w:fill="EFEEEA" w:color="auto" w:val="clear"/>
+            <w:tcMar>
+              <w:top w:type="dxa" w:w="50"/>
+              <w:left w:type="dxa" w:w="90"/>
+              <w:bottom w:type="dxa" w:w="50"/>
+              <w:right w:type="dxa" w:w="90"/>
+            </w:tcMar>
+          </w:tcPr>
+          <w:p>
+            <w:pPr>
+              <w:keepNext/>
+              <w:jc w:val="right"/>
+            </w:pPr>
+            <w:r>
+              <w:rPr>
+                <w:rFonts w:ascii="Calibri" w:cs="Calibri" w:eastAsia="Calibri" w:hAnsi="Calibri"/>
+                <w:b/>
+                <w:bCs/>
+                <w:sz w:val="18"/>
+                <w:szCs w:val="18"/>
+              </w:rPr>
+              <w:t xml:space="preserve">Adopted</w:t>
+            </w:r>
+          </w:p>
+        </w:tc>
+        <w:tc>
+          <w:tcPr>
+            <w:tcW w:type="dxa" w:w="3060"/>
+            <w:tcBorders>
+              <w:top w:val="single" w:color="C9C8C3" w:sz="4"/>
+              <w:left w:val="single" w:color="C9C8C3" w:sz="4"/>
+              <w:bottom w:val="single" w:color="C9C8C3" w:sz="4"/>
+              <w:right w:val="single" w:color="C9C8C3" w:sz="4"/>
+            </w:tcBorders>
+            <w:shd w:fill="EFEEEA" w:color="auto" w:val="clear"/>
+            <w:tcMar>
+              <w:top w:type="dxa" w:w="50"/>
+              <w:left w:type="dxa" w:w="90"/>
+              <w:bottom w:type="dxa" w:w="50"/>
+              <w:right w:type="dxa" w:w="90"/>
+            </w:tcMar>
+          </w:tcPr>
+          <w:p>
+            <w:pPr>
+              <w:keepNext/>
+              <w:jc w:val="right"/>
+            </w:pPr>
+            <w:r>
+              <w:rPr>
+                <w:rFonts w:ascii="Calibri" w:cs="Calibri" w:eastAsia="Calibri" w:hAnsi="Calibri"/>
+                <w:b/>
+                <w:bCs/>
+                <w:sz w:val="18"/>
+                <w:szCs w:val="18"/>
+              </w:rPr>
+              <w:t xml:space="preserve">With the pick number added</w:t>
+            </w:r>
+          </w:p>
+        </w:tc>
+      </w:tr>
+      <w:tr>
+        <w:trPr>
+          <w:cantSplit/>
+        </w:trPr>
+        <w:tc>
+          <w:tcPr>
+            <w:tcW w:type="dxa" w:w="3600"/>
+            <w:tcBorders>
+              <w:top w:val="single" w:color="C9C8C3" w:sz="4"/>
+              <w:left w:val="single" w:color="C9C8C3" w:sz="4"/>
+              <w:bottom w:val="single" w:color="C9C8C3" w:sz="4"/>
+              <w:right w:val="single" w:color="C9C8C3" w:sz="4"/>
+            </w:tcBorders>
+            <w:tcMar>
+              <w:top w:type="dxa" w:w="50"/>
+              <w:left w:type="dxa" w:w="90"/>
+              <w:bottom w:type="dxa" w:w="50"/>
+              <w:right w:type="dxa" w:w="90"/>
+            </w:tcMar>
+          </w:tcPr>
+          <w:p>
+            <w:pPr>
+              <w:keepNext/>
+              <w:jc w:val="left"/>
+            </w:pPr>
+            <w:r>
+              <w:rPr>
+                <w:rFonts w:ascii="Calibri" w:cs="Calibri" w:eastAsia="Calibri" w:hAnsi="Calibri"/>
+                <w:b w:val="false"/>
+                <w:bCs w:val="false"/>
+                <w:sz w:val="18"/>
+                <w:szCs w:val="18"/>
+              </w:rPr>
+              <w:t xml:space="preserve">Star probability (the star value)</w:t>
+            </w:r>
+          </w:p>
+        </w:tc>
+        <w:tc>
+          <w:tcPr>
+            <w:tcW w:type="dxa" w:w="2700"/>
+            <w:tcBorders>
+              <w:top w:val="single" w:color="C9C8C3" w:sz="4"/>
+              <w:left w:val="single" w:color="C9C8C3" w:sz="4"/>
+              <w:bottom w:val="single" w:color="C9C8C3" w:sz="4"/>
+              <w:right w:val="single" w:color="C9C8C3" w:sz="4"/>
+            </w:tcBorders>
+            <w:tcMar>
+              <w:top w:type="dxa" w:w="50"/>
+              <w:left w:type="dxa" w:w="90"/>
+              <w:bottom w:type="dxa" w:w="50"/>
+              <w:right w:type="dxa" w:w="90"/>
+            </w:tcMar>
+          </w:tcPr>
+          <w:p>
+            <w:pPr>
+              <w:keepNext/>
+              <w:jc w:val="right"/>
+            </w:pPr>
+            <w:r>
+              <w:rPr>
+                <w:rFonts w:ascii="Calibri" w:cs="Calibri" w:eastAsia="Calibri" w:hAnsi="Calibri"/>
+                <w:b w:val="false"/>
+                <w:bCs w:val="false"/>
+                <w:sz w:val="18"/>
+                <w:szCs w:val="18"/>
+              </w:rPr>
+              <w:t xml:space="preserve">31.66 (2.74)</w:t>
+            </w:r>
+          </w:p>
+        </w:tc>
+        <w:tc>
+          <w:tcPr>
+            <w:tcW w:type="dxa" w:w="3060"/>
+            <w:tcBorders>
+              <w:top w:val="single" w:color="C9C8C3" w:sz="4"/>
+              <w:left w:val="single" w:color="C9C8C3" w:sz="4"/>
+              <w:bottom w:val="single" w:color="C9C8C3" w:sz="4"/>
+              <w:right w:val="single" w:color="C9C8C3" w:sz="4"/>
+            </w:tcBorders>
+            <w:tcMar>
+              <w:top w:type="dxa" w:w="50"/>
+              <w:left w:type="dxa" w:w="90"/>
+              <w:bottom w:type="dxa" w:w="50"/>
+              <w:right w:type="dxa" w:w="90"/>
+            </w:tcMar>
+          </w:tcPr>
+          <w:p>
+            <w:pPr>
+              <w:keepNext/>
+              <w:jc w:val="right"/>
+            </w:pPr>
+            <w:r>
+              <w:rPr>
+                <w:rFonts w:ascii="Calibri" w:cs="Calibri" w:eastAsia="Calibri" w:hAnsi="Calibri"/>
+                <w:b w:val="false"/>
+                <w:bCs w:val="false"/>
+                <w:sz w:val="18"/>
+                <w:szCs w:val="18"/>
+              </w:rPr>
+              <w:t xml:space="preserve">30.32 (4.11)</w:t>
+            </w:r>
+          </w:p>
+        </w:tc>
+      </w:tr>
+      <w:tr>
+        <w:trPr>
+          <w:cantSplit/>
+        </w:trPr>
+        <w:tc>
+          <w:tcPr>
+            <w:tcW w:type="dxa" w:w="3600"/>
+            <w:tcBorders>
+              <w:top w:val="single" w:color="C9C8C3" w:sz="4"/>
+              <w:left w:val="single" w:color="C9C8C3" w:sz="4"/>
+              <w:bottom w:val="single" w:color="C9C8C3" w:sz="4"/>
+              <w:right w:val="single" w:color="C9C8C3" w:sz="4"/>
+            </w:tcBorders>
+            <w:tcMar>
+              <w:top w:type="dxa" w:w="50"/>
+              <w:left w:type="dxa" w:w="90"/>
+              <w:bottom w:type="dxa" w:w="50"/>
+              <w:right w:type="dxa" w:w="90"/>
+            </w:tcMar>
+          </w:tcPr>
+          <w:p>
+            <w:pPr>
+              <w:keepNext/>
+              <w:jc w:val="left"/>
+            </w:pPr>
+            <w:r>
+              <w:rPr>
+                <w:rFonts w:ascii="Calibri" w:cs="Calibri" w:eastAsia="Calibri" w:hAnsi="Calibri"/>
+                <w:b w:val="false"/>
+                <w:bCs w:val="false"/>
+                <w:sz w:val="18"/>
+                <w:szCs w:val="18"/>
+              </w:rPr>
+              <w:t xml:space="preserve">Pick number</w:t>
+            </w:r>
+          </w:p>
+        </w:tc>
+        <w:tc>
+          <w:tcPr>
+            <w:tcW w:type="dxa" w:w="2700"/>
+            <w:tcBorders>
+              <w:top w:val="single" w:color="C9C8C3" w:sz="4"/>
+              <w:left w:val="single" w:color="C9C8C3" w:sz="4"/>
+              <w:bottom w:val="single" w:color="C9C8C3" w:sz="4"/>
+              <w:right w:val="single" w:color="C9C8C3" w:sz="4"/>
+            </w:tcBorders>
+            <w:tcMar>
+              <w:top w:type="dxa" w:w="50"/>
+              <w:left w:type="dxa" w:w="90"/>
+              <w:bottom w:type="dxa" w:w="50"/>
+              <w:right w:type="dxa" w:w="90"/>
+            </w:tcMar>
+          </w:tcPr>
+          <w:p>
+            <w:pPr>
+              <w:keepNext/>
+              <w:jc w:val="right"/>
+            </w:pPr>
+          </w:p>
+        </w:tc>
+        <w:tc>
+          <w:tcPr>
+            <w:tcW w:type="dxa" w:w="3060"/>
+            <w:tcBorders>
+              <w:top w:val="single" w:color="C9C8C3" w:sz="4"/>
+              <w:left w:val="single" w:color="C9C8C3" w:sz="4"/>
+              <w:bottom w:val="single" w:color="C9C8C3" w:sz="4"/>
+              <w:right w:val="single" w:color="C9C8C3" w:sz="4"/>
+            </w:tcBorders>
+            <w:tcMar>
+              <w:top w:type="dxa" w:w="50"/>
+              <w:left w:type="dxa" w:w="90"/>
+              <w:bottom w:type="dxa" w:w="50"/>
+              <w:right w:type="dxa" w:w="90"/>
+            </w:tcMar>
+          </w:tcPr>
+          <w:p>
+            <w:pPr>
+              <w:keepNext/>
+              <w:jc w:val="right"/>
+            </w:pPr>
+            <w:r>
+              <w:rPr>
+                <w:rFonts w:ascii="Calibri" w:cs="Calibri" w:eastAsia="Calibri" w:hAnsi="Calibri"/>
+                <w:b w:val="false"/>
+                <w:bCs w:val="false"/>
+                <w:sz w:val="18"/>
+                <w:szCs w:val="18"/>
+              </w:rPr>
+              <w:t xml:space="preserve">-0.0018 (0.0030)</w:t>
+            </w:r>
+          </w:p>
+        </w:tc>
+      </w:tr>
+      <w:tr>
+        <w:trPr>
+          <w:cantSplit/>
+        </w:trPr>
+        <w:tc>
+          <w:tcPr>
+            <w:tcW w:type="dxa" w:w="3600"/>
+            <w:tcBorders>
+              <w:top w:val="single" w:color="C9C8C3" w:sz="4"/>
+              <w:left w:val="single" w:color="C9C8C3" w:sz="4"/>
+              <w:bottom w:val="single" w:color="C9C8C3" w:sz="4"/>
+              <w:right w:val="single" w:color="C9C8C3" w:sz="4"/>
+            </w:tcBorders>
+            <w:tcMar>
+              <w:top w:type="dxa" w:w="50"/>
+              <w:left w:type="dxa" w:w="90"/>
+              <w:bottom w:type="dxa" w:w="50"/>
+              <w:right w:type="dxa" w:w="90"/>
+            </w:tcMar>
+          </w:tcPr>
+          <w:p>
+            <w:pPr>
+              <w:keepNext/>
+              <w:jc w:val="left"/>
+            </w:pPr>
+            <w:r>
+              <w:rPr>
+                <w:rFonts w:ascii="Calibri" w:cs="Calibri" w:eastAsia="Calibri" w:hAnsi="Calibri"/>
+                <w:b w:val="false"/>
+                <w:bCs w:val="false"/>
+                <w:sz w:val="18"/>
+                <w:szCs w:val="18"/>
+              </w:rPr>
+              <w:t xml:space="preserve">Constant</w:t>
+            </w:r>
+          </w:p>
+        </w:tc>
+        <w:tc>
+          <w:tcPr>
+            <w:tcW w:type="dxa" w:w="2700"/>
+            <w:tcBorders>
+              <w:top w:val="single" w:color="C9C8C3" w:sz="4"/>
+              <w:left w:val="single" w:color="C9C8C3" w:sz="4"/>
+              <w:bottom w:val="single" w:color="C9C8C3" w:sz="4"/>
+              <w:right w:val="single" w:color="C9C8C3" w:sz="4"/>
+            </w:tcBorders>
+            <w:tcMar>
+              <w:top w:type="dxa" w:w="50"/>
+              <w:left w:type="dxa" w:w="90"/>
+              <w:bottom w:type="dxa" w:w="50"/>
+              <w:right w:type="dxa" w:w="90"/>
+            </w:tcMar>
+          </w:tcPr>
+          <w:p>
+            <w:pPr>
+              <w:keepNext/>
+              <w:jc w:val="right"/>
+            </w:pPr>
+          </w:p>
+        </w:tc>
+        <w:tc>
+          <w:tcPr>
+            <w:tcW w:type="dxa" w:w="3060"/>
+            <w:tcBorders>
+              <w:top w:val="single" w:color="C9C8C3" w:sz="4"/>
+              <w:left w:val="single" w:color="C9C8C3" w:sz="4"/>
+              <w:bottom w:val="single" w:color="C9C8C3" w:sz="4"/>
+              <w:right w:val="single" w:color="C9C8C3" w:sz="4"/>
+            </w:tcBorders>
+            <w:tcMar>
+              <w:top w:type="dxa" w:w="50"/>
+              <w:left w:type="dxa" w:w="90"/>
+              <w:bottom w:type="dxa" w:w="50"/>
+              <w:right w:type="dxa" w:w="90"/>
+            </w:tcMar>
+          </w:tcPr>
+          <w:p>
+            <w:pPr>
+              <w:keepNext/>
+              <w:jc w:val="right"/>
+            </w:pPr>
+            <w:r>
+              <w:rPr>
+                <w:rFonts w:ascii="Calibri" w:cs="Calibri" w:eastAsia="Calibri" w:hAnsi="Calibri"/>
+                <w:b w:val="false"/>
+                <w:bCs w:val="false"/>
+                <w:sz w:val="18"/>
+                <w:szCs w:val="18"/>
+              </w:rPr>
+              <w:t xml:space="preserve">0.36 (0.50)</w:t>
+            </w:r>
+          </w:p>
+        </w:tc>
+      </w:tr>
+      <w:tr>
+        <w:trPr>
+          <w:cantSplit/>
+        </w:trPr>
+        <w:tc>
+          <w:tcPr>
+            <w:tcW w:type="dxa" w:w="3600"/>
+            <w:tcBorders>
+              <w:top w:val="single" w:color="C9C8C3" w:sz="4"/>
+              <w:left w:val="single" w:color="C9C8C3" w:sz="4"/>
+              <w:bottom w:val="single" w:color="C9C8C3" w:sz="4"/>
+              <w:right w:val="single" w:color="C9C8C3" w:sz="4"/>
+            </w:tcBorders>
+            <w:tcMar>
+              <w:top w:type="dxa" w:w="50"/>
+              <w:left w:type="dxa" w:w="90"/>
+              <w:bottom w:type="dxa" w:w="50"/>
+              <w:right w:type="dxa" w:w="90"/>
+            </w:tcMar>
+          </w:tcPr>
+          <w:p>
+            <w:pPr>
+              <w:keepNext/>
+              <w:jc w:val="left"/>
+            </w:pPr>
+            <w:r>
+              <w:rPr>
+                <w:rFonts w:ascii="Calibri" w:cs="Calibri" w:eastAsia="Calibri" w:hAnsi="Calibri"/>
+                <w:b w:val="false"/>
+                <w:bCs w:val="false"/>
+                <w:sz w:val="18"/>
+                <w:szCs w:val="18"/>
+              </w:rPr>
+              <w:t xml:space="preserve">Draft-year indicators</w:t>
+            </w:r>
+          </w:p>
+        </w:tc>
+        <w:tc>
+          <w:tcPr>
+            <w:tcW w:type="dxa" w:w="2700"/>
+            <w:tcBorders>
+              <w:top w:val="single" w:color="C9C8C3" w:sz="4"/>
+              <w:left w:val="single" w:color="C9C8C3" w:sz="4"/>
+              <w:bottom w:val="single" w:color="C9C8C3" w:sz="4"/>
+              <w:right w:val="single" w:color="C9C8C3" w:sz="4"/>
+            </w:tcBorders>
+            <w:tcMar>
+              <w:top w:type="dxa" w:w="50"/>
+              <w:left w:type="dxa" w:w="90"/>
+              <w:bottom w:type="dxa" w:w="50"/>
+              <w:right w:type="dxa" w:w="90"/>
+            </w:tcMar>
+          </w:tcPr>
+          <w:p>
+            <w:pPr>
+              <w:keepNext/>
+              <w:jc w:val="right"/>
+            </w:pPr>
+            <w:r>
+              <w:rPr>
+                <w:rFonts w:ascii="Calibri" w:cs="Calibri" w:eastAsia="Calibri" w:hAnsi="Calibri"/>
+                <w:b w:val="false"/>
+                <w:bCs w:val="false"/>
+                <w:sz w:val="18"/>
+                <w:szCs w:val="18"/>
+              </w:rPr>
+              <w:t xml:space="preserve">Yes</w:t>
+            </w:r>
+          </w:p>
+        </w:tc>
+        <w:tc>
+          <w:tcPr>
+            <w:tcW w:type="dxa" w:w="3060"/>
+            <w:tcBorders>
+              <w:top w:val="single" w:color="C9C8C3" w:sz="4"/>
+              <w:left w:val="single" w:color="C9C8C3" w:sz="4"/>
+              <w:bottom w:val="single" w:color="C9C8C3" w:sz="4"/>
+              <w:right w:val="single" w:color="C9C8C3" w:sz="4"/>
+            </w:tcBorders>
+            <w:tcMar>
+              <w:top w:type="dxa" w:w="50"/>
+              <w:left w:type="dxa" w:w="90"/>
+              <w:bottom w:type="dxa" w:w="50"/>
+              <w:right w:type="dxa" w:w="90"/>
+            </w:tcMar>
+          </w:tcPr>
+          <w:p>
+            <w:pPr>
+              <w:keepNext/>
+              <w:jc w:val="right"/>
+            </w:pPr>
+            <w:r>
+              <w:rPr>
+                <w:rFonts w:ascii="Calibri" w:cs="Calibri" w:eastAsia="Calibri" w:hAnsi="Calibri"/>
+                <w:b w:val="false"/>
+                <w:bCs w:val="false"/>
+                <w:sz w:val="18"/>
+                <w:szCs w:val="18"/>
+              </w:rPr>
+              <w:t xml:space="preserve">Yes</w:t>
+            </w:r>
+          </w:p>
+        </w:tc>
+      </w:tr>
+      <w:tr>
+        <w:trPr>
+          <w:cantSplit/>
+        </w:trPr>
+        <w:tc>
+          <w:tcPr>
+            <w:tcW w:type="dxa" w:w="3600"/>
+            <w:tcBorders>
+              <w:top w:val="single" w:color="C9C8C3" w:sz="4"/>
+              <w:left w:val="single" w:color="C9C8C3" w:sz="4"/>
+              <w:bottom w:val="single" w:color="C9C8C3" w:sz="4"/>
+              <w:right w:val="single" w:color="C9C8C3" w:sz="4"/>
+            </w:tcBorders>
+            <w:tcMar>
+              <w:top w:type="dxa" w:w="50"/>
+              <w:left w:type="dxa" w:w="90"/>
+              <w:bottom w:type="dxa" w:w="50"/>
+              <w:right w:type="dxa" w:w="90"/>
+            </w:tcMar>
+          </w:tcPr>
+          <w:p>
+            <w:pPr>
+              <w:keepNext/>
+              <w:jc w:val="left"/>
+            </w:pPr>
+            <w:r>
+              <w:rPr>
+                <w:rFonts w:ascii="Calibri" w:cs="Calibri" w:eastAsia="Calibri" w:hAnsi="Calibri"/>
+                <w:b w:val="false"/>
+                <w:bCs w:val="false"/>
+                <w:sz w:val="18"/>
+                <w:szCs w:val="18"/>
+              </w:rPr>
+              <w:t xml:space="preserve">Drafted players</w:t>
+            </w:r>
+          </w:p>
+        </w:tc>
+        <w:tc>
+          <w:tcPr>
+            <w:tcW w:type="dxa" w:w="2700"/>
+            <w:tcBorders>
+              <w:top w:val="single" w:color="C9C8C3" w:sz="4"/>
+              <w:left w:val="single" w:color="C9C8C3" w:sz="4"/>
+              <w:bottom w:val="single" w:color="C9C8C3" w:sz="4"/>
+              <w:right w:val="single" w:color="C9C8C3" w:sz="4"/>
+            </w:tcBorders>
+            <w:tcMar>
+              <w:top w:type="dxa" w:w="50"/>
+              <w:left w:type="dxa" w:w="90"/>
+              <w:bottom w:type="dxa" w:w="50"/>
+              <w:right w:type="dxa" w:w="90"/>
+            </w:tcMar>
+          </w:tcPr>
+          <w:p>
+            <w:pPr>
+              <w:keepNext/>
+              <w:jc w:val="right"/>
+            </w:pPr>
+            <w:r>
+              <w:rPr>
+                <w:rFonts w:ascii="Calibri" w:cs="Calibri" w:eastAsia="Calibri" w:hAnsi="Calibri"/>
+                <w:b w:val="false"/>
+                <w:bCs w:val="false"/>
+                <w:sz w:val="18"/>
+                <w:szCs w:val="18"/>
+              </w:rPr>
+              <w:t xml:space="preserve">2,322</w:t>
+            </w:r>
+          </w:p>
+        </w:tc>
+        <w:tc>
+          <w:tcPr>
+            <w:tcW w:type="dxa" w:w="3060"/>
+            <w:tcBorders>
+              <w:top w:val="single" w:color="C9C8C3" w:sz="4"/>
+              <w:left w:val="single" w:color="C9C8C3" w:sz="4"/>
+              <w:bottom w:val="single" w:color="C9C8C3" w:sz="4"/>
+              <w:right w:val="single" w:color="C9C8C3" w:sz="4"/>
+            </w:tcBorders>
+            <w:tcMar>
+              <w:top w:type="dxa" w:w="50"/>
+              <w:left w:type="dxa" w:w="90"/>
+              <w:bottom w:type="dxa" w:w="50"/>
+              <w:right w:type="dxa" w:w="90"/>
+            </w:tcMar>
+          </w:tcPr>
+          <w:p>
+            <w:pPr>
+              <w:keepNext/>
+              <w:jc w:val="right"/>
+            </w:pPr>
+            <w:r>
+              <w:rPr>
+                <w:rFonts w:ascii="Calibri" w:cs="Calibri" w:eastAsia="Calibri" w:hAnsi="Calibri"/>
+                <w:b w:val="false"/>
+                <w:bCs w:val="false"/>
+                <w:sz w:val="18"/>
+                <w:szCs w:val="18"/>
+              </w:rPr>
+              <w:t xml:space="preserve">2,322</w:t>
+            </w:r>
+          </w:p>
+        </w:tc>
+      </w:tr>
+      <w:tr>
+        <w:trPr>
+          <w:cantSplit/>
+        </w:trPr>
+        <w:tc>
+          <w:tcPr>
+            <w:tcW w:type="dxa" w:w="3600"/>
+            <w:tcBorders>
+              <w:top w:val="single" w:color="C9C8C3" w:sz="4"/>
+              <w:left w:val="single" w:color="C9C8C3" w:sz="4"/>
+              <w:bottom w:val="single" w:color="C9C8C3" w:sz="4"/>
+              <w:right w:val="single" w:color="C9C8C3" w:sz="4"/>
+            </w:tcBorders>
+            <w:tcMar>
+              <w:top w:type="dxa" w:w="50"/>
+              <w:left w:type="dxa" w:w="90"/>
+              <w:bottom w:type="dxa" w:w="50"/>
+              <w:right w:type="dxa" w:w="90"/>
+            </w:tcMar>
+          </w:tcPr>
+          <w:p>
+            <w:pPr>
+              <w:keepNext w:val="false"/>
+              <w:jc w:val="left"/>
+            </w:pPr>
+            <w:r>
+              <w:rPr>
+                <w:rFonts w:ascii="Calibri" w:cs="Calibri" w:eastAsia="Calibri" w:hAnsi="Calibri"/>
+                <w:b w:val="false"/>
+                <w:bCs w:val="false"/>
+                <w:sz w:val="18"/>
+                <w:szCs w:val="18"/>
+              </w:rPr>
+              <w:t xml:space="preserve">R-squared</w:t>
+            </w:r>
+          </w:p>
+        </w:tc>
+        <w:tc>
+          <w:tcPr>
+            <w:tcW w:type="dxa" w:w="2700"/>
+            <w:tcBorders>
+              <w:top w:val="single" w:color="C9C8C3" w:sz="4"/>
+              <w:left w:val="single" w:color="C9C8C3" w:sz="4"/>
+              <w:bottom w:val="single" w:color="C9C8C3" w:sz="4"/>
+              <w:right w:val="single" w:color="C9C8C3" w:sz="4"/>
+            </w:tcBorders>
+            <w:tcMar>
+              <w:top w:type="dxa" w:w="50"/>
+              <w:left w:type="dxa" w:w="90"/>
+              <w:bottom w:type="dxa" w:w="50"/>
+              <w:right w:type="dxa" w:w="90"/>
+            </w:tcMar>
+          </w:tcPr>
+          <w:p>
+            <w:pPr>
+              <w:keepNext w:val="false"/>
+              <w:jc w:val="right"/>
+            </w:pPr>
+            <w:r>
+              <w:rPr>
+                <w:rFonts w:ascii="Calibri" w:cs="Calibri" w:eastAsia="Calibri" w:hAnsi="Calibri"/>
+                <w:b w:val="false"/>
+                <w:bCs w:val="false"/>
+                <w:sz w:val="18"/>
+                <w:szCs w:val="18"/>
+              </w:rPr>
+              <w:t xml:space="preserve">0.233</w:t>
+            </w:r>
+          </w:p>
+        </w:tc>
+        <w:tc>
+          <w:tcPr>
+            <w:tcW w:type="dxa" w:w="3060"/>
+            <w:tcBorders>
+              <w:top w:val="single" w:color="C9C8C3" w:sz="4"/>
+              <w:left w:val="single" w:color="C9C8C3" w:sz="4"/>
+              <w:bottom w:val="single" w:color="C9C8C3" w:sz="4"/>
+              <w:right w:val="single" w:color="C9C8C3" w:sz="4"/>
+            </w:tcBorders>
+            <w:tcMar>
+              <w:top w:type="dxa" w:w="50"/>
+              <w:left w:type="dxa" w:w="90"/>
+              <w:bottom w:type="dxa" w:w="50"/>
+              <w:right w:type="dxa" w:w="90"/>
+            </w:tcMar>
+          </w:tcPr>
+          <w:p>
+            <w:pPr>
+              <w:keepNext w:val="false"/>
+              <w:jc w:val="right"/>
+            </w:pPr>
+            <w:r>
+              <w:rPr>
+                <w:rFonts w:ascii="Calibri" w:cs="Calibri" w:eastAsia="Calibri" w:hAnsi="Calibri"/>
+                <w:b w:val="false"/>
+                <w:bCs w:val="false"/>
+                <w:sz w:val="18"/>
+                <w:szCs w:val="18"/>
+              </w:rPr>
+              <w:t xml:space="preserve">0.234</w:t>
+            </w:r>
+          </w:p>
+        </w:tc>
+      </w:tr>
+    </w:tbl>
+    <w:p>
+      <w:pPr>
+        <w:spacing w:after="220" w:before="40"/>
+      </w:pPr>
+      <w:r>
+        <w:rPr>
+          <w:rFonts w:ascii="Calibri" w:cs="Calibri" w:eastAsia="Calibri" w:hAnsi="Calibri"/>
+          <w:color w:val="52514E"/>
+          <w:sz w:val="18"/>
+          <w:szCs w:val="18"/>
+        </w:rPr>
+        <w:t xml:space="preserve">Dependent variable: each drafted player's surplus while his club held his rights, in millions of dollars at the 2025-26 cap, for all 2,322 players drafted from 2007 to 2017. Robust standard errors in parentheses. The draft-year indicators sum to zero, so the coefficients describe an average draft.</w:t>
+      </w:r>
+    </w:p>
+    <w:p>
+      <w:pPr>
+        <w:spacing w:after="120" w:before="60" w:line="276"/>
+      </w:pPr>
+      <w:r>
+        <w:rPr>
+          <w:rFonts w:ascii="Calibri" w:cs="Calibri" w:eastAsia="Calibri" w:hAnsi="Calibri"/>
+        </w:rPr>
+        <w:t xml:space="preserve">Two further checks support Bacon's probability. When his definition of a star is applied to our own data (also requiring 200 NHL games), 5.9% of the skaters drafted from 2007 to 2015 became stars, against the 5.3% his probabilities imply, and each range of picks is within sampling error. This agreement is not independent confirmation, since his model is fitted on largely the same drafts. I also tested more flexible curves (Appendix A); none predicted held-out drafts better by more than about $0.01 million a pick.</w:t>
+      </w:r>
+    </w:p>
+    <w:p>
+      <w:pPr>
+        <w:pStyle w:val="Heading1"/>
+        <w:spacing w:after="120" w:before="280"/>
+      </w:pPr>
+      <w:r>
+        <w:rPr>
+          <w:rFonts w:ascii="Calibri" w:cs="Calibri" w:eastAsia="Calibri" w:hAnsi="Calibri"/>
+        </w:rPr>
+        <w:t xml:space="preserve">5. One Star Value for Every Draft</w:t>
+      </w:r>
+    </w:p>
+    <w:p>
+      <w:pPr>
+        <w:spacing w:after="120" w:before="60" w:line="276"/>
+      </w:pPr>
+      <w:r>
+        <w:rPr>
+          <w:rFonts w:ascii="Calibri" w:cs="Calibri" w:eastAsia="Calibri" w:hAnsi="Calibri"/>
+        </w:rPr>
+        <w:t xml:space="preserve">Fitted on each draft separately, the star value differs between drafts, and the differences are statistically significant (p = 0.0045; Figure 2). It ranges from $9.5 million for the 2012 draft to $56.9 million for 2015. Some drafts are deeper than others, so this is expected.</w:t>
+      </w:r>
+    </w:p>
+    <w:p>
+      <w:pPr>
+        <w:keepNext/>
+        <w:spacing w:after="60" w:before="180"/>
+      </w:pPr>
+      <w:r>
+        <w:rPr>
+          <w:rFonts w:ascii="Calibri" w:cs="Calibri" w:eastAsia="Calibri" w:hAnsi="Calibri"/>
+          <w:b/>
+          <w:bCs/>
+          <w:sz w:val="20"/>
+          <w:szCs w:val="20"/>
+        </w:rPr>
+        <w:t xml:space="preserve">Figure 2. The star value fitted on each draft</w:t>
       </w:r>
     </w:p>
     <w:p>
@@ -1559,7 +2327,7 @@
       <w:r>
         <w:drawing>
           <wp:inline distT="0" distB="0" distL="0" distR="0">
-            <wp:extent cx="5143500" cy="2724150"/>
+            <wp:extent cx="5143500" cy="2667000"/>
             <wp:effectExtent t="0" r="0" b="0" l="0"/>
             <wp:docPr id="2" name="" descr="" title=""/>
             <wp:cNvGraphicFramePr>
@@ -1584,7 +2352,7 @@
                   <pic:spPr bwMode="auto">
                     <a:xfrm>
                       <a:off x="0" y="0"/>
-                      <a:ext cx="5143500" cy="2724150"/>
+                      <a:ext cx="5143500" cy="2667000"/>
                     </a:xfrm>
                     <a:prstGeom prst="rect">
                       <a:avLst/>
@@ -1608,7 +2376,7 @@
           <w:sz w:val="18"/>
           <w:szCs w:val="18"/>
         </w:rPr>
-        <w:t xml:space="preserve">The blue line is the dollar scale used for trades in each season, fitted only on drafts made nine or more seasons earlier (two drafts for 2017-18, rising to ten for 2025-26); the bars are two standard errors. The dashed line is the scale fitted on all eleven drafts (2007-2017), kept as a sensitivity. The dollar scale is the surplus, in millions of dollars at the 2025-26 cap, that one unit (100%) of star probability delivered.</w:t>
+        <w:t xml:space="preserve">Each blue dot is the star value fitted on one draft alone (all positions), with bars two standard errors either side. The solid line is the star value fitted on all eleven drafts and used by the model; the dashed line is the same fit without the 2015 and 2016 drafts. The star value is the surplus, in millions of dollars at the 2025-26 cap, of a pick certain to produce a star.</w:t>
       </w:r>
     </w:p>
     <w:p>
@@ -1619,7 +2387,18 @@
         <w:rPr>
           <w:rFonts w:ascii="Calibri" w:cs="Calibri" w:eastAsia="Calibri" w:hAnsi="Calibri"/>
         </w:rPr>
-        <w:t xml:space="preserve">The curve's shape does not raise the same concern. Bacon's probabilities are fitted on drafts through 2021, but they fit our 2007-2011 drafts as well as our 2012-2017 drafts (p = 0.61 and p = 0.79 for adding the pick number), so a curve shaped on early drafts alone would look the same. Table 2 gives the resulting value of a pick at selected slots.</w:t>
+        <w:t xml:space="preserve">What matters for the model is whether the star value drifts over time, because a drift would make an average over all eleven drafts wrong for any one trade. Fitted with a linear trend across draft years, the star value rises by $2.1 million a draft (p = 0.046). That rise rests on two drafts, however. Without 2015 (Connor McDavid, Jack Eichel) and 2016 (Auston Matthews), the trend falls to $0.8 million a draft and is not statistically significant (p = 0.44).</w:t>
+      </w:r>
+    </w:p>
+    <w:p>
+      <w:pPr>
+        <w:spacing w:after="120" w:before="60" w:line="276"/>
+      </w:pPr>
+      <w:r>
+        <w:rPr>
+          <w:rFonts w:ascii="Calibri" w:cs="Calibri" w:eastAsia="Calibri" w:hAnsi="Calibri"/>
+        </w:rPr>
+        <w:t xml:space="preserve">The model, therefore, uses one star value for every draft, $31.7 million, fitted on all eleven. This treats each club as expecting the same value from a given slot each year, with an exceptional draft as noise. The 2015 and 2016 drafts finished after most of the trades studied, so the same fit without them, $27.6 million, is reported beside it as a sensitivity; it lowers each pick's value by 13%. Table 3 gives the value of a pick at selected slots under both.</w:t>
       </w:r>
     </w:p>
     <w:p>
@@ -1635,7 +2414,7 @@
           <w:sz w:val="20"/>
           <w:szCs w:val="20"/>
         </w:rPr>
-        <w:t xml:space="preserve">Table 2. Value of a pick by slot and trade season</w:t>
+        <w:t xml:space="preserve">Table 3. Value of a pick by slot</w:t>
       </w:r>
     </w:p>
     <w:tbl>
@@ -1651,12 +2430,10 @@
         </w:tblBorders>
       </w:tblPr>
       <w:tblGrid>
-        <w:gridCol w:w="900"/>
         <w:gridCol w:w="1500"/>
-        <w:gridCol w:w="1650"/>
-        <w:gridCol w:w="1650"/>
-        <w:gridCol w:w="1650"/>
-        <w:gridCol w:w="2010"/>
+        <w:gridCol w:w="2200"/>
+        <w:gridCol w:w="2800"/>
+        <w:gridCol w:w="2860"/>
       </w:tblGrid>
       <w:tr>
         <w:trPr>
@@ -1664,7 +2441,7 @@
         </w:trPr>
         <w:tc>
           <w:tcPr>
-            <w:tcW w:type="dxa" w:w="900"/>
+            <w:tcW w:type="dxa" w:w="1500"/>
             <w:tcBorders>
               <w:top w:val="single" w:color="C9C8C3" w:sz="4"/>
               <w:left w:val="single" w:color="C9C8C3" w:sz="4"/>
@@ -1698,7 +2475,7 @@
         </w:tc>
         <w:tc>
           <w:tcPr>
-            <w:tcW w:type="dxa" w:w="1500"/>
+            <w:tcW w:type="dxa" w:w="2200"/>
             <w:tcBorders>
               <w:top w:val="single" w:color="C9C8C3" w:sz="4"/>
               <w:left w:val="single" w:color="C9C8C3" w:sz="4"/>
@@ -1732,7 +2509,7 @@
         </w:tc>
         <w:tc>
           <w:tcPr>
-            <w:tcW w:type="dxa" w:w="1650"/>
+            <w:tcW w:type="dxa" w:w="2800"/>
             <w:tcBorders>
               <w:top w:val="single" w:color="C9C8C3" w:sz="4"/>
               <w:left w:val="single" w:color="C9C8C3" w:sz="4"/>
@@ -1760,13 +2537,13 @@
                 <w:sz w:val="18"/>
                 <w:szCs w:val="18"/>
               </w:rPr>
-              <w:t xml:space="preserve">Traded 2017-18</w:t>
-            </w:r>
-          </w:p>
-        </w:tc>
-        <w:tc>
-          <w:tcPr>
-            <w:tcW w:type="dxa" w:w="1650"/>
+              <w:t xml:space="preserve">Value (all eleven drafts)</w:t>
+            </w:r>
+          </w:p>
+        </w:tc>
+        <w:tc>
+          <w:tcPr>
+            <w:tcW w:type="dxa" w:w="2860"/>
             <w:tcBorders>
               <w:top w:val="single" w:color="C9C8C3" w:sz="4"/>
               <w:left w:val="single" w:color="C9C8C3" w:sz="4"/>
@@ -1794,75 +2571,7 @@
                 <w:sz w:val="18"/>
                 <w:szCs w:val="18"/>
               </w:rPr>
-              <w:t xml:space="preserve">Traded 2019-20</w:t>
-            </w:r>
-          </w:p>
-        </w:tc>
-        <w:tc>
-          <w:tcPr>
-            <w:tcW w:type="dxa" w:w="1650"/>
-            <w:tcBorders>
-              <w:top w:val="single" w:color="C9C8C3" w:sz="4"/>
-              <w:left w:val="single" w:color="C9C8C3" w:sz="4"/>
-              <w:bottom w:val="single" w:color="C9C8C3" w:sz="4"/>
-              <w:right w:val="single" w:color="C9C8C3" w:sz="4"/>
-            </w:tcBorders>
-            <w:shd w:fill="EFEEEA" w:color="auto" w:val="clear"/>
-            <w:tcMar>
-              <w:top w:type="dxa" w:w="50"/>
-              <w:left w:type="dxa" w:w="90"/>
-              <w:bottom w:type="dxa" w:w="50"/>
-              <w:right w:type="dxa" w:w="90"/>
-            </w:tcMar>
-          </w:tcPr>
-          <w:p>
-            <w:pPr>
-              <w:keepNext/>
-              <w:jc w:val="right"/>
-            </w:pPr>
-            <w:r>
-              <w:rPr>
-                <w:rFonts w:ascii="Calibri" w:cs="Calibri" w:eastAsia="Calibri" w:hAnsi="Calibri"/>
-                <w:b/>
-                <w:bCs/>
-                <w:sz w:val="18"/>
-                <w:szCs w:val="18"/>
-              </w:rPr>
-              <w:t xml:space="preserve">Traded 2021-22</w:t>
-            </w:r>
-          </w:p>
-        </w:tc>
-        <w:tc>
-          <w:tcPr>
-            <w:tcW w:type="dxa" w:w="2010"/>
-            <w:tcBorders>
-              <w:top w:val="single" w:color="C9C8C3" w:sz="4"/>
-              <w:left w:val="single" w:color="C9C8C3" w:sz="4"/>
-              <w:bottom w:val="single" w:color="C9C8C3" w:sz="4"/>
-              <w:right w:val="single" w:color="C9C8C3" w:sz="4"/>
-            </w:tcBorders>
-            <w:shd w:fill="EFEEEA" w:color="auto" w:val="clear"/>
-            <w:tcMar>
-              <w:top w:type="dxa" w:w="50"/>
-              <w:left w:type="dxa" w:w="90"/>
-              <w:bottom w:type="dxa" w:w="50"/>
-              <w:right w:type="dxa" w:w="90"/>
-            </w:tcMar>
-          </w:tcPr>
-          <w:p>
-            <w:pPr>
-              <w:keepNext/>
-              <w:jc w:val="right"/>
-            </w:pPr>
-            <w:r>
-              <w:rPr>
-                <w:rFonts w:ascii="Calibri" w:cs="Calibri" w:eastAsia="Calibri" w:hAnsi="Calibri"/>
-                <w:b/>
-                <w:bCs/>
-                <w:sz w:val="18"/>
-                <w:szCs w:val="18"/>
-              </w:rPr>
-              <w:t xml:space="preserve">All drafts (sensitivity)</w:t>
+              <w:t xml:space="preserve">Value (without 2015 and 2016)</w:t>
             </w:r>
           </w:p>
         </w:tc>
@@ -1873,7 +2582,7 @@
         </w:trPr>
         <w:tc>
           <w:tcPr>
-            <w:tcW w:type="dxa" w:w="900"/>
+            <w:tcW w:type="dxa" w:w="1500"/>
             <w:tcBorders>
               <w:top w:val="single" w:color="C9C8C3" w:sz="4"/>
               <w:left w:val="single" w:color="C9C8C3" w:sz="4"/>
@@ -1906,7 +2615,7 @@
         </w:tc>
         <w:tc>
           <w:tcPr>
-            <w:tcW w:type="dxa" w:w="1500"/>
+            <w:tcW w:type="dxa" w:w="2200"/>
             <w:tcBorders>
               <w:top w:val="single" w:color="C9C8C3" w:sz="4"/>
               <w:left w:val="single" w:color="C9C8C3" w:sz="4"/>
@@ -1939,106 +2648,7 @@
         </w:tc>
         <w:tc>
           <w:tcPr>
-            <w:tcW w:type="dxa" w:w="1650"/>
-            <w:tcBorders>
-              <w:top w:val="single" w:color="C9C8C3" w:sz="4"/>
-              <w:left w:val="single" w:color="C9C8C3" w:sz="4"/>
-              <w:bottom w:val="single" w:color="C9C8C3" w:sz="4"/>
-              <w:right w:val="single" w:color="C9C8C3" w:sz="4"/>
-            </w:tcBorders>
-            <w:tcMar>
-              <w:top w:type="dxa" w:w="50"/>
-              <w:left w:type="dxa" w:w="90"/>
-              <w:bottom w:type="dxa" w:w="50"/>
-              <w:right w:type="dxa" w:w="90"/>
-            </w:tcMar>
-          </w:tcPr>
-          <w:p>
-            <w:pPr>
-              <w:keepNext/>
-              <w:jc w:val="right"/>
-            </w:pPr>
-            <w:r>
-              <w:rPr>
-                <w:rFonts w:ascii="Calibri" w:cs="Calibri" w:eastAsia="Calibri" w:hAnsi="Calibri"/>
-                <w:b w:val="false"/>
-                <w:bCs w:val="false"/>
-                <w:sz w:val="18"/>
-                <w:szCs w:val="18"/>
-              </w:rPr>
-              <w:t xml:space="preserve">19.11</w:t>
-            </w:r>
-          </w:p>
-        </w:tc>
-        <w:tc>
-          <w:tcPr>
-            <w:tcW w:type="dxa" w:w="1650"/>
-            <w:tcBorders>
-              <w:top w:val="single" w:color="C9C8C3" w:sz="4"/>
-              <w:left w:val="single" w:color="C9C8C3" w:sz="4"/>
-              <w:bottom w:val="single" w:color="C9C8C3" w:sz="4"/>
-              <w:right w:val="single" w:color="C9C8C3" w:sz="4"/>
-            </w:tcBorders>
-            <w:tcMar>
-              <w:top w:type="dxa" w:w="50"/>
-              <w:left w:type="dxa" w:w="90"/>
-              <w:bottom w:type="dxa" w:w="50"/>
-              <w:right w:type="dxa" w:w="90"/>
-            </w:tcMar>
-          </w:tcPr>
-          <w:p>
-            <w:pPr>
-              <w:keepNext/>
-              <w:jc w:val="right"/>
-            </w:pPr>
-            <w:r>
-              <w:rPr>
-                <w:rFonts w:ascii="Calibri" w:cs="Calibri" w:eastAsia="Calibri" w:hAnsi="Calibri"/>
-                <w:b w:val="false"/>
-                <w:bCs w:val="false"/>
-                <w:sz w:val="18"/>
-                <w:szCs w:val="18"/>
-              </w:rPr>
-              <w:t xml:space="preserve">20.32</w:t>
-            </w:r>
-          </w:p>
-        </w:tc>
-        <w:tc>
-          <w:tcPr>
-            <w:tcW w:type="dxa" w:w="1650"/>
-            <w:tcBorders>
-              <w:top w:val="single" w:color="C9C8C3" w:sz="4"/>
-              <w:left w:val="single" w:color="C9C8C3" w:sz="4"/>
-              <w:bottom w:val="single" w:color="C9C8C3" w:sz="4"/>
-              <w:right w:val="single" w:color="C9C8C3" w:sz="4"/>
-            </w:tcBorders>
-            <w:tcMar>
-              <w:top w:type="dxa" w:w="50"/>
-              <w:left w:type="dxa" w:w="90"/>
-              <w:bottom w:type="dxa" w:w="50"/>
-              <w:right w:type="dxa" w:w="90"/>
-            </w:tcMar>
-          </w:tcPr>
-          <w:p>
-            <w:pPr>
-              <w:keepNext/>
-              <w:jc w:val="right"/>
-            </w:pPr>
-            <w:r>
-              <w:rPr>
-                <w:rFonts w:ascii="Calibri" w:cs="Calibri" w:eastAsia="Calibri" w:hAnsi="Calibri"/>
-                <w:b w:val="false"/>
-                <w:bCs w:val="false"/>
-                <w:sz w:val="18"/>
-                <w:szCs w:val="18"/>
-              </w:rPr>
-              <w:t xml:space="preserve">18.06</w:t>
-            </w:r>
-          </w:p>
-        </w:tc>
-        <w:tc>
-          <w:tcPr>
-            <w:tcW w:type="dxa" w:w="2010"/>
+            <w:tcW w:type="dxa" w:w="2800"/>
             <w:tcBorders>
               <w:top w:val="single" w:color="C9C8C3" w:sz="4"/>
               <w:left w:val="single" w:color="C9C8C3" w:sz="4"/>
@@ -2066,6 +2676,39 @@
                 <w:szCs w:val="18"/>
               </w:rPr>
               <w:t xml:space="preserve">23.67</w:t>
+            </w:r>
+          </w:p>
+        </w:tc>
+        <w:tc>
+          <w:tcPr>
+            <w:tcW w:type="dxa" w:w="2860"/>
+            <w:tcBorders>
+              <w:top w:val="single" w:color="C9C8C3" w:sz="4"/>
+              <w:left w:val="single" w:color="C9C8C3" w:sz="4"/>
+              <w:bottom w:val="single" w:color="C9C8C3" w:sz="4"/>
+              <w:right w:val="single" w:color="C9C8C3" w:sz="4"/>
+            </w:tcBorders>
+            <w:tcMar>
+              <w:top w:type="dxa" w:w="50"/>
+              <w:left w:type="dxa" w:w="90"/>
+              <w:bottom w:type="dxa" w:w="50"/>
+              <w:right w:type="dxa" w:w="90"/>
+            </w:tcMar>
+          </w:tcPr>
+          <w:p>
+            <w:pPr>
+              <w:keepNext/>
+              <w:jc w:val="right"/>
+            </w:pPr>
+            <w:r>
+              <w:rPr>
+                <w:rFonts w:ascii="Calibri" w:cs="Calibri" w:eastAsia="Calibri" w:hAnsi="Calibri"/>
+                <w:b w:val="false"/>
+                <w:bCs w:val="false"/>
+                <w:sz w:val="18"/>
+                <w:szCs w:val="18"/>
+              </w:rPr>
+              <w:t xml:space="preserve">20.62</w:t>
             </w:r>
           </w:p>
         </w:tc>
@@ -2076,7 +2719,7 @@
         </w:trPr>
         <w:tc>
           <w:tcPr>
-            <w:tcW w:type="dxa" w:w="900"/>
+            <w:tcW w:type="dxa" w:w="1500"/>
             <w:tcBorders>
               <w:top w:val="single" w:color="C9C8C3" w:sz="4"/>
               <w:left w:val="single" w:color="C9C8C3" w:sz="4"/>
@@ -2109,7 +2752,7 @@
         </w:tc>
         <w:tc>
           <w:tcPr>
-            <w:tcW w:type="dxa" w:w="1500"/>
+            <w:tcW w:type="dxa" w:w="2200"/>
             <w:tcBorders>
               <w:top w:val="single" w:color="C9C8C3" w:sz="4"/>
               <w:left w:val="single" w:color="C9C8C3" w:sz="4"/>
@@ -2142,106 +2785,7 @@
         </w:tc>
         <w:tc>
           <w:tcPr>
-            <w:tcW w:type="dxa" w:w="1650"/>
-            <w:tcBorders>
-              <w:top w:val="single" w:color="C9C8C3" w:sz="4"/>
-              <w:left w:val="single" w:color="C9C8C3" w:sz="4"/>
-              <w:bottom w:val="single" w:color="C9C8C3" w:sz="4"/>
-              <w:right w:val="single" w:color="C9C8C3" w:sz="4"/>
-            </w:tcBorders>
-            <w:tcMar>
-              <w:top w:type="dxa" w:w="50"/>
-              <w:left w:type="dxa" w:w="90"/>
-              <w:bottom w:type="dxa" w:w="50"/>
-              <w:right w:type="dxa" w:w="90"/>
-            </w:tcMar>
-          </w:tcPr>
-          <w:p>
-            <w:pPr>
-              <w:keepNext/>
-              <w:jc w:val="right"/>
-            </w:pPr>
-            <w:r>
-              <w:rPr>
-                <w:rFonts w:ascii="Calibri" w:cs="Calibri" w:eastAsia="Calibri" w:hAnsi="Calibri"/>
-                <w:b w:val="false"/>
-                <w:bCs w:val="false"/>
-                <w:sz w:val="18"/>
-                <w:szCs w:val="18"/>
-              </w:rPr>
-              <w:t xml:space="preserve">15.08</w:t>
-            </w:r>
-          </w:p>
-        </w:tc>
-        <w:tc>
-          <w:tcPr>
-            <w:tcW w:type="dxa" w:w="1650"/>
-            <w:tcBorders>
-              <w:top w:val="single" w:color="C9C8C3" w:sz="4"/>
-              <w:left w:val="single" w:color="C9C8C3" w:sz="4"/>
-              <w:bottom w:val="single" w:color="C9C8C3" w:sz="4"/>
-              <w:right w:val="single" w:color="C9C8C3" w:sz="4"/>
-            </w:tcBorders>
-            <w:tcMar>
-              <w:top w:type="dxa" w:w="50"/>
-              <w:left w:type="dxa" w:w="90"/>
-              <w:bottom w:type="dxa" w:w="50"/>
-              <w:right w:type="dxa" w:w="90"/>
-            </w:tcMar>
-          </w:tcPr>
-          <w:p>
-            <w:pPr>
-              <w:keepNext/>
-              <w:jc w:val="right"/>
-            </w:pPr>
-            <w:r>
-              <w:rPr>
-                <w:rFonts w:ascii="Calibri" w:cs="Calibri" w:eastAsia="Calibri" w:hAnsi="Calibri"/>
-                <w:b w:val="false"/>
-                <w:bCs w:val="false"/>
-                <w:sz w:val="18"/>
-                <w:szCs w:val="18"/>
-              </w:rPr>
-              <w:t xml:space="preserve">16.04</w:t>
-            </w:r>
-          </w:p>
-        </w:tc>
-        <w:tc>
-          <w:tcPr>
-            <w:tcW w:type="dxa" w:w="1650"/>
-            <w:tcBorders>
-              <w:top w:val="single" w:color="C9C8C3" w:sz="4"/>
-              <w:left w:val="single" w:color="C9C8C3" w:sz="4"/>
-              <w:bottom w:val="single" w:color="C9C8C3" w:sz="4"/>
-              <w:right w:val="single" w:color="C9C8C3" w:sz="4"/>
-            </w:tcBorders>
-            <w:tcMar>
-              <w:top w:type="dxa" w:w="50"/>
-              <w:left w:type="dxa" w:w="90"/>
-              <w:bottom w:type="dxa" w:w="50"/>
-              <w:right w:type="dxa" w:w="90"/>
-            </w:tcMar>
-          </w:tcPr>
-          <w:p>
-            <w:pPr>
-              <w:keepNext/>
-              <w:jc w:val="right"/>
-            </w:pPr>
-            <w:r>
-              <w:rPr>
-                <w:rFonts w:ascii="Calibri" w:cs="Calibri" w:eastAsia="Calibri" w:hAnsi="Calibri"/>
-                <w:b w:val="false"/>
-                <w:bCs w:val="false"/>
-                <w:sz w:val="18"/>
-                <w:szCs w:val="18"/>
-              </w:rPr>
-              <w:t xml:space="preserve">14.25</w:t>
-            </w:r>
-          </w:p>
-        </w:tc>
-        <w:tc>
-          <w:tcPr>
-            <w:tcW w:type="dxa" w:w="2010"/>
+            <w:tcW w:type="dxa" w:w="2800"/>
             <w:tcBorders>
               <w:top w:val="single" w:color="C9C8C3" w:sz="4"/>
               <w:left w:val="single" w:color="C9C8C3" w:sz="4"/>
@@ -2269,6 +2813,39 @@
                 <w:szCs w:val="18"/>
               </w:rPr>
               <w:t xml:space="preserve">18.68</w:t>
+            </w:r>
+          </w:p>
+        </w:tc>
+        <w:tc>
+          <w:tcPr>
+            <w:tcW w:type="dxa" w:w="2860"/>
+            <w:tcBorders>
+              <w:top w:val="single" w:color="C9C8C3" w:sz="4"/>
+              <w:left w:val="single" w:color="C9C8C3" w:sz="4"/>
+              <w:bottom w:val="single" w:color="C9C8C3" w:sz="4"/>
+              <w:right w:val="single" w:color="C9C8C3" w:sz="4"/>
+            </w:tcBorders>
+            <w:tcMar>
+              <w:top w:type="dxa" w:w="50"/>
+              <w:left w:type="dxa" w:w="90"/>
+              <w:bottom w:type="dxa" w:w="50"/>
+              <w:right w:type="dxa" w:w="90"/>
+            </w:tcMar>
+          </w:tcPr>
+          <w:p>
+            <w:pPr>
+              <w:keepNext/>
+              <w:jc w:val="right"/>
+            </w:pPr>
+            <w:r>
+              <w:rPr>
+                <w:rFonts w:ascii="Calibri" w:cs="Calibri" w:eastAsia="Calibri" w:hAnsi="Calibri"/>
+                <w:b w:val="false"/>
+                <w:bCs w:val="false"/>
+                <w:sz w:val="18"/>
+                <w:szCs w:val="18"/>
+              </w:rPr>
+              <w:t xml:space="preserve">16.27</w:t>
             </w:r>
           </w:p>
         </w:tc>
@@ -2279,7 +2856,7 @@
         </w:trPr>
         <w:tc>
           <w:tcPr>
-            <w:tcW w:type="dxa" w:w="900"/>
+            <w:tcW w:type="dxa" w:w="1500"/>
             <w:tcBorders>
               <w:top w:val="single" w:color="C9C8C3" w:sz="4"/>
               <w:left w:val="single" w:color="C9C8C3" w:sz="4"/>
@@ -2312,7 +2889,7 @@
         </w:tc>
         <w:tc>
           <w:tcPr>
-            <w:tcW w:type="dxa" w:w="1500"/>
+            <w:tcW w:type="dxa" w:w="2200"/>
             <w:tcBorders>
               <w:top w:val="single" w:color="C9C8C3" w:sz="4"/>
               <w:left w:val="single" w:color="C9C8C3" w:sz="4"/>
@@ -2345,106 +2922,7 @@
         </w:tc>
         <w:tc>
           <w:tcPr>
-            <w:tcW w:type="dxa" w:w="1650"/>
-            <w:tcBorders>
-              <w:top w:val="single" w:color="C9C8C3" w:sz="4"/>
-              <w:left w:val="single" w:color="C9C8C3" w:sz="4"/>
-              <w:bottom w:val="single" w:color="C9C8C3" w:sz="4"/>
-              <w:right w:val="single" w:color="C9C8C3" w:sz="4"/>
-            </w:tcBorders>
-            <w:tcMar>
-              <w:top w:type="dxa" w:w="50"/>
-              <w:left w:type="dxa" w:w="90"/>
-              <w:bottom w:type="dxa" w:w="50"/>
-              <w:right w:type="dxa" w:w="90"/>
-            </w:tcMar>
-          </w:tcPr>
-          <w:p>
-            <w:pPr>
-              <w:keepNext/>
-              <w:jc w:val="right"/>
-            </w:pPr>
-            <w:r>
-              <w:rPr>
-                <w:rFonts w:ascii="Calibri" w:cs="Calibri" w:eastAsia="Calibri" w:hAnsi="Calibri"/>
-                <w:b w:val="false"/>
-                <w:bCs w:val="false"/>
-                <w:sz w:val="18"/>
-                <w:szCs w:val="18"/>
-              </w:rPr>
-              <w:t xml:space="preserve">12.41</w:t>
-            </w:r>
-          </w:p>
-        </w:tc>
-        <w:tc>
-          <w:tcPr>
-            <w:tcW w:type="dxa" w:w="1650"/>
-            <w:tcBorders>
-              <w:top w:val="single" w:color="C9C8C3" w:sz="4"/>
-              <w:left w:val="single" w:color="C9C8C3" w:sz="4"/>
-              <w:bottom w:val="single" w:color="C9C8C3" w:sz="4"/>
-              <w:right w:val="single" w:color="C9C8C3" w:sz="4"/>
-            </w:tcBorders>
-            <w:tcMar>
-              <w:top w:type="dxa" w:w="50"/>
-              <w:left w:type="dxa" w:w="90"/>
-              <w:bottom w:type="dxa" w:w="50"/>
-              <w:right w:type="dxa" w:w="90"/>
-            </w:tcMar>
-          </w:tcPr>
-          <w:p>
-            <w:pPr>
-              <w:keepNext/>
-              <w:jc w:val="right"/>
-            </w:pPr>
-            <w:r>
-              <w:rPr>
-                <w:rFonts w:ascii="Calibri" w:cs="Calibri" w:eastAsia="Calibri" w:hAnsi="Calibri"/>
-                <w:b w:val="false"/>
-                <w:bCs w:val="false"/>
-                <w:sz w:val="18"/>
-                <w:szCs w:val="18"/>
-              </w:rPr>
-              <w:t xml:space="preserve">13.19</w:t>
-            </w:r>
-          </w:p>
-        </w:tc>
-        <w:tc>
-          <w:tcPr>
-            <w:tcW w:type="dxa" w:w="1650"/>
-            <w:tcBorders>
-              <w:top w:val="single" w:color="C9C8C3" w:sz="4"/>
-              <w:left w:val="single" w:color="C9C8C3" w:sz="4"/>
-              <w:bottom w:val="single" w:color="C9C8C3" w:sz="4"/>
-              <w:right w:val="single" w:color="C9C8C3" w:sz="4"/>
-            </w:tcBorders>
-            <w:tcMar>
-              <w:top w:type="dxa" w:w="50"/>
-              <w:left w:type="dxa" w:w="90"/>
-              <w:bottom w:type="dxa" w:w="50"/>
-              <w:right w:type="dxa" w:w="90"/>
-            </w:tcMar>
-          </w:tcPr>
-          <w:p>
-            <w:pPr>
-              <w:keepNext/>
-              <w:jc w:val="right"/>
-            </w:pPr>
-            <w:r>
-              <w:rPr>
-                <w:rFonts w:ascii="Calibri" w:cs="Calibri" w:eastAsia="Calibri" w:hAnsi="Calibri"/>
-                <w:b w:val="false"/>
-                <w:bCs w:val="false"/>
-                <w:sz w:val="18"/>
-                <w:szCs w:val="18"/>
-              </w:rPr>
-              <w:t xml:space="preserve">11.73</w:t>
-            </w:r>
-          </w:p>
-        </w:tc>
-        <w:tc>
-          <w:tcPr>
-            <w:tcW w:type="dxa" w:w="2010"/>
+            <w:tcW w:type="dxa" w:w="2800"/>
             <w:tcBorders>
               <w:top w:val="single" w:color="C9C8C3" w:sz="4"/>
               <w:left w:val="single" w:color="C9C8C3" w:sz="4"/>
@@ -2472,6 +2950,39 @@
                 <w:szCs w:val="18"/>
               </w:rPr>
               <w:t xml:space="preserve">15.37</w:t>
+            </w:r>
+          </w:p>
+        </w:tc>
+        <w:tc>
+          <w:tcPr>
+            <w:tcW w:type="dxa" w:w="2860"/>
+            <w:tcBorders>
+              <w:top w:val="single" w:color="C9C8C3" w:sz="4"/>
+              <w:left w:val="single" w:color="C9C8C3" w:sz="4"/>
+              <w:bottom w:val="single" w:color="C9C8C3" w:sz="4"/>
+              <w:right w:val="single" w:color="C9C8C3" w:sz="4"/>
+            </w:tcBorders>
+            <w:tcMar>
+              <w:top w:type="dxa" w:w="50"/>
+              <w:left w:type="dxa" w:w="90"/>
+              <w:bottom w:type="dxa" w:w="50"/>
+              <w:right w:type="dxa" w:w="90"/>
+            </w:tcMar>
+          </w:tcPr>
+          <w:p>
+            <w:pPr>
+              <w:keepNext/>
+              <w:jc w:val="right"/>
+            </w:pPr>
+            <w:r>
+              <w:rPr>
+                <w:rFonts w:ascii="Calibri" w:cs="Calibri" w:eastAsia="Calibri" w:hAnsi="Calibri"/>
+                <w:b w:val="false"/>
+                <w:bCs w:val="false"/>
+                <w:sz w:val="18"/>
+                <w:szCs w:val="18"/>
+              </w:rPr>
+              <w:t xml:space="preserve">13.39</w:t>
             </w:r>
           </w:p>
         </w:tc>
@@ -2482,7 +2993,7 @@
         </w:trPr>
         <w:tc>
           <w:tcPr>
-            <w:tcW w:type="dxa" w:w="900"/>
+            <w:tcW w:type="dxa" w:w="1500"/>
             <w:tcBorders>
               <w:top w:val="single" w:color="C9C8C3" w:sz="4"/>
               <w:left w:val="single" w:color="C9C8C3" w:sz="4"/>
@@ -2515,7 +3026,7 @@
         </w:tc>
         <w:tc>
           <w:tcPr>
-            <w:tcW w:type="dxa" w:w="1500"/>
+            <w:tcW w:type="dxa" w:w="2200"/>
             <w:tcBorders>
               <w:top w:val="single" w:color="C9C8C3" w:sz="4"/>
               <w:left w:val="single" w:color="C9C8C3" w:sz="4"/>
@@ -2548,106 +3059,7 @@
         </w:tc>
         <w:tc>
           <w:tcPr>
-            <w:tcW w:type="dxa" w:w="1650"/>
-            <w:tcBorders>
-              <w:top w:val="single" w:color="C9C8C3" w:sz="4"/>
-              <w:left w:val="single" w:color="C9C8C3" w:sz="4"/>
-              <w:bottom w:val="single" w:color="C9C8C3" w:sz="4"/>
-              <w:right w:val="single" w:color="C9C8C3" w:sz="4"/>
-            </w:tcBorders>
-            <w:tcMar>
-              <w:top w:type="dxa" w:w="50"/>
-              <w:left w:type="dxa" w:w="90"/>
-              <w:bottom w:type="dxa" w:w="50"/>
-              <w:right w:type="dxa" w:w="90"/>
-            </w:tcMar>
-          </w:tcPr>
-          <w:p>
-            <w:pPr>
-              <w:keepNext/>
-              <w:jc w:val="right"/>
-            </w:pPr>
-            <w:r>
-              <w:rPr>
-                <w:rFonts w:ascii="Calibri" w:cs="Calibri" w:eastAsia="Calibri" w:hAnsi="Calibri"/>
-                <w:b w:val="false"/>
-                <w:bCs w:val="false"/>
-                <w:sz w:val="18"/>
-                <w:szCs w:val="18"/>
-              </w:rPr>
-              <w:t xml:space="preserve">9.11</w:t>
-            </w:r>
-          </w:p>
-        </w:tc>
-        <w:tc>
-          <w:tcPr>
-            <w:tcW w:type="dxa" w:w="1650"/>
-            <w:tcBorders>
-              <w:top w:val="single" w:color="C9C8C3" w:sz="4"/>
-              <w:left w:val="single" w:color="C9C8C3" w:sz="4"/>
-              <w:bottom w:val="single" w:color="C9C8C3" w:sz="4"/>
-              <w:right w:val="single" w:color="C9C8C3" w:sz="4"/>
-            </w:tcBorders>
-            <w:tcMar>
-              <w:top w:type="dxa" w:w="50"/>
-              <w:left w:type="dxa" w:w="90"/>
-              <w:bottom w:type="dxa" w:w="50"/>
-              <w:right w:type="dxa" w:w="90"/>
-            </w:tcMar>
-          </w:tcPr>
-          <w:p>
-            <w:pPr>
-              <w:keepNext/>
-              <w:jc w:val="right"/>
-            </w:pPr>
-            <w:r>
-              <w:rPr>
-                <w:rFonts w:ascii="Calibri" w:cs="Calibri" w:eastAsia="Calibri" w:hAnsi="Calibri"/>
-                <w:b w:val="false"/>
-                <w:bCs w:val="false"/>
-                <w:sz w:val="18"/>
-                <w:szCs w:val="18"/>
-              </w:rPr>
-              <w:t xml:space="preserve">9.69</w:t>
-            </w:r>
-          </w:p>
-        </w:tc>
-        <w:tc>
-          <w:tcPr>
-            <w:tcW w:type="dxa" w:w="1650"/>
-            <w:tcBorders>
-              <w:top w:val="single" w:color="C9C8C3" w:sz="4"/>
-              <w:left w:val="single" w:color="C9C8C3" w:sz="4"/>
-              <w:bottom w:val="single" w:color="C9C8C3" w:sz="4"/>
-              <w:right w:val="single" w:color="C9C8C3" w:sz="4"/>
-            </w:tcBorders>
-            <w:tcMar>
-              <w:top w:type="dxa" w:w="50"/>
-              <w:left w:type="dxa" w:w="90"/>
-              <w:bottom w:type="dxa" w:w="50"/>
-              <w:right w:type="dxa" w:w="90"/>
-            </w:tcMar>
-          </w:tcPr>
-          <w:p>
-            <w:pPr>
-              <w:keepNext/>
-              <w:jc w:val="right"/>
-            </w:pPr>
-            <w:r>
-              <w:rPr>
-                <w:rFonts w:ascii="Calibri" w:cs="Calibri" w:eastAsia="Calibri" w:hAnsi="Calibri"/>
-                <w:b w:val="false"/>
-                <w:bCs w:val="false"/>
-                <w:sz w:val="18"/>
-                <w:szCs w:val="18"/>
-              </w:rPr>
-              <w:t xml:space="preserve">8.61</w:t>
-            </w:r>
-          </w:p>
-        </w:tc>
-        <w:tc>
-          <w:tcPr>
-            <w:tcW w:type="dxa" w:w="2010"/>
+            <w:tcW w:type="dxa" w:w="2800"/>
             <w:tcBorders>
               <w:top w:val="single" w:color="C9C8C3" w:sz="4"/>
               <w:left w:val="single" w:color="C9C8C3" w:sz="4"/>
@@ -2675,6 +3087,39 @@
                 <w:szCs w:val="18"/>
               </w:rPr>
               <w:t xml:space="preserve">11.29</w:t>
+            </w:r>
+          </w:p>
+        </w:tc>
+        <w:tc>
+          <w:tcPr>
+            <w:tcW w:type="dxa" w:w="2860"/>
+            <w:tcBorders>
+              <w:top w:val="single" w:color="C9C8C3" w:sz="4"/>
+              <w:left w:val="single" w:color="C9C8C3" w:sz="4"/>
+              <w:bottom w:val="single" w:color="C9C8C3" w:sz="4"/>
+              <w:right w:val="single" w:color="C9C8C3" w:sz="4"/>
+            </w:tcBorders>
+            <w:tcMar>
+              <w:top w:type="dxa" w:w="50"/>
+              <w:left w:type="dxa" w:w="90"/>
+              <w:bottom w:type="dxa" w:w="50"/>
+              <w:right w:type="dxa" w:w="90"/>
+            </w:tcMar>
+          </w:tcPr>
+          <w:p>
+            <w:pPr>
+              <w:keepNext/>
+              <w:jc w:val="right"/>
+            </w:pPr>
+            <w:r>
+              <w:rPr>
+                <w:rFonts w:ascii="Calibri" w:cs="Calibri" w:eastAsia="Calibri" w:hAnsi="Calibri"/>
+                <w:b w:val="false"/>
+                <w:bCs w:val="false"/>
+                <w:sz w:val="18"/>
+                <w:szCs w:val="18"/>
+              </w:rPr>
+              <w:t xml:space="preserve">9.83</w:t>
             </w:r>
           </w:p>
         </w:tc>
@@ -2685,7 +3130,7 @@
         </w:trPr>
         <w:tc>
           <w:tcPr>
-            <w:tcW w:type="dxa" w:w="900"/>
+            <w:tcW w:type="dxa" w:w="1500"/>
             <w:tcBorders>
               <w:top w:val="single" w:color="C9C8C3" w:sz="4"/>
               <w:left w:val="single" w:color="C9C8C3" w:sz="4"/>
@@ -2718,7 +3163,7 @@
         </w:tc>
         <w:tc>
           <w:tcPr>
-            <w:tcW w:type="dxa" w:w="1500"/>
+            <w:tcW w:type="dxa" w:w="2200"/>
             <w:tcBorders>
               <w:top w:val="single" w:color="C9C8C3" w:sz="4"/>
               <w:left w:val="single" w:color="C9C8C3" w:sz="4"/>
@@ -2751,106 +3196,7 @@
         </w:tc>
         <w:tc>
           <w:tcPr>
-            <w:tcW w:type="dxa" w:w="1650"/>
-            <w:tcBorders>
-              <w:top w:val="single" w:color="C9C8C3" w:sz="4"/>
-              <w:left w:val="single" w:color="C9C8C3" w:sz="4"/>
-              <w:bottom w:val="single" w:color="C9C8C3" w:sz="4"/>
-              <w:right w:val="single" w:color="C9C8C3" w:sz="4"/>
-            </w:tcBorders>
-            <w:tcMar>
-              <w:top w:type="dxa" w:w="50"/>
-              <w:left w:type="dxa" w:w="90"/>
-              <w:bottom w:type="dxa" w:w="50"/>
-              <w:right w:type="dxa" w:w="90"/>
-            </w:tcMar>
-          </w:tcPr>
-          <w:p>
-            <w:pPr>
-              <w:keepNext/>
-              <w:jc w:val="right"/>
-            </w:pPr>
-            <w:r>
-              <w:rPr>
-                <w:rFonts w:ascii="Calibri" w:cs="Calibri" w:eastAsia="Calibri" w:hAnsi="Calibri"/>
-                <w:b w:val="false"/>
-                <w:bCs w:val="false"/>
-                <w:sz w:val="18"/>
-                <w:szCs w:val="18"/>
-              </w:rPr>
-              <w:t xml:space="preserve">5.42</w:t>
-            </w:r>
-          </w:p>
-        </w:tc>
-        <w:tc>
-          <w:tcPr>
-            <w:tcW w:type="dxa" w:w="1650"/>
-            <w:tcBorders>
-              <w:top w:val="single" w:color="C9C8C3" w:sz="4"/>
-              <w:left w:val="single" w:color="C9C8C3" w:sz="4"/>
-              <w:bottom w:val="single" w:color="C9C8C3" w:sz="4"/>
-              <w:right w:val="single" w:color="C9C8C3" w:sz="4"/>
-            </w:tcBorders>
-            <w:tcMar>
-              <w:top w:type="dxa" w:w="50"/>
-              <w:left w:type="dxa" w:w="90"/>
-              <w:bottom w:type="dxa" w:w="50"/>
-              <w:right w:type="dxa" w:w="90"/>
-            </w:tcMar>
-          </w:tcPr>
-          <w:p>
-            <w:pPr>
-              <w:keepNext/>
-              <w:jc w:val="right"/>
-            </w:pPr>
-            <w:r>
-              <w:rPr>
-                <w:rFonts w:ascii="Calibri" w:cs="Calibri" w:eastAsia="Calibri" w:hAnsi="Calibri"/>
-                <w:b w:val="false"/>
-                <w:bCs w:val="false"/>
-                <w:sz w:val="18"/>
-                <w:szCs w:val="18"/>
-              </w:rPr>
-              <w:t xml:space="preserve">5.76</w:t>
-            </w:r>
-          </w:p>
-        </w:tc>
-        <w:tc>
-          <w:tcPr>
-            <w:tcW w:type="dxa" w:w="1650"/>
-            <w:tcBorders>
-              <w:top w:val="single" w:color="C9C8C3" w:sz="4"/>
-              <w:left w:val="single" w:color="C9C8C3" w:sz="4"/>
-              <w:bottom w:val="single" w:color="C9C8C3" w:sz="4"/>
-              <w:right w:val="single" w:color="C9C8C3" w:sz="4"/>
-            </w:tcBorders>
-            <w:tcMar>
-              <w:top w:type="dxa" w:w="50"/>
-              <w:left w:type="dxa" w:w="90"/>
-              <w:bottom w:type="dxa" w:w="50"/>
-              <w:right w:type="dxa" w:w="90"/>
-            </w:tcMar>
-          </w:tcPr>
-          <w:p>
-            <w:pPr>
-              <w:keepNext/>
-              <w:jc w:val="right"/>
-            </w:pPr>
-            <w:r>
-              <w:rPr>
-                <w:rFonts w:ascii="Calibri" w:cs="Calibri" w:eastAsia="Calibri" w:hAnsi="Calibri"/>
-                <w:b w:val="false"/>
-                <w:bCs w:val="false"/>
-                <w:sz w:val="18"/>
-                <w:szCs w:val="18"/>
-              </w:rPr>
-              <w:t xml:space="preserve">5.12</w:t>
-            </w:r>
-          </w:p>
-        </w:tc>
-        <w:tc>
-          <w:tcPr>
-            <w:tcW w:type="dxa" w:w="2010"/>
+            <w:tcW w:type="dxa" w:w="2800"/>
             <w:tcBorders>
               <w:top w:val="single" w:color="C9C8C3" w:sz="4"/>
               <w:left w:val="single" w:color="C9C8C3" w:sz="4"/>
@@ -2878,6 +3224,39 @@
                 <w:szCs w:val="18"/>
               </w:rPr>
               <w:t xml:space="preserve">6.71</w:t>
+            </w:r>
+          </w:p>
+        </w:tc>
+        <w:tc>
+          <w:tcPr>
+            <w:tcW w:type="dxa" w:w="2860"/>
+            <w:tcBorders>
+              <w:top w:val="single" w:color="C9C8C3" w:sz="4"/>
+              <w:left w:val="single" w:color="C9C8C3" w:sz="4"/>
+              <w:bottom w:val="single" w:color="C9C8C3" w:sz="4"/>
+              <w:right w:val="single" w:color="C9C8C3" w:sz="4"/>
+            </w:tcBorders>
+            <w:tcMar>
+              <w:top w:type="dxa" w:w="50"/>
+              <w:left w:type="dxa" w:w="90"/>
+              <w:bottom w:type="dxa" w:w="50"/>
+              <w:right w:type="dxa" w:w="90"/>
+            </w:tcMar>
+          </w:tcPr>
+          <w:p>
+            <w:pPr>
+              <w:keepNext/>
+              <w:jc w:val="right"/>
+            </w:pPr>
+            <w:r>
+              <w:rPr>
+                <w:rFonts w:ascii="Calibri" w:cs="Calibri" w:eastAsia="Calibri" w:hAnsi="Calibri"/>
+                <w:b w:val="false"/>
+                <w:bCs w:val="false"/>
+                <w:sz w:val="18"/>
+                <w:szCs w:val="18"/>
+              </w:rPr>
+              <w:t xml:space="preserve">5.85</w:t>
             </w:r>
           </w:p>
         </w:tc>
@@ -2888,7 +3267,7 @@
         </w:trPr>
         <w:tc>
           <w:tcPr>
-            <w:tcW w:type="dxa" w:w="900"/>
+            <w:tcW w:type="dxa" w:w="1500"/>
             <w:tcBorders>
               <w:top w:val="single" w:color="C9C8C3" w:sz="4"/>
               <w:left w:val="single" w:color="C9C8C3" w:sz="4"/>
@@ -2921,7 +3300,7 @@
         </w:tc>
         <w:tc>
           <w:tcPr>
-            <w:tcW w:type="dxa" w:w="1500"/>
+            <w:tcW w:type="dxa" w:w="2200"/>
             <w:tcBorders>
               <w:top w:val="single" w:color="C9C8C3" w:sz="4"/>
               <w:left w:val="single" w:color="C9C8C3" w:sz="4"/>
@@ -2954,106 +3333,7 @@
         </w:tc>
         <w:tc>
           <w:tcPr>
-            <w:tcW w:type="dxa" w:w="1650"/>
-            <w:tcBorders>
-              <w:top w:val="single" w:color="C9C8C3" w:sz="4"/>
-              <w:left w:val="single" w:color="C9C8C3" w:sz="4"/>
-              <w:bottom w:val="single" w:color="C9C8C3" w:sz="4"/>
-              <w:right w:val="single" w:color="C9C8C3" w:sz="4"/>
-            </w:tcBorders>
-            <w:tcMar>
-              <w:top w:type="dxa" w:w="50"/>
-              <w:left w:type="dxa" w:w="90"/>
-              <w:bottom w:type="dxa" w:w="50"/>
-              <w:right w:type="dxa" w:w="90"/>
-            </w:tcMar>
-          </w:tcPr>
-          <w:p>
-            <w:pPr>
-              <w:keepNext/>
-              <w:jc w:val="right"/>
-            </w:pPr>
-            <w:r>
-              <w:rPr>
-                <w:rFonts w:ascii="Calibri" w:cs="Calibri" w:eastAsia="Calibri" w:hAnsi="Calibri"/>
-                <w:b w:val="false"/>
-                <w:bCs w:val="false"/>
-                <w:sz w:val="18"/>
-                <w:szCs w:val="18"/>
-              </w:rPr>
-              <w:t xml:space="preserve">2.96</w:t>
-            </w:r>
-          </w:p>
-        </w:tc>
-        <w:tc>
-          <w:tcPr>
-            <w:tcW w:type="dxa" w:w="1650"/>
-            <w:tcBorders>
-              <w:top w:val="single" w:color="C9C8C3" w:sz="4"/>
-              <w:left w:val="single" w:color="C9C8C3" w:sz="4"/>
-              <w:bottom w:val="single" w:color="C9C8C3" w:sz="4"/>
-              <w:right w:val="single" w:color="C9C8C3" w:sz="4"/>
-            </w:tcBorders>
-            <w:tcMar>
-              <w:top w:type="dxa" w:w="50"/>
-              <w:left w:type="dxa" w:w="90"/>
-              <w:bottom w:type="dxa" w:w="50"/>
-              <w:right w:type="dxa" w:w="90"/>
-            </w:tcMar>
-          </w:tcPr>
-          <w:p>
-            <w:pPr>
-              <w:keepNext/>
-              <w:jc w:val="right"/>
-            </w:pPr>
-            <w:r>
-              <w:rPr>
-                <w:rFonts w:ascii="Calibri" w:cs="Calibri" w:eastAsia="Calibri" w:hAnsi="Calibri"/>
-                <w:b w:val="false"/>
-                <w:bCs w:val="false"/>
-                <w:sz w:val="18"/>
-                <w:szCs w:val="18"/>
-              </w:rPr>
-              <w:t xml:space="preserve">3.14</w:t>
-            </w:r>
-          </w:p>
-        </w:tc>
-        <w:tc>
-          <w:tcPr>
-            <w:tcW w:type="dxa" w:w="1650"/>
-            <w:tcBorders>
-              <w:top w:val="single" w:color="C9C8C3" w:sz="4"/>
-              <w:left w:val="single" w:color="C9C8C3" w:sz="4"/>
-              <w:bottom w:val="single" w:color="C9C8C3" w:sz="4"/>
-              <w:right w:val="single" w:color="C9C8C3" w:sz="4"/>
-            </w:tcBorders>
-            <w:tcMar>
-              <w:top w:type="dxa" w:w="50"/>
-              <w:left w:type="dxa" w:w="90"/>
-              <w:bottom w:type="dxa" w:w="50"/>
-              <w:right w:type="dxa" w:w="90"/>
-            </w:tcMar>
-          </w:tcPr>
-          <w:p>
-            <w:pPr>
-              <w:keepNext/>
-              <w:jc w:val="right"/>
-            </w:pPr>
-            <w:r>
-              <w:rPr>
-                <w:rFonts w:ascii="Calibri" w:cs="Calibri" w:eastAsia="Calibri" w:hAnsi="Calibri"/>
-                <w:b w:val="false"/>
-                <w:bCs w:val="false"/>
-                <w:sz w:val="18"/>
-                <w:szCs w:val="18"/>
-              </w:rPr>
-              <w:t xml:space="preserve">2.79</w:t>
-            </w:r>
-          </w:p>
-        </w:tc>
-        <w:tc>
-          <w:tcPr>
-            <w:tcW w:type="dxa" w:w="2010"/>
+            <w:tcW w:type="dxa" w:w="2800"/>
             <w:tcBorders>
               <w:top w:val="single" w:color="C9C8C3" w:sz="4"/>
               <w:left w:val="single" w:color="C9C8C3" w:sz="4"/>
@@ -3081,6 +3361,39 @@
                 <w:szCs w:val="18"/>
               </w:rPr>
               <w:t xml:space="preserve">3.66</w:t>
+            </w:r>
+          </w:p>
+        </w:tc>
+        <w:tc>
+          <w:tcPr>
+            <w:tcW w:type="dxa" w:w="2860"/>
+            <w:tcBorders>
+              <w:top w:val="single" w:color="C9C8C3" w:sz="4"/>
+              <w:left w:val="single" w:color="C9C8C3" w:sz="4"/>
+              <w:bottom w:val="single" w:color="C9C8C3" w:sz="4"/>
+              <w:right w:val="single" w:color="C9C8C3" w:sz="4"/>
+            </w:tcBorders>
+            <w:tcMar>
+              <w:top w:type="dxa" w:w="50"/>
+              <w:left w:type="dxa" w:w="90"/>
+              <w:bottom w:type="dxa" w:w="50"/>
+              <w:right w:type="dxa" w:w="90"/>
+            </w:tcMar>
+          </w:tcPr>
+          <w:p>
+            <w:pPr>
+              <w:keepNext/>
+              <w:jc w:val="right"/>
+            </w:pPr>
+            <w:r>
+              <w:rPr>
+                <w:rFonts w:ascii="Calibri" w:cs="Calibri" w:eastAsia="Calibri" w:hAnsi="Calibri"/>
+                <w:b w:val="false"/>
+                <w:bCs w:val="false"/>
+                <w:sz w:val="18"/>
+                <w:szCs w:val="18"/>
+              </w:rPr>
+              <w:t xml:space="preserve">3.19</w:t>
             </w:r>
           </w:p>
         </w:tc>
@@ -3091,7 +3404,7 @@
         </w:trPr>
         <w:tc>
           <w:tcPr>
-            <w:tcW w:type="dxa" w:w="900"/>
+            <w:tcW w:type="dxa" w:w="1500"/>
             <w:tcBorders>
               <w:top w:val="single" w:color="C9C8C3" w:sz="4"/>
               <w:left w:val="single" w:color="C9C8C3" w:sz="4"/>
@@ -3124,7 +3437,7 @@
         </w:tc>
         <w:tc>
           <w:tcPr>
-            <w:tcW w:type="dxa" w:w="1500"/>
+            <w:tcW w:type="dxa" w:w="2200"/>
             <w:tcBorders>
               <w:top w:val="single" w:color="C9C8C3" w:sz="4"/>
               <w:left w:val="single" w:color="C9C8C3" w:sz="4"/>
@@ -3157,106 +3470,7 @@
         </w:tc>
         <w:tc>
           <w:tcPr>
-            <w:tcW w:type="dxa" w:w="1650"/>
-            <w:tcBorders>
-              <w:top w:val="single" w:color="C9C8C3" w:sz="4"/>
-              <w:left w:val="single" w:color="C9C8C3" w:sz="4"/>
-              <w:bottom w:val="single" w:color="C9C8C3" w:sz="4"/>
-              <w:right w:val="single" w:color="C9C8C3" w:sz="4"/>
-            </w:tcBorders>
-            <w:tcMar>
-              <w:top w:type="dxa" w:w="50"/>
-              <w:left w:type="dxa" w:w="90"/>
-              <w:bottom w:type="dxa" w:w="50"/>
-              <w:right w:type="dxa" w:w="90"/>
-            </w:tcMar>
-          </w:tcPr>
-          <w:p>
-            <w:pPr>
-              <w:keepNext/>
-              <w:jc w:val="right"/>
-            </w:pPr>
-            <w:r>
-              <w:rPr>
-                <w:rFonts w:ascii="Calibri" w:cs="Calibri" w:eastAsia="Calibri" w:hAnsi="Calibri"/>
-                <w:b w:val="false"/>
-                <w:bCs w:val="false"/>
-                <w:sz w:val="18"/>
-                <w:szCs w:val="18"/>
-              </w:rPr>
-              <w:t xml:space="preserve">1.90</w:t>
-            </w:r>
-          </w:p>
-        </w:tc>
-        <w:tc>
-          <w:tcPr>
-            <w:tcW w:type="dxa" w:w="1650"/>
-            <w:tcBorders>
-              <w:top w:val="single" w:color="C9C8C3" w:sz="4"/>
-              <w:left w:val="single" w:color="C9C8C3" w:sz="4"/>
-              <w:bottom w:val="single" w:color="C9C8C3" w:sz="4"/>
-              <w:right w:val="single" w:color="C9C8C3" w:sz="4"/>
-            </w:tcBorders>
-            <w:tcMar>
-              <w:top w:type="dxa" w:w="50"/>
-              <w:left w:type="dxa" w:w="90"/>
-              <w:bottom w:type="dxa" w:w="50"/>
-              <w:right w:type="dxa" w:w="90"/>
-            </w:tcMar>
-          </w:tcPr>
-          <w:p>
-            <w:pPr>
-              <w:keepNext/>
-              <w:jc w:val="right"/>
-            </w:pPr>
-            <w:r>
-              <w:rPr>
-                <w:rFonts w:ascii="Calibri" w:cs="Calibri" w:eastAsia="Calibri" w:hAnsi="Calibri"/>
-                <w:b w:val="false"/>
-                <w:bCs w:val="false"/>
-                <w:sz w:val="18"/>
-                <w:szCs w:val="18"/>
-              </w:rPr>
-              <w:t xml:space="preserve">2.02</w:t>
-            </w:r>
-          </w:p>
-        </w:tc>
-        <w:tc>
-          <w:tcPr>
-            <w:tcW w:type="dxa" w:w="1650"/>
-            <w:tcBorders>
-              <w:top w:val="single" w:color="C9C8C3" w:sz="4"/>
-              <w:left w:val="single" w:color="C9C8C3" w:sz="4"/>
-              <w:bottom w:val="single" w:color="C9C8C3" w:sz="4"/>
-              <w:right w:val="single" w:color="C9C8C3" w:sz="4"/>
-            </w:tcBorders>
-            <w:tcMar>
-              <w:top w:type="dxa" w:w="50"/>
-              <w:left w:type="dxa" w:w="90"/>
-              <w:bottom w:type="dxa" w:w="50"/>
-              <w:right w:type="dxa" w:w="90"/>
-            </w:tcMar>
-          </w:tcPr>
-          <w:p>
-            <w:pPr>
-              <w:keepNext/>
-              <w:jc w:val="right"/>
-            </w:pPr>
-            <w:r>
-              <w:rPr>
-                <w:rFonts w:ascii="Calibri" w:cs="Calibri" w:eastAsia="Calibri" w:hAnsi="Calibri"/>
-                <w:b w:val="false"/>
-                <w:bCs w:val="false"/>
-                <w:sz w:val="18"/>
-                <w:szCs w:val="18"/>
-              </w:rPr>
-              <w:t xml:space="preserve">1.79</w:t>
-            </w:r>
-          </w:p>
-        </w:tc>
-        <w:tc>
-          <w:tcPr>
-            <w:tcW w:type="dxa" w:w="2010"/>
+            <w:tcW w:type="dxa" w:w="2800"/>
             <w:tcBorders>
               <w:top w:val="single" w:color="C9C8C3" w:sz="4"/>
               <w:left w:val="single" w:color="C9C8C3" w:sz="4"/>
@@ -3284,6 +3498,39 @@
                 <w:szCs w:val="18"/>
               </w:rPr>
               <w:t xml:space="preserve">2.35</w:t>
+            </w:r>
+          </w:p>
+        </w:tc>
+        <w:tc>
+          <w:tcPr>
+            <w:tcW w:type="dxa" w:w="2860"/>
+            <w:tcBorders>
+              <w:top w:val="single" w:color="C9C8C3" w:sz="4"/>
+              <w:left w:val="single" w:color="C9C8C3" w:sz="4"/>
+              <w:bottom w:val="single" w:color="C9C8C3" w:sz="4"/>
+              <w:right w:val="single" w:color="C9C8C3" w:sz="4"/>
+            </w:tcBorders>
+            <w:tcMar>
+              <w:top w:type="dxa" w:w="50"/>
+              <w:left w:type="dxa" w:w="90"/>
+              <w:bottom w:type="dxa" w:w="50"/>
+              <w:right w:type="dxa" w:w="90"/>
+            </w:tcMar>
+          </w:tcPr>
+          <w:p>
+            <w:pPr>
+              <w:keepNext/>
+              <w:jc w:val="right"/>
+            </w:pPr>
+            <w:r>
+              <w:rPr>
+                <w:rFonts w:ascii="Calibri" w:cs="Calibri" w:eastAsia="Calibri" w:hAnsi="Calibri"/>
+                <w:b w:val="false"/>
+                <w:bCs w:val="false"/>
+                <w:sz w:val="18"/>
+                <w:szCs w:val="18"/>
+              </w:rPr>
+              <w:t xml:space="preserve">2.05</w:t>
             </w:r>
           </w:p>
         </w:tc>
@@ -3294,7 +3541,7 @@
         </w:trPr>
         <w:tc>
           <w:tcPr>
-            <w:tcW w:type="dxa" w:w="900"/>
+            <w:tcW w:type="dxa" w:w="1500"/>
             <w:tcBorders>
               <w:top w:val="single" w:color="C9C8C3" w:sz="4"/>
               <w:left w:val="single" w:color="C9C8C3" w:sz="4"/>
@@ -3327,7 +3574,7 @@
         </w:tc>
         <w:tc>
           <w:tcPr>
-            <w:tcW w:type="dxa" w:w="1500"/>
+            <w:tcW w:type="dxa" w:w="2200"/>
             <w:tcBorders>
               <w:top w:val="single" w:color="C9C8C3" w:sz="4"/>
               <w:left w:val="single" w:color="C9C8C3" w:sz="4"/>
@@ -3360,106 +3607,7 @@
         </w:tc>
         <w:tc>
           <w:tcPr>
-            <w:tcW w:type="dxa" w:w="1650"/>
-            <w:tcBorders>
-              <w:top w:val="single" w:color="C9C8C3" w:sz="4"/>
-              <w:left w:val="single" w:color="C9C8C3" w:sz="4"/>
-              <w:bottom w:val="single" w:color="C9C8C3" w:sz="4"/>
-              <w:right w:val="single" w:color="C9C8C3" w:sz="4"/>
-            </w:tcBorders>
-            <w:tcMar>
-              <w:top w:type="dxa" w:w="50"/>
-              <w:left w:type="dxa" w:w="90"/>
-              <w:bottom w:type="dxa" w:w="50"/>
-              <w:right w:type="dxa" w:w="90"/>
-            </w:tcMar>
-          </w:tcPr>
-          <w:p>
-            <w:pPr>
-              <w:keepNext/>
-              <w:jc w:val="right"/>
-            </w:pPr>
-            <w:r>
-              <w:rPr>
-                <w:rFonts w:ascii="Calibri" w:cs="Calibri" w:eastAsia="Calibri" w:hAnsi="Calibri"/>
-                <w:b w:val="false"/>
-                <w:bCs w:val="false"/>
-                <w:sz w:val="18"/>
-                <w:szCs w:val="18"/>
-              </w:rPr>
-              <w:t xml:space="preserve">0.96</w:t>
-            </w:r>
-          </w:p>
-        </w:tc>
-        <w:tc>
-          <w:tcPr>
-            <w:tcW w:type="dxa" w:w="1650"/>
-            <w:tcBorders>
-              <w:top w:val="single" w:color="C9C8C3" w:sz="4"/>
-              <w:left w:val="single" w:color="C9C8C3" w:sz="4"/>
-              <w:bottom w:val="single" w:color="C9C8C3" w:sz="4"/>
-              <w:right w:val="single" w:color="C9C8C3" w:sz="4"/>
-            </w:tcBorders>
-            <w:tcMar>
-              <w:top w:type="dxa" w:w="50"/>
-              <w:left w:type="dxa" w:w="90"/>
-              <w:bottom w:type="dxa" w:w="50"/>
-              <w:right w:type="dxa" w:w="90"/>
-            </w:tcMar>
-          </w:tcPr>
-          <w:p>
-            <w:pPr>
-              <w:keepNext/>
-              <w:jc w:val="right"/>
-            </w:pPr>
-            <w:r>
-              <w:rPr>
-                <w:rFonts w:ascii="Calibri" w:cs="Calibri" w:eastAsia="Calibri" w:hAnsi="Calibri"/>
-                <w:b w:val="false"/>
-                <w:bCs w:val="false"/>
-                <w:sz w:val="18"/>
-                <w:szCs w:val="18"/>
-              </w:rPr>
-              <w:t xml:space="preserve">1.02</w:t>
-            </w:r>
-          </w:p>
-        </w:tc>
-        <w:tc>
-          <w:tcPr>
-            <w:tcW w:type="dxa" w:w="1650"/>
-            <w:tcBorders>
-              <w:top w:val="single" w:color="C9C8C3" w:sz="4"/>
-              <w:left w:val="single" w:color="C9C8C3" w:sz="4"/>
-              <w:bottom w:val="single" w:color="C9C8C3" w:sz="4"/>
-              <w:right w:val="single" w:color="C9C8C3" w:sz="4"/>
-            </w:tcBorders>
-            <w:tcMar>
-              <w:top w:type="dxa" w:w="50"/>
-              <w:left w:type="dxa" w:w="90"/>
-              <w:bottom w:type="dxa" w:w="50"/>
-              <w:right w:type="dxa" w:w="90"/>
-            </w:tcMar>
-          </w:tcPr>
-          <w:p>
-            <w:pPr>
-              <w:keepNext/>
-              <w:jc w:val="right"/>
-            </w:pPr>
-            <w:r>
-              <w:rPr>
-                <w:rFonts w:ascii="Calibri" w:cs="Calibri" w:eastAsia="Calibri" w:hAnsi="Calibri"/>
-                <w:b w:val="false"/>
-                <w:bCs w:val="false"/>
-                <w:sz w:val="18"/>
-                <w:szCs w:val="18"/>
-              </w:rPr>
-              <w:t xml:space="preserve">0.91</w:t>
-            </w:r>
-          </w:p>
-        </w:tc>
-        <w:tc>
-          <w:tcPr>
-            <w:tcW w:type="dxa" w:w="2010"/>
+            <w:tcW w:type="dxa" w:w="2800"/>
             <w:tcBorders>
               <w:top w:val="single" w:color="C9C8C3" w:sz="4"/>
               <w:left w:val="single" w:color="C9C8C3" w:sz="4"/>
@@ -3487,6 +3635,39 @@
                 <w:szCs w:val="18"/>
               </w:rPr>
               <w:t xml:space="preserve">1.19</w:t>
+            </w:r>
+          </w:p>
+        </w:tc>
+        <w:tc>
+          <w:tcPr>
+            <w:tcW w:type="dxa" w:w="2860"/>
+            <w:tcBorders>
+              <w:top w:val="single" w:color="C9C8C3" w:sz="4"/>
+              <w:left w:val="single" w:color="C9C8C3" w:sz="4"/>
+              <w:bottom w:val="single" w:color="C9C8C3" w:sz="4"/>
+              <w:right w:val="single" w:color="C9C8C3" w:sz="4"/>
+            </w:tcBorders>
+            <w:tcMar>
+              <w:top w:type="dxa" w:w="50"/>
+              <w:left w:type="dxa" w:w="90"/>
+              <w:bottom w:type="dxa" w:w="50"/>
+              <w:right w:type="dxa" w:w="90"/>
+            </w:tcMar>
+          </w:tcPr>
+          <w:p>
+            <w:pPr>
+              <w:keepNext/>
+              <w:jc w:val="right"/>
+            </w:pPr>
+            <w:r>
+              <w:rPr>
+                <w:rFonts w:ascii="Calibri" w:cs="Calibri" w:eastAsia="Calibri" w:hAnsi="Calibri"/>
+                <w:b w:val="false"/>
+                <w:bCs w:val="false"/>
+                <w:sz w:val="18"/>
+                <w:szCs w:val="18"/>
+              </w:rPr>
+              <w:t xml:space="preserve">1.03</w:t>
             </w:r>
           </w:p>
         </w:tc>
@@ -3497,7 +3678,7 @@
         </w:trPr>
         <w:tc>
           <w:tcPr>
-            <w:tcW w:type="dxa" w:w="900"/>
+            <w:tcW w:type="dxa" w:w="1500"/>
             <w:tcBorders>
               <w:top w:val="single" w:color="C9C8C3" w:sz="4"/>
               <w:left w:val="single" w:color="C9C8C3" w:sz="4"/>
@@ -3530,7 +3711,7 @@
         </w:tc>
         <w:tc>
           <w:tcPr>
-            <w:tcW w:type="dxa" w:w="1500"/>
+            <w:tcW w:type="dxa" w:w="2200"/>
             <w:tcBorders>
               <w:top w:val="single" w:color="C9C8C3" w:sz="4"/>
               <w:left w:val="single" w:color="C9C8C3" w:sz="4"/>
@@ -3563,106 +3744,7 @@
         </w:tc>
         <w:tc>
           <w:tcPr>
-            <w:tcW w:type="dxa" w:w="1650"/>
-            <w:tcBorders>
-              <w:top w:val="single" w:color="C9C8C3" w:sz="4"/>
-              <w:left w:val="single" w:color="C9C8C3" w:sz="4"/>
-              <w:bottom w:val="single" w:color="C9C8C3" w:sz="4"/>
-              <w:right w:val="single" w:color="C9C8C3" w:sz="4"/>
-            </w:tcBorders>
-            <w:tcMar>
-              <w:top w:type="dxa" w:w="50"/>
-              <w:left w:type="dxa" w:w="90"/>
-              <w:bottom w:type="dxa" w:w="50"/>
-              <w:right w:type="dxa" w:w="90"/>
-            </w:tcMar>
-          </w:tcPr>
-          <w:p>
-            <w:pPr>
-              <w:keepNext/>
-              <w:jc w:val="right"/>
-            </w:pPr>
-            <w:r>
-              <w:rPr>
-                <w:rFonts w:ascii="Calibri" w:cs="Calibri" w:eastAsia="Calibri" w:hAnsi="Calibri"/>
-                <w:b w:val="false"/>
-                <w:bCs w:val="false"/>
-                <w:sz w:val="18"/>
-                <w:szCs w:val="18"/>
-              </w:rPr>
-              <w:t xml:space="preserve">0.61</w:t>
-            </w:r>
-          </w:p>
-        </w:tc>
-        <w:tc>
-          <w:tcPr>
-            <w:tcW w:type="dxa" w:w="1650"/>
-            <w:tcBorders>
-              <w:top w:val="single" w:color="C9C8C3" w:sz="4"/>
-              <w:left w:val="single" w:color="C9C8C3" w:sz="4"/>
-              <w:bottom w:val="single" w:color="C9C8C3" w:sz="4"/>
-              <w:right w:val="single" w:color="C9C8C3" w:sz="4"/>
-            </w:tcBorders>
-            <w:tcMar>
-              <w:top w:type="dxa" w:w="50"/>
-              <w:left w:type="dxa" w:w="90"/>
-              <w:bottom w:type="dxa" w:w="50"/>
-              <w:right w:type="dxa" w:w="90"/>
-            </w:tcMar>
-          </w:tcPr>
-          <w:p>
-            <w:pPr>
-              <w:keepNext/>
-              <w:jc w:val="right"/>
-            </w:pPr>
-            <w:r>
-              <w:rPr>
-                <w:rFonts w:ascii="Calibri" w:cs="Calibri" w:eastAsia="Calibri" w:hAnsi="Calibri"/>
-                <w:b w:val="false"/>
-                <w:bCs w:val="false"/>
-                <w:sz w:val="18"/>
-                <w:szCs w:val="18"/>
-              </w:rPr>
-              <w:t xml:space="preserve">0.65</w:t>
-            </w:r>
-          </w:p>
-        </w:tc>
-        <w:tc>
-          <w:tcPr>
-            <w:tcW w:type="dxa" w:w="1650"/>
-            <w:tcBorders>
-              <w:top w:val="single" w:color="C9C8C3" w:sz="4"/>
-              <w:left w:val="single" w:color="C9C8C3" w:sz="4"/>
-              <w:bottom w:val="single" w:color="C9C8C3" w:sz="4"/>
-              <w:right w:val="single" w:color="C9C8C3" w:sz="4"/>
-            </w:tcBorders>
-            <w:tcMar>
-              <w:top w:type="dxa" w:w="50"/>
-              <w:left w:type="dxa" w:w="90"/>
-              <w:bottom w:type="dxa" w:w="50"/>
-              <w:right w:type="dxa" w:w="90"/>
-            </w:tcMar>
-          </w:tcPr>
-          <w:p>
-            <w:pPr>
-              <w:keepNext/>
-              <w:jc w:val="right"/>
-            </w:pPr>
-            <w:r>
-              <w:rPr>
-                <w:rFonts w:ascii="Calibri" w:cs="Calibri" w:eastAsia="Calibri" w:hAnsi="Calibri"/>
-                <w:b w:val="false"/>
-                <w:bCs w:val="false"/>
-                <w:sz w:val="18"/>
-                <w:szCs w:val="18"/>
-              </w:rPr>
-              <w:t xml:space="preserve">0.58</w:t>
-            </w:r>
-          </w:p>
-        </w:tc>
-        <w:tc>
-          <w:tcPr>
-            <w:tcW w:type="dxa" w:w="2010"/>
+            <w:tcW w:type="dxa" w:w="2800"/>
             <w:tcBorders>
               <w:top w:val="single" w:color="C9C8C3" w:sz="4"/>
               <w:left w:val="single" w:color="C9C8C3" w:sz="4"/>
@@ -3690,6 +3772,39 @@
                 <w:szCs w:val="18"/>
               </w:rPr>
               <w:t xml:space="preserve">0.76</w:t>
+            </w:r>
+          </w:p>
+        </w:tc>
+        <w:tc>
+          <w:tcPr>
+            <w:tcW w:type="dxa" w:w="2860"/>
+            <w:tcBorders>
+              <w:top w:val="single" w:color="C9C8C3" w:sz="4"/>
+              <w:left w:val="single" w:color="C9C8C3" w:sz="4"/>
+              <w:bottom w:val="single" w:color="C9C8C3" w:sz="4"/>
+              <w:right w:val="single" w:color="C9C8C3" w:sz="4"/>
+            </w:tcBorders>
+            <w:tcMar>
+              <w:top w:type="dxa" w:w="50"/>
+              <w:left w:type="dxa" w:w="90"/>
+              <w:bottom w:type="dxa" w:w="50"/>
+              <w:right w:type="dxa" w:w="90"/>
+            </w:tcMar>
+          </w:tcPr>
+          <w:p>
+            <w:pPr>
+              <w:keepNext/>
+              <w:jc w:val="right"/>
+            </w:pPr>
+            <w:r>
+              <w:rPr>
+                <w:rFonts w:ascii="Calibri" w:cs="Calibri" w:eastAsia="Calibri" w:hAnsi="Calibri"/>
+                <w:b w:val="false"/>
+                <w:bCs w:val="false"/>
+                <w:sz w:val="18"/>
+                <w:szCs w:val="18"/>
+              </w:rPr>
+              <w:t xml:space="preserve">0.66</w:t>
             </w:r>
           </w:p>
         </w:tc>
@@ -3700,7 +3815,7 @@
         </w:trPr>
         <w:tc>
           <w:tcPr>
-            <w:tcW w:type="dxa" w:w="900"/>
+            <w:tcW w:type="dxa" w:w="1500"/>
             <w:tcBorders>
               <w:top w:val="single" w:color="C9C8C3" w:sz="4"/>
               <w:left w:val="single" w:color="C9C8C3" w:sz="4"/>
@@ -3733,7 +3848,7 @@
         </w:tc>
         <w:tc>
           <w:tcPr>
-            <w:tcW w:type="dxa" w:w="1500"/>
+            <w:tcW w:type="dxa" w:w="2200"/>
             <w:tcBorders>
               <w:top w:val="single" w:color="C9C8C3" w:sz="4"/>
               <w:left w:val="single" w:color="C9C8C3" w:sz="4"/>
@@ -3766,7 +3881,7 @@
         </w:tc>
         <w:tc>
           <w:tcPr>
-            <w:tcW w:type="dxa" w:w="1650"/>
+            <w:tcW w:type="dxa" w:w="2800"/>
             <w:tcBorders>
               <w:top w:val="single" w:color="C9C8C3" w:sz="4"/>
               <w:left w:val="single" w:color="C9C8C3" w:sz="4"/>
@@ -3793,13 +3908,13 @@
                 <w:sz w:val="18"/>
                 <w:szCs w:val="18"/>
               </w:rPr>
-              <w:t xml:space="preserve">0.10</w:t>
-            </w:r>
-          </w:p>
-        </w:tc>
-        <w:tc>
-          <w:tcPr>
-            <w:tcW w:type="dxa" w:w="1650"/>
+              <w:t xml:space="preserve">0.12</w:t>
+            </w:r>
+          </w:p>
+        </w:tc>
+        <w:tc>
+          <w:tcPr>
+            <w:tcW w:type="dxa" w:w="2860"/>
             <w:tcBorders>
               <w:top w:val="single" w:color="C9C8C3" w:sz="4"/>
               <w:left w:val="single" w:color="C9C8C3" w:sz="4"/>
@@ -3827,72 +3942,6 @@
                 <w:szCs w:val="18"/>
               </w:rPr>
               <w:t xml:space="preserve">0.11</w:t>
-            </w:r>
-          </w:p>
-        </w:tc>
-        <w:tc>
-          <w:tcPr>
-            <w:tcW w:type="dxa" w:w="1650"/>
-            <w:tcBorders>
-              <w:top w:val="single" w:color="C9C8C3" w:sz="4"/>
-              <w:left w:val="single" w:color="C9C8C3" w:sz="4"/>
-              <w:bottom w:val="single" w:color="C9C8C3" w:sz="4"/>
-              <w:right w:val="single" w:color="C9C8C3" w:sz="4"/>
-            </w:tcBorders>
-            <w:tcMar>
-              <w:top w:type="dxa" w:w="50"/>
-              <w:left w:type="dxa" w:w="90"/>
-              <w:bottom w:type="dxa" w:w="50"/>
-              <w:right w:type="dxa" w:w="90"/>
-            </w:tcMar>
-          </w:tcPr>
-          <w:p>
-            <w:pPr>
-              <w:keepNext w:val="false"/>
-              <w:jc w:val="right"/>
-            </w:pPr>
-            <w:r>
-              <w:rPr>
-                <w:rFonts w:ascii="Calibri" w:cs="Calibri" w:eastAsia="Calibri" w:hAnsi="Calibri"/>
-                <w:b w:val="false"/>
-                <w:bCs w:val="false"/>
-                <w:sz w:val="18"/>
-                <w:szCs w:val="18"/>
-              </w:rPr>
-              <w:t xml:space="preserve">0.10</w:t>
-            </w:r>
-          </w:p>
-        </w:tc>
-        <w:tc>
-          <w:tcPr>
-            <w:tcW w:type="dxa" w:w="2010"/>
-            <w:tcBorders>
-              <w:top w:val="single" w:color="C9C8C3" w:sz="4"/>
-              <w:left w:val="single" w:color="C9C8C3" w:sz="4"/>
-              <w:bottom w:val="single" w:color="C9C8C3" w:sz="4"/>
-              <w:right w:val="single" w:color="C9C8C3" w:sz="4"/>
-            </w:tcBorders>
-            <w:tcMar>
-              <w:top w:type="dxa" w:w="50"/>
-              <w:left w:type="dxa" w:w="90"/>
-              <w:bottom w:type="dxa" w:w="50"/>
-              <w:right w:type="dxa" w:w="90"/>
-            </w:tcMar>
-          </w:tcPr>
-          <w:p>
-            <w:pPr>
-              <w:keepNext w:val="false"/>
-              <w:jc w:val="right"/>
-            </w:pPr>
-            <w:r>
-              <w:rPr>
-                <w:rFonts w:ascii="Calibri" w:cs="Calibri" w:eastAsia="Calibri" w:hAnsi="Calibri"/>
-                <w:b w:val="false"/>
-                <w:bCs w:val="false"/>
-                <w:sz w:val="18"/>
-                <w:szCs w:val="18"/>
-              </w:rPr>
-              <w:t xml:space="preserve">0.12</w:t>
             </w:r>
           </w:p>
         </w:tc>
@@ -3909,7 +3958,7 @@
           <w:sz w:val="18"/>
           <w:szCs w:val="18"/>
         </w:rPr>
-        <w:t xml:space="preserve">Millions of dollars at the 2025-26 cap. Dollar scales: 25.6 for 2017-18 (2007-2008 drafts), 27.2 for 2019-20 (2007-2010 drafts), 24.2 for 2021-22 (2007-2012 drafts), and 31.7 for all eleven drafts.</w:t>
+        <w:t xml:space="preserve">Millions of dollars at the 2025-26 cap: the star value ($31.7 million, or $27.6 million without 2015 and 2016) times Bacon's star probability for the slot.</w:t>
       </w:r>
     </w:p>
     <w:p>
@@ -3932,7 +3981,7 @@
         <w:rPr>
           <w:rFonts w:ascii="Calibri" w:cs="Calibri" w:eastAsia="Calibri" w:hAnsi="Calibri"/>
         </w:rPr>
-        <w:t xml:space="preserve">The cost rule moves pick values more than any other choice, and it is the main risk to what the trade study concludes about picks. The qualifying-offer chain charges the least a club can pay to keep a player, which prices the club's right. In practice, clubs pay more. A star's club usually signs him to a long contract before his control ends, and a player who is eligible for salary arbitration can push his pay toward market. Figure 3 compares the two costs for the first-round picks who reached the NHL. Clubs actually paid 3.2 times the chain's cost for players taken in the top ten, and 2.1 times for players taken 16th to 32nd.</w:t>
+        <w:t xml:space="preserve">How cost is assigned to a drafted player once he is in the NHL affects pick values more than any other choice, and it is the main risk to what the trade study concludes about picks. The model charges the qualifying-offer chain, which represents the cost of holding a player's rights. In practice, clubs pay more. A star's club usually signs him to a long contract while the team holds his rights, and a player who is eligible for salary arbitration can push his pay toward market. Figure 3 compares the two costs for the first-round picks who reached the NHL. Clubs actually paid 3.2 times the qualifying-offer chain's cost for players taken in the top ten, 2.3 times for those taken 11th to 15th, and 2.1 times for those taken 16th to 32nd.</w:t>
       </w:r>
     </w:p>
     <w:p>
@@ -3959,7 +4008,7 @@
       <w:r>
         <w:drawing>
           <wp:inline distT="0" distB="0" distL="0" distR="0">
-            <wp:extent cx="5143500" cy="2628900"/>
+            <wp:extent cx="5143500" cy="2847975"/>
             <wp:effectExtent t="0" r="0" b="0" l="0"/>
             <wp:docPr id="3" name="" descr="" title=""/>
             <wp:cNvGraphicFramePr>
@@ -3984,7 +4033,7 @@
                   <pic:spPr bwMode="auto">
                     <a:xfrm>
                       <a:off x="0" y="0"/>
-                      <a:ext cx="5143500" cy="2628900"/>
+                      <a:ext cx="5143500" cy="2847975"/>
                     </a:xfrm>
                     <a:prstGeom prst="rect">
                       <a:avLst/>
@@ -4008,7 +4057,7 @@
           <w:sz w:val="18"/>
           <w:szCs w:val="18"/>
         </w:rPr>
-        <w:t xml:space="preserve">Average per first-round skater who played in the NHL (2007-2017 drafts), over his control years, in millions of dollars at the 2025-26 cap. Value delivered and the model's cost are as in Section 3. Cost actually paid uses each season's actual cap hit (PuckPedia from 2018-19, CapWages before). Players taken 11th to 15th were paid 2.3 times the chain's cost.</w:t>
+        <w:t xml:space="preserve">Average per first-round skater who played in the NHL (2007-2017 drafts), over the seasons his club held his rights, in millions of dollars at the 2025-26 cap. Value delivered and the cost charged by the model are as in Section 3. Cost actually paid uses each season's cap hit (PuckPedia from 2018-19, CapWages before).</w:t>
       </w:r>
     </w:p>
     <w:p>
@@ -4019,7 +4068,7 @@
         <w:rPr>
           <w:rFonts w:ascii="Calibri" w:cs="Calibri" w:eastAsia="Calibri" w:hAnsi="Calibri"/>
         </w:rPr>
-        <w:t xml:space="preserve">Actual contracts are not used as the cost, for two reasons. They bring hindsight into the cost side, since they record what each club and player negotiated years after the draft. And a long contract spreads the price of the free-agent years it buys over each of its seasons, so it would charge the control years for seasons outside them.</w:t>
+        <w:t xml:space="preserve">Actual contracts are not used as the cost, for two reasons. They bring hindsight into the cost side, since they record what each club and player negotiated years after the draft. And many of these contracts are long contracts that buy free-agent years as well as restricted years, while the model is concerned only with the years of team control.</w:t>
       </w:r>
     </w:p>
     <w:p>
@@ -4030,7 +4079,7 @@
         <w:rPr>
           <w:rFonts w:ascii="Calibri" w:cs="Calibri" w:eastAsia="Calibri" w:hAnsi="Calibri"/>
         </w:rPr>
-        <w:t xml:space="preserve">The gap still matters. Players in a trade are costed at their actual cap hits, while picks are costed at the chain. Picks, therefore, look more valuable relative to players than they are, which could make clubs appear to give picks away too cheaply when they do not. The check is an alternative cost that charges market prices once a player becomes eligible for arbitration, and it cuts the dollar scale by 55%. I will run it before reading the trade back-test: a finding about picks that survives it does not come from the cost rule.</w:t>
+        <w:t xml:space="preserve">This has a consequence for the trade study. Players in a trade are costed at their actual cap hits, while picks are costed using the qualifying-offer chain, so picks look more valuable relative to players than they are. That could make clubs appear to give picks away too cheaply when they do not. The check is an alternative cost that charges market prices once a player becomes eligible for arbitration; it lowers each pick's value by 55%. I will run it before reading the trade back-test, because a finding about picks that survives it does not come from how the cost was assigned.</w:t>
       </w:r>
     </w:p>
     <w:p>
@@ -4053,7 +4102,116 @@
         <w:rPr>
           <w:rFonts w:ascii="Calibri" w:cs="Calibri" w:eastAsia="Calibri" w:hAnsi="Calibri"/>
         </w:rPr>
-        <w:t xml:space="preserve">A pick is often traded before anyone knows its slot, so the model sets the slot in one of three ways. A pick traded during its own draft takes its actual slot. A pick for the coming draft, traded during the season, takes the slot implied by its original team's place in the standings on the trade date. For 97 of 156 such picks, this lands within three slots of the actual one. A pick traded before that season starts, or for a later draft, takes the average star probability of its round. The 113 picks traded with conditions attached are valued without their conditions until each is checked.</w:t>
+        <w:t xml:space="preserve">A pick is often traded before anyone knows its slot, so the model assigns one in three ways. A pick traded during its own draft takes its actual slot. A pick for the coming draft, traded during the season, takes the slot implied by its original team's place in the standings on the trade date. For 97 of 156 such picks, this lands within three slots of the draft slot the pick went on to become. A pick traded before that season starts, or for a later draft, takes the average star probability of its round.</w:t>
+      </w:r>
+    </w:p>
+    <w:p>
+      <w:pPr>
+        <w:spacing w:after="120" w:before="60" w:line="276"/>
+      </w:pPr>
+      <w:r>
+        <w:rPr>
+          <w:rFonts w:ascii="Calibri" w:cs="Calibri" w:eastAsia="Calibri" w:hAnsi="Calibri"/>
+        </w:rPr>
+        <w:t xml:space="preserve">The round average rests on how little a team's current slot says about its slot a year or two later. Across the 2005-2026 drafts, a team's own first-round slot correlates 0.44 with its slot in the next draft and 0.34 with its slot two drafts later, and it moves a median of 6 places in a year (Figure 4). A team that picked in the top five went on to pick anywhere from 2nd to 22nd the next year, in 80% of cases.</w:t>
+      </w:r>
+    </w:p>
+    <w:p>
+      <w:pPr>
+        <w:keepNext/>
+        <w:spacing w:after="60" w:before="180"/>
+      </w:pPr>
+      <w:r>
+        <w:rPr>
+          <w:rFonts w:ascii="Calibri" w:cs="Calibri" w:eastAsia="Calibri" w:hAnsi="Calibri"/>
+          <w:b/>
+          <w:bCs/>
+          <w:sz w:val="20"/>
+          <w:szCs w:val="20"/>
+        </w:rPr>
+        <w:t xml:space="preserve">Figure 4. How a team's draft slot carries over to later drafts</w:t>
+      </w:r>
+    </w:p>
+    <w:p>
+      <w:pPr>
+        <w:keepNext/>
+        <w:jc w:val="center"/>
+      </w:pPr>
+      <w:r>
+        <w:drawing>
+          <wp:inline distT="0" distB="0" distL="0" distR="0">
+            <wp:extent cx="5143500" cy="2847975"/>
+            <wp:effectExtent t="0" r="0" b="0" l="0"/>
+            <wp:docPr id="4" name="" descr="" title=""/>
+            <wp:cNvGraphicFramePr>
+              <a:graphicFrameLocks xmlns:a="http://schemas.openxmlformats.org/drawingml/2006/main" noChangeAspect="1"/>
+            </wp:cNvGraphicFramePr>
+            <a:graphic xmlns:a="http://schemas.openxmlformats.org/drawingml/2006/main">
+              <a:graphicData uri="http://schemas.openxmlformats.org/drawingml/2006/picture">
+                <pic:pic xmlns:pic="http://schemas.openxmlformats.org/drawingml/2006/picture">
+                  <pic:nvPicPr>
+                    <pic:cNvPr id="0" name="" descr=""/>
+                    <pic:cNvPicPr>
+                      <a:picLocks noChangeAspect="1" noChangeArrowheads="1"/>
+                    </pic:cNvPicPr>
+                  </pic:nvPicPr>
+                  <pic:blipFill>
+                    <a:blip r:embed="rId11" cstate="none"/>
+                    <a:srcRect/>
+                    <a:stretch>
+                      <a:fillRect/>
+                    </a:stretch>
+                  </pic:blipFill>
+                  <pic:spPr bwMode="auto">
+                    <a:xfrm>
+                      <a:off x="0" y="0"/>
+                      <a:ext cx="5143500" cy="2847975"/>
+                    </a:xfrm>
+                    <a:prstGeom prst="rect">
+                      <a:avLst/>
+                    </a:prstGeom>
+                  </pic:spPr>
+                </pic:pic>
+              </a:graphicData>
+            </a:graphic>
+          </wp:inline>
+        </w:drawing>
+      </w:r>
+    </w:p>
+    <w:p>
+      <w:pPr>
+        <w:spacing w:after="220" w:before="40"/>
+      </w:pPr>
+      <w:r>
+        <w:rPr>
+          <w:rFonts w:ascii="Calibri" w:cs="Calibri" w:eastAsia="Calibri" w:hAnsi="Calibri"/>
+          <w:color w:val="52514E"/>
+          <w:sz w:val="18"/>
+          <w:szCs w:val="18"/>
+        </w:rPr>
+        <w:t xml:space="preserve">For teams whose own first-round pick fell in each range of slots, the dot is the average slot of their own first-round pick in the next draft (blue) and two drafts later (orange); the bars span the 10th to 90th percentiles. A team's own pick is the one it originally held, wherever it was later traded. Drafts 2005-2026, from the NHL's draft records (actual slots, after the lottery); slot 1 is the first pick.</w:t>
+      </w:r>
+    </w:p>
+    <w:p>
+      <w:pPr>
+        <w:spacing w:after="120" w:before="60" w:line="276"/>
+      </w:pPr>
+      <w:r>
+        <w:rPr>
+          <w:rFonts w:ascii="Calibri" w:cs="Calibri" w:eastAsia="Calibri" w:hAnsi="Calibri"/>
+        </w:rPr>
+        <w:t xml:space="preserve">The round average does give up some information, because the slot is not purely random: teams near the top of the draft tend to stay near the top. Valued at the slots they went on to pick, the next first-round pick of a team that just picked in the top five was worth $9.5 million on average, against the round average of $6.6 million; that of a team that just picked 25th to 32nd was worth $4.3 million. The round average, therefore, undervalues a weak team's future first-round pick and overvalues a strong team's. It is kept for its simplicity, and this difference is stated as a limitation.</w:t>
+      </w:r>
+    </w:p>
+    <w:p>
+      <w:pPr>
+        <w:spacing w:after="120" w:before="60" w:line="276"/>
+      </w:pPr>
+      <w:r>
+        <w:rPr>
+          <w:rFonts w:ascii="Calibri" w:cs="Calibri" w:eastAsia="Calibri" w:hAnsi="Calibri"/>
+        </w:rPr>
+        <w:t xml:space="preserve">The 113 picks traded with conditions attached are valued without their conditions until each is checked. In all, the 634 picks traded from July 2017 to March 2022 are worth $704.8 million, or $614.0 million without the 2015 and 2016 drafts.</w:t>
       </w:r>
     </w:p>
     <w:p>
@@ -4076,7 +4234,7 @@
         <w:rPr>
           <w:rFonts w:ascii="Calibri" w:cs="Calibri" w:eastAsia="Calibri" w:hAnsi="Calibri"/>
         </w:rPr>
-        <w:t xml:space="preserve">Three limits remain. The cost rule understates what clubs pay for control (Section 6). Bacon's probabilities come from a model fitted on drafts through 2021; their shape holds in early drafts, but the model cannot be refitted on what was known at each trade. And the projected slot ignores the draft lottery.</w:t>
+        <w:t xml:space="preserve">Four limits remain. The qualifying-offer chain understates what clubs pay to keep a drafted player (Section 6). The round average for future picks ignores that weak teams tend to stay weak (Section 7). Bacon's probabilities come from a model fitted on drafts through 2021, so they draw on outcomes that were not known at the time of the earlier trades; the shape they give the curve fits our 2007-2011 and 2012-2017 drafts equally well, but his model cannot be refitted on what was known at each trade. And the slot projected from the standings ignores the draft lottery.</w:t>
       </w:r>
     </w:p>
     <w:p>
@@ -4099,7 +4257,7 @@
         <w:rPr>
           <w:rFonts w:ascii="Calibri" w:cs="Calibri" w:eastAsia="Calibri" w:hAnsi="Calibri"/>
         </w:rPr>
-        <w:t xml:space="preserve">Appendix A. Other Decisions</w:t>
+        <w:t xml:space="preserve">Appendix A. Other Choices</w:t>
       </w:r>
     </w:p>
     <w:p>
@@ -4110,7 +4268,7 @@
         <w:rPr>
           <w:rFonts w:ascii="Calibri" w:cs="Calibri" w:eastAsia="Calibri" w:hAnsi="Calibri"/>
         </w:rPr>
-        <w:t xml:space="preserve">Each row is a choice made in building the curve that does not change its conclusions. Effects on the dollar scale were measured on skaters in the test that decided each choice.</w:t>
+        <w:t xml:space="preserve">Each row gives a choice made in building the curve, why it was made, and what the alternative would have done. Where a choice changes each pick's value by the same percentage, the effect is shown on the 10th pick, worth $6.71 million in the model.</w:t>
       </w:r>
     </w:p>
     <w:tbl>
@@ -4126,10 +4284,10 @@
         </w:tblBorders>
       </w:tblPr>
       <w:tblGrid>
-        <w:gridCol w:w="1800"/>
-        <w:gridCol w:w="3100"/>
-        <w:gridCol w:w="2100"/>
-        <w:gridCol w:w="2360"/>
+        <w:gridCol w:w="1700"/>
+        <w:gridCol w:w="2500"/>
+        <w:gridCol w:w="2500"/>
+        <w:gridCol w:w="2660"/>
       </w:tblGrid>
       <w:tr>
         <w:trPr>
@@ -4137,7 +4295,7 @@
         </w:trPr>
         <w:tc>
           <w:tcPr>
-            <w:tcW w:type="dxa" w:w="1800"/>
+            <w:tcW w:type="dxa" w:w="1700"/>
             <w:tcBorders>
               <w:top w:val="single" w:color="C9C8C3" w:sz="4"/>
               <w:left w:val="single" w:color="C9C8C3" w:sz="4"/>
@@ -4165,13 +4323,13 @@
                 <w:sz w:val="18"/>
                 <w:szCs w:val="18"/>
               </w:rPr>
-              <w:t xml:space="preserve">Decision</w:t>
-            </w:r>
-          </w:p>
-        </w:tc>
-        <w:tc>
-          <w:tcPr>
-            <w:tcW w:type="dxa" w:w="3100"/>
+              <w:t xml:space="preserve">Choice</w:t>
+            </w:r>
+          </w:p>
+        </w:tc>
+        <w:tc>
+          <w:tcPr>
+            <w:tcW w:type="dxa" w:w="2500"/>
             <w:tcBorders>
               <w:top w:val="single" w:color="C9C8C3" w:sz="4"/>
               <w:left w:val="single" w:color="C9C8C3" w:sz="4"/>
@@ -4199,13 +4357,13 @@
                 <w:sz w:val="18"/>
                 <w:szCs w:val="18"/>
               </w:rPr>
-              <w:t xml:space="preserve">Choice</w:t>
-            </w:r>
-          </w:p>
-        </w:tc>
-        <w:tc>
-          <w:tcPr>
-            <w:tcW w:type="dxa" w:w="2100"/>
+              <w:t xml:space="preserve">What the model does</w:t>
+            </w:r>
+          </w:p>
+        </w:tc>
+        <w:tc>
+          <w:tcPr>
+            <w:tcW w:type="dxa" w:w="2500"/>
             <w:tcBorders>
               <w:top w:val="single" w:color="C9C8C3" w:sz="4"/>
               <w:left w:val="single" w:color="C9C8C3" w:sz="4"/>
@@ -4233,13 +4391,13 @@
                 <w:sz w:val="18"/>
                 <w:szCs w:val="18"/>
               </w:rPr>
-              <w:t xml:space="preserve">Alternative tested</w:t>
-            </w:r>
-          </w:p>
-        </w:tc>
-        <w:tc>
-          <w:tcPr>
-            <w:tcW w:type="dxa" w:w="2360"/>
+              <w:t xml:space="preserve">Why</w:t>
+            </w:r>
+          </w:p>
+        </w:tc>
+        <w:tc>
+          <w:tcPr>
+            <w:tcW w:type="dxa" w:w="2660"/>
             <w:tcBorders>
               <w:top w:val="single" w:color="C9C8C3" w:sz="4"/>
               <w:left w:val="single" w:color="C9C8C3" w:sz="4"/>
@@ -4267,7 +4425,7 @@
                 <w:sz w:val="18"/>
                 <w:szCs w:val="18"/>
               </w:rPr>
-              <w:t xml:space="preserve">Result</w:t>
+              <w:t xml:space="preserve">What the alternative would do</w:t>
             </w:r>
           </w:p>
         </w:tc>
@@ -4278,7 +4436,7 @@
         </w:trPr>
         <w:tc>
           <w:tcPr>
-            <w:tcW w:type="dxa" w:w="1800"/>
+            <w:tcW w:type="dxa" w:w="1700"/>
             <w:tcBorders>
               <w:top w:val="single" w:color="C9C8C3" w:sz="4"/>
               <w:left w:val="single" w:color="C9C8C3" w:sz="4"/>
@@ -4305,13 +4463,13 @@
                 <w:sz w:val="18"/>
                 <w:szCs w:val="18"/>
               </w:rPr>
-              <w:t xml:space="preserve">End of control years</w:t>
-            </w:r>
-          </w:p>
-        </w:tc>
-        <w:tc>
-          <w:tcPr>
-            <w:tcW w:type="dxa" w:w="3100"/>
+              <w:t xml:space="preserve">End of the years the club holds his rights</w:t>
+            </w:r>
+          </w:p>
+        </w:tc>
+        <w:tc>
+          <w:tcPr>
+            <w:tcW w:type="dxa" w:w="2500"/>
             <w:tcBorders>
               <w:top w:val="single" w:color="C9C8C3" w:sz="4"/>
               <w:left w:val="single" w:color="C9C8C3" w:sz="4"/>
@@ -4338,13 +4496,13 @@
                 <w:sz w:val="18"/>
                 <w:szCs w:val="18"/>
               </w:rPr>
-              <w:t xml:space="preserve">Free agency under the collective agreement (Section 10.1(a)): 27 as of June 30, or seven seasons of 40 or more roster games (30 for goalies); games played stand in for roster games</w:t>
-            </w:r>
-          </w:p>
-        </w:tc>
-        <w:tc>
-          <w:tcPr>
-            <w:tcW w:type="dxa" w:w="2100"/>
+              <w:t xml:space="preserve">Unrestricted free agency under Section 10.1(a): 27 as of June 30, or seven seasons of 40 or more games on an NHL roster (30 for goalies); games played stand in for roster games</w:t>
+            </w:r>
+          </w:p>
+        </w:tc>
+        <w:tc>
+          <w:tcPr>
+            <w:tcW w:type="dxa" w:w="2500"/>
             <w:tcBorders>
               <w:top w:val="single" w:color="C9C8C3" w:sz="4"/>
               <w:left w:val="single" w:color="C9C8C3" w:sz="4"/>
@@ -4371,13 +4529,13 @@
                 <w:sz w:val="18"/>
                 <w:szCs w:val="18"/>
               </w:rPr>
-              <w:t xml:space="preserve">-</w:t>
-            </w:r>
-          </w:p>
-        </w:tc>
-        <w:tc>
-          <w:tcPr>
-            <w:tcW w:type="dxa" w:w="2360"/>
+              <w:t xml:space="preserve">The pick secures the player only until he can sign with any club</w:t>
+            </w:r>
+          </w:p>
+        </w:tc>
+        <w:tc>
+          <w:tcPr>
+            <w:tcW w:type="dxa" w:w="2660"/>
             <w:tcBorders>
               <w:top w:val="single" w:color="C9C8C3" w:sz="4"/>
               <w:left w:val="single" w:color="C9C8C3" w:sz="4"/>
@@ -4404,7 +4562,7 @@
                 <w:sz w:val="18"/>
                 <w:szCs w:val="18"/>
               </w:rPr>
-              <w:t xml:space="preserve">Same free-agency year as PuckPedia for 1,151 of 1,183 drafted players</w:t>
+              <w:t xml:space="preserve">As a check, PuckPedia records a projected free-agency year for each player under contract; this rule gives the same year for 1,151 of the 1,183 drafted players it covers</w:t>
             </w:r>
           </w:p>
         </w:tc>
@@ -4415,7 +4573,7 @@
         </w:trPr>
         <w:tc>
           <w:tcPr>
-            <w:tcW w:type="dxa" w:w="1800"/>
+            <w:tcW w:type="dxa" w:w="1700"/>
             <w:tcBorders>
               <w:top w:val="single" w:color="C9C8C3" w:sz="4"/>
               <w:left w:val="single" w:color="C9C8C3" w:sz="4"/>
@@ -4442,13 +4600,13 @@
                 <w:sz w:val="18"/>
                 <w:szCs w:val="18"/>
               </w:rPr>
-              <w:t xml:space="preserve">Value of a season</w:t>
-            </w:r>
-          </w:p>
-        </w:tc>
-        <w:tc>
-          <w:tcPr>
-            <w:tcW w:type="dxa" w:w="3100"/>
+              <w:t xml:space="preserve">Length of each season's contract</w:t>
+            </w:r>
+          </w:p>
+        </w:tc>
+        <w:tc>
+          <w:tcPr>
+            <w:tcW w:type="dxa" w:w="2500"/>
             <w:tcBorders>
               <w:top w:val="single" w:color="C9C8C3" w:sz="4"/>
               <w:left w:val="single" w:color="C9C8C3" w:sz="4"/>
@@ -4475,13 +4633,13 @@
                 <w:sz w:val="18"/>
                 <w:szCs w:val="18"/>
               </w:rPr>
-              <w:t xml:space="preserve">Wins delivered, on the contract price line, priced as a one-year deal, never below the league minimum</w:t>
-            </w:r>
-          </w:p>
-        </w:tc>
-        <w:tc>
-          <w:tcPr>
-            <w:tcW w:type="dxa" w:w="2100"/>
+              <w:t xml:space="preserve">Each season priced as a one-year contract, so it carries one year of the price line's premium for contract length</w:t>
+            </w:r>
+          </w:p>
+        </w:tc>
+        <w:tc>
+          <w:tcPr>
+            <w:tcW w:type="dxa" w:w="2500"/>
             <w:tcBorders>
               <w:top w:val="single" w:color="C9C8C3" w:sz="4"/>
               <w:left w:val="single" w:color="C9C8C3" w:sz="4"/>
@@ -4508,13 +4666,13 @@
                 <w:sz w:val="18"/>
                 <w:szCs w:val="18"/>
               </w:rPr>
-              <w:t xml:space="preserve">The entry-level contract's remaining length</w:t>
-            </w:r>
-          </w:p>
-        </w:tc>
-        <w:tc>
-          <w:tcPr>
-            <w:tcW w:type="dxa" w:w="2360"/>
+              <w:t xml:space="preserve">Clubs pay that premium for the security of a long contract; an entry-level or qualifying-offer season buys no security beyond that season</w:t>
+            </w:r>
+          </w:p>
+        </w:tc>
+        <w:tc>
+          <w:tcPr>
+            <w:tcW w:type="dxa" w:w="2660"/>
             <w:tcBorders>
               <w:top w:val="single" w:color="C9C8C3" w:sz="4"/>
               <w:left w:val="single" w:color="C9C8C3" w:sz="4"/>
@@ -4541,7 +4699,7 @@
                 <w:sz w:val="18"/>
                 <w:szCs w:val="18"/>
               </w:rPr>
-              <w:t xml:space="preserve">One currency for picks and players</w:t>
+              <w:t xml:space="preserve">Pricing entry-level seasons at the contract's remaining length would add about $2.6 million to a player who plays all three, for security nobody bought</w:t>
             </w:r>
           </w:p>
         </w:tc>
@@ -4552,7 +4710,7 @@
         </w:trPr>
         <w:tc>
           <w:tcPr>
-            <w:tcW w:type="dxa" w:w="1800"/>
+            <w:tcW w:type="dxa" w:w="1700"/>
             <w:tcBorders>
               <w:top w:val="single" w:color="C9C8C3" w:sz="4"/>
               <w:left w:val="single" w:color="C9C8C3" w:sz="4"/>
@@ -4579,13 +4737,13 @@
                 <w:sz w:val="18"/>
                 <w:szCs w:val="18"/>
               </w:rPr>
-              <w:t xml:space="preserve">Short seasons</w:t>
-            </w:r>
-          </w:p>
-        </w:tc>
-        <w:tc>
-          <w:tcPr>
-            <w:tcW w:type="dxa" w:w="3100"/>
+              <w:t xml:space="preserve">Brief call-ups</w:t>
+            </w:r>
+          </w:p>
+        </w:tc>
+        <w:tc>
+          <w:tcPr>
+            <w:tcW w:type="dxa" w:w="2500"/>
             <w:tcBorders>
               <w:top w:val="single" w:color="C9C8C3" w:sz="4"/>
               <w:left w:val="single" w:color="C9C8C3" w:sz="4"/>
@@ -4612,13 +4770,13 @@
                 <w:sz w:val="18"/>
                 <w:szCs w:val="18"/>
               </w:rPr>
-              <w:t xml:space="preserve">WAR in 2012-13, 2019-20, and 2020-21 scaled to 82 games</w:t>
-            </w:r>
-          </w:p>
-        </w:tc>
-        <w:tc>
-          <w:tcPr>
-            <w:tcW w:type="dxa" w:w="2100"/>
+              <w:t xml:space="preserve">A season under 10 NHL games has its value and cost scaled by games played over 82</w:t>
+            </w:r>
+          </w:p>
+        </w:tc>
+        <w:tc>
+          <w:tcPr>
+            <w:tcW w:type="dxa" w:w="2500"/>
             <w:tcBorders>
               <w:top w:val="single" w:color="C9C8C3" w:sz="4"/>
               <w:left w:val="single" w:color="C9C8C3" w:sz="4"/>
@@ -4645,13 +4803,13 @@
                 <w:sz w:val="18"/>
                 <w:szCs w:val="18"/>
               </w:rPr>
-              <w:t xml:space="preserve">-</w:t>
-            </w:r>
-          </w:p>
-        </w:tc>
-        <w:tc>
-          <w:tcPr>
-            <w:tcW w:type="dxa" w:w="2360"/>
+              <w:t xml:space="preserve">A call-up's cap hit counts only for his days on the roster</w:t>
+            </w:r>
+          </w:p>
+        </w:tc>
+        <w:tc>
+          <w:tcPr>
+            <w:tcW w:type="dxa" w:w="2660"/>
             <w:tcBorders>
               <w:top w:val="single" w:color="C9C8C3" w:sz="4"/>
               <w:left w:val="single" w:color="C9C8C3" w:sz="4"/>
@@ -4678,7 +4836,7 @@
                 <w:sz w:val="18"/>
                 <w:szCs w:val="18"/>
               </w:rPr>
-              <w:t xml:space="preserve">-</w:t>
+              <w:t xml:space="preserve">Counting each as a full season charges a full year's cost for a few games: the average pick would fall from $1.68 million to $1.50 million (skaters)</w:t>
             </w:r>
           </w:p>
         </w:tc>
@@ -4689,7 +4847,7 @@
         </w:trPr>
         <w:tc>
           <w:tcPr>
-            <w:tcW w:type="dxa" w:w="1800"/>
+            <w:tcW w:type="dxa" w:w="1700"/>
             <w:tcBorders>
               <w:top w:val="single" w:color="C9C8C3" w:sz="4"/>
               <w:left w:val="single" w:color="C9C8C3" w:sz="4"/>
@@ -4716,13 +4874,13 @@
                 <w:sz w:val="18"/>
                 <w:szCs w:val="18"/>
               </w:rPr>
-              <w:t xml:space="preserve">Brief call-ups</w:t>
-            </w:r>
-          </w:p>
-        </w:tc>
-        <w:tc>
-          <w:tcPr>
-            <w:tcW w:type="dxa" w:w="3100"/>
+              <w:t xml:space="preserve">Entry-level slides</w:t>
+            </w:r>
+          </w:p>
+        </w:tc>
+        <w:tc>
+          <w:tcPr>
+            <w:tcW w:type="dxa" w:w="2500"/>
             <w:tcBorders>
               <w:top w:val="single" w:color="C9C8C3" w:sz="4"/>
               <w:left w:val="single" w:color="C9C8C3" w:sz="4"/>
@@ -4749,13 +4907,13 @@
                 <w:sz w:val="18"/>
                 <w:szCs w:val="18"/>
               </w:rPr>
-              <w:t xml:space="preserve">Under 10 NHL games: value and cost scaled by games over 82</w:t>
-            </w:r>
-          </w:p>
-        </w:tc>
-        <w:tc>
-          <w:tcPr>
-            <w:tcW w:type="dxa" w:w="2100"/>
+              <w:t xml:space="preserve">Not modelled; the entry-level contract runs 3, 2, or 1 seasons from his first NHL season, by his age then (Section 9.1(b))</w:t>
+            </w:r>
+          </w:p>
+        </w:tc>
+        <w:tc>
+          <w:tcPr>
+            <w:tcW w:type="dxa" w:w="2500"/>
             <w:tcBorders>
               <w:top w:val="single" w:color="C9C8C3" w:sz="4"/>
               <w:left w:val="single" w:color="C9C8C3" w:sz="4"/>
@@ -4782,13 +4940,13 @@
                 <w:sz w:val="18"/>
                 <w:szCs w:val="18"/>
               </w:rPr>
-              <w:t xml:space="preserve">Counted as full seasons</w:t>
-            </w:r>
-          </w:p>
-        </w:tc>
-        <w:tc>
-          <w:tcPr>
-            <w:tcW w:type="dxa" w:w="2360"/>
+              <w:t xml:space="preserve">The CBA lets an 18- or 19-year-old's contract slide a year when he plays under 10 NHL games, but modelling it changes little</w:t>
+            </w:r>
+          </w:p>
+        </w:tc>
+        <w:tc>
+          <w:tcPr>
+            <w:tcW w:type="dxa" w:w="2660"/>
             <w:tcBorders>
               <w:top w:val="single" w:color="C9C8C3" w:sz="4"/>
               <w:left w:val="single" w:color="C9C8C3" w:sz="4"/>
@@ -4815,7 +4973,7 @@
                 <w:sz w:val="18"/>
                 <w:szCs w:val="18"/>
               </w:rPr>
-              <w:t xml:space="preserve">Mean surplus a pick $1.68M against $1.50M</w:t>
+              <w:t xml:space="preserve">Modelling slides changes each pick's value by under 0.5% (the 10th pick by under $0.04 million)</w:t>
             </w:r>
           </w:p>
         </w:tc>
@@ -4826,7 +4984,7 @@
         </w:trPr>
         <w:tc>
           <w:tcPr>
-            <w:tcW w:type="dxa" w:w="1800"/>
+            <w:tcW w:type="dxa" w:w="1700"/>
             <w:tcBorders>
               <w:top w:val="single" w:color="C9C8C3" w:sz="4"/>
               <w:left w:val="single" w:color="C9C8C3" w:sz="4"/>
@@ -4853,13 +5011,13 @@
                 <w:sz w:val="18"/>
                 <w:szCs w:val="18"/>
               </w:rPr>
-              <w:t xml:space="preserve">Entry-level contract length</w:t>
-            </w:r>
-          </w:p>
-        </w:tc>
-        <w:tc>
-          <w:tcPr>
-            <w:tcW w:type="dxa" w:w="3100"/>
+              <w:t xml:space="preserve">Careers that lost money</w:t>
+            </w:r>
+          </w:p>
+        </w:tc>
+        <w:tc>
+          <w:tcPr>
+            <w:tcW w:type="dxa" w:w="2500"/>
             <w:tcBorders>
               <w:top w:val="single" w:color="C9C8C3" w:sz="4"/>
               <w:left w:val="single" w:color="C9C8C3" w:sz="4"/>
@@ -4886,13 +5044,13 @@
                 <w:sz w:val="18"/>
                 <w:szCs w:val="18"/>
               </w:rPr>
-              <w:t xml:space="preserve">3, 2, or 1 seasons by age at his first NHL season (Section 9.1(b)), no slides</w:t>
-            </w:r>
-          </w:p>
-        </w:tc>
-        <w:tc>
-          <w:tcPr>
-            <w:tcW w:type="dxa" w:w="2100"/>
+              <w:t xml:space="preserve">Counted as negative</w:t>
+            </w:r>
+          </w:p>
+        </w:tc>
+        <w:tc>
+          <w:tcPr>
+            <w:tcW w:type="dxa" w:w="2500"/>
             <w:tcBorders>
               <w:top w:val="single" w:color="C9C8C3" w:sz="4"/>
               <w:left w:val="single" w:color="C9C8C3" w:sz="4"/>
@@ -4919,13 +5077,13 @@
                 <w:sz w:val="18"/>
                 <w:szCs w:val="18"/>
               </w:rPr>
-              <w:t xml:space="preserve">Slides for 18- and 19-year-olds; slides at any age</w:t>
-            </w:r>
-          </w:p>
-        </w:tc>
-        <w:tc>
-          <w:tcPr>
-            <w:tcW w:type="dxa" w:w="2360"/>
+              <w:t xml:space="preserve">A player who holds a roster spot while delivering less than his cost was a loss to his club</w:t>
+            </w:r>
+          </w:p>
+        </w:tc>
+        <w:tc>
+          <w:tcPr>
+            <w:tcW w:type="dxa" w:w="2660"/>
             <w:tcBorders>
               <w:top w:val="single" w:color="C9C8C3" w:sz="4"/>
               <w:left w:val="single" w:color="C9C8C3" w:sz="4"/>
@@ -4952,7 +5110,7 @@
                 <w:sz w:val="18"/>
                 <w:szCs w:val="18"/>
               </w:rPr>
-              <w:t xml:space="preserve">Scale moves by under 0.5%</w:t>
+              <w:t xml:space="preserve">Flooring each career at zero would raise each pick's value by 4.1% (the 10th pick to $6.99 million)</w:t>
             </w:r>
           </w:p>
         </w:tc>
@@ -4963,7 +5121,7 @@
         </w:trPr>
         <w:tc>
           <w:tcPr>
-            <w:tcW w:type="dxa" w:w="1800"/>
+            <w:tcW w:type="dxa" w:w="1700"/>
             <w:tcBorders>
               <w:top w:val="single" w:color="C9C8C3" w:sz="4"/>
               <w:left w:val="single" w:color="C9C8C3" w:sz="4"/>
@@ -4990,13 +5148,13 @@
                 <w:sz w:val="18"/>
                 <w:szCs w:val="18"/>
               </w:rPr>
-              <w:t xml:space="preserve">Negative careers</w:t>
-            </w:r>
-          </w:p>
-        </w:tc>
-        <w:tc>
-          <w:tcPr>
-            <w:tcW w:type="dxa" w:w="3100"/>
+              <w:t xml:space="preserve">Rights that lapsed</w:t>
+            </w:r>
+          </w:p>
+        </w:tc>
+        <w:tc>
+          <w:tcPr>
+            <w:tcW w:type="dxa" w:w="2500"/>
             <w:tcBorders>
               <w:top w:val="single" w:color="C9C8C3" w:sz="4"/>
               <w:left w:val="single" w:color="C9C8C3" w:sz="4"/>
@@ -5023,13 +5181,13 @@
                 <w:sz w:val="18"/>
                 <w:szCs w:val="18"/>
               </w:rPr>
-              <w:t xml:space="preserve">Counted as negative</w:t>
-            </w:r>
-          </w:p>
-        </w:tc>
-        <w:tc>
-          <w:tcPr>
-            <w:tcW w:type="dxa" w:w="2100"/>
+              <w:t xml:space="preserve">Counted as zero</w:t>
+            </w:r>
+          </w:p>
+        </w:tc>
+        <w:tc>
+          <w:tcPr>
+            <w:tcW w:type="dxa" w:w="2500"/>
             <w:tcBorders>
               <w:top w:val="single" w:color="C9C8C3" w:sz="4"/>
               <w:left w:val="single" w:color="C9C8C3" w:sz="4"/>
@@ -5056,13 +5214,13 @@
                 <w:sz w:val="18"/>
                 <w:szCs w:val="18"/>
               </w:rPr>
-              <w:t xml:space="preserve">Floored at zero</w:t>
-            </w:r>
-          </w:p>
-        </w:tc>
-        <w:tc>
-          <w:tcPr>
-            <w:tcW w:type="dxa" w:w="2360"/>
+              <w:t xml:space="preserve">68 drafted players never signed with their drafting club and first played for another club without a trade (for example, Jared Spurgeon, drafted by the Islanders, signed by Minnesota); their surplus never reached the club holding the pick</w:t>
+            </w:r>
+          </w:p>
+        </w:tc>
+        <w:tc>
+          <w:tcPr>
+            <w:tcW w:type="dxa" w:w="2660"/>
             <w:tcBorders>
               <w:top w:val="single" w:color="C9C8C3" w:sz="4"/>
               <w:left w:val="single" w:color="C9C8C3" w:sz="4"/>
@@ -5089,7 +5247,7 @@
                 <w:sz w:val="18"/>
                 <w:szCs w:val="18"/>
               </w:rPr>
-              <w:t xml:space="preserve">Floor raises the scale by 4.1%</w:t>
+              <w:t xml:space="preserve">Crediting them to the pick would raise each pick's value by about 0.5%; they hold 2.6% of all surplus</w:t>
             </w:r>
           </w:p>
         </w:tc>
@@ -5100,7 +5258,7 @@
         </w:trPr>
         <w:tc>
           <w:tcPr>
-            <w:tcW w:type="dxa" w:w="1800"/>
+            <w:tcW w:type="dxa" w:w="1700"/>
             <w:tcBorders>
               <w:top w:val="single" w:color="C9C8C3" w:sz="4"/>
               <w:left w:val="single" w:color="C9C8C3" w:sz="4"/>
@@ -5127,13 +5285,13 @@
                 <w:sz w:val="18"/>
                 <w:szCs w:val="18"/>
               </w:rPr>
-              <w:t xml:space="preserve">Rights that lapsed</w:t>
-            </w:r>
-          </w:p>
-        </w:tc>
-        <w:tc>
-          <w:tcPr>
-            <w:tcW w:type="dxa" w:w="3100"/>
+              <w:t xml:space="preserve">Goalies</w:t>
+            </w:r>
+          </w:p>
+        </w:tc>
+        <w:tc>
+          <w:tcPr>
+            <w:tcW w:type="dxa" w:w="2500"/>
             <w:tcBorders>
               <w:top w:val="single" w:color="C9C8C3" w:sz="4"/>
               <w:left w:val="single" w:color="C9C8C3" w:sz="4"/>
@@ -5160,13 +5318,13 @@
                 <w:sz w:val="18"/>
                 <w:szCs w:val="18"/>
               </w:rPr>
-              <w:t xml:space="preserve">Worth zero to the pick (68 picks whose first NHL club was not the drafting club, with no trade)</w:t>
-            </w:r>
-          </w:p>
-        </w:tc>
-        <w:tc>
-          <w:tcPr>
-            <w:tcW w:type="dxa" w:w="2100"/>
+              <w:t xml:space="preserve">Pooled with skaters, priced on the goalie price line</w:t>
+            </w:r>
+          </w:p>
+        </w:tc>
+        <w:tc>
+          <w:tcPr>
+            <w:tcW w:type="dxa" w:w="2500"/>
             <w:tcBorders>
               <w:top w:val="single" w:color="C9C8C3" w:sz="4"/>
               <w:left w:val="single" w:color="C9C8C3" w:sz="4"/>
@@ -5193,13 +5351,13 @@
                 <w:sz w:val="18"/>
                 <w:szCs w:val="18"/>
               </w:rPr>
-              <w:t xml:space="preserve">Credited to the pick</w:t>
-            </w:r>
-          </w:p>
-        </w:tc>
-        <w:tc>
-          <w:tcPr>
-            <w:tcW w:type="dxa" w:w="2360"/>
+              <w:t xml:space="preserve">At a trade, nobody knows whether a pick will become a goalie</w:t>
+            </w:r>
+          </w:p>
+        </w:tc>
+        <w:tc>
+          <w:tcPr>
+            <w:tcW w:type="dxa" w:w="2660"/>
             <w:tcBorders>
               <w:top w:val="single" w:color="C9C8C3" w:sz="4"/>
               <w:left w:val="single" w:color="C9C8C3" w:sz="4"/>
@@ -5226,7 +5384,7 @@
                 <w:sz w:val="18"/>
                 <w:szCs w:val="18"/>
               </w:rPr>
-              <w:t xml:space="preserve">2.6% of all surplus; scale moves by 0.5%</w:t>
+              <w:t xml:space="preserve">A separate goalie curve is not credible: goalie value does not follow the slot (Braden Holtby #93, Juuse Saros #99, Igor Shesterkin #118), and one would value a first-overall goalie near $63 million. Leaving goalies out would lower each pick's value by about 2%</w:t>
             </w:r>
           </w:p>
         </w:tc>
@@ -5237,7 +5395,7 @@
         </w:trPr>
         <w:tc>
           <w:tcPr>
-            <w:tcW w:type="dxa" w:w="1800"/>
+            <w:tcW w:type="dxa" w:w="1700"/>
             <w:tcBorders>
               <w:top w:val="single" w:color="C9C8C3" w:sz="4"/>
               <w:left w:val="single" w:color="C9C8C3" w:sz="4"/>
@@ -5264,13 +5422,13 @@
                 <w:sz w:val="18"/>
                 <w:szCs w:val="18"/>
               </w:rPr>
-              <w:t xml:space="preserve">Goalies</w:t>
-            </w:r>
-          </w:p>
-        </w:tc>
-        <w:tc>
-          <w:tcPr>
-            <w:tcW w:type="dxa" w:w="3100"/>
+              <w:t xml:space="preserve">More flexible curves</w:t>
+            </w:r>
+          </w:p>
+        </w:tc>
+        <w:tc>
+          <w:tcPr>
+            <w:tcW w:type="dxa" w:w="2500"/>
             <w:tcBorders>
               <w:top w:val="single" w:color="C9C8C3" w:sz="4"/>
               <w:left w:val="single" w:color="C9C8C3" w:sz="4"/>
@@ -5297,13 +5455,13 @@
                 <w:sz w:val="18"/>
                 <w:szCs w:val="18"/>
               </w:rPr>
-              <w:t xml:space="preserve">Pooled with skaters, priced on the goalie price line</w:t>
-            </w:r>
-          </w:p>
-        </w:tc>
-        <w:tc>
-          <w:tcPr>
-            <w:tcW w:type="dxa" w:w="2100"/>
+              <w:t xml:space="preserve">Not used</w:t>
+            </w:r>
+          </w:p>
+        </w:tc>
+        <w:tc>
+          <w:tcPr>
+            <w:tcW w:type="dxa" w:w="2500"/>
             <w:tcBorders>
               <w:top w:val="single" w:color="C9C8C3" w:sz="4"/>
               <w:left w:val="single" w:color="C9C8C3" w:sz="4"/>
@@ -5330,13 +5488,13 @@
                 <w:sz w:val="18"/>
                 <w:szCs w:val="18"/>
               </w:rPr>
-              <w:t xml:space="preserve">Skaters only; a separate goalie scale</w:t>
-            </w:r>
-          </w:p>
-        </w:tc>
-        <w:tc>
-          <w:tcPr>
-            <w:tcW w:type="dxa" w:w="2360"/>
+              <w:t xml:space="preserve">A bendable curve, log plus log squared, and a two-part model (chance of reaching the NHL times value if he does) were scored as in Table 1; a curve with more parameters had to beat each simpler one in 1,950 of 2,000 redraws of the drafts</w:t>
+            </w:r>
+          </w:p>
+        </w:tc>
+        <w:tc>
+          <w:tcPr>
+            <w:tcW w:type="dxa" w:w="2660"/>
             <w:tcBorders>
               <w:top w:val="single" w:color="C9C8C3" w:sz="4"/>
               <w:left w:val="single" w:color="C9C8C3" w:sz="4"/>
@@ -5363,7 +5521,7 @@
                 <w:sz w:val="18"/>
                 <w:szCs w:val="18"/>
               </w:rPr>
-              <w:t xml:space="preserve">Pooling moves the scale by 2%; a goalie-only scale (84.3) would value a first-overall goalie near $63M</w:t>
+              <w:t xml:space="preserve">None predicted held-out drafts better than the star probability by more than about $0.01 million a pick, and log plus log squared values the 200th pick above the 137th</w:t>
             </w:r>
           </w:p>
         </w:tc>
@@ -5374,7 +5532,7 @@
         </w:trPr>
         <w:tc>
           <w:tcPr>
-            <w:tcW w:type="dxa" w:w="1800"/>
+            <w:tcW w:type="dxa" w:w="1700"/>
             <w:tcBorders>
               <w:top w:val="single" w:color="C9C8C3" w:sz="4"/>
               <w:left w:val="single" w:color="C9C8C3" w:sz="4"/>
@@ -5401,13 +5559,13 @@
                 <w:sz w:val="18"/>
                 <w:szCs w:val="18"/>
               </w:rPr>
-              <w:t xml:space="preserve">Other curve shapes</w:t>
-            </w:r>
-          </w:p>
-        </w:tc>
-        <w:tc>
-          <w:tcPr>
-            <w:tcW w:type="dxa" w:w="3100"/>
+              <w:t xml:space="preserve">Form of the star-probability term</w:t>
+            </w:r>
+          </w:p>
+        </w:tc>
+        <w:tc>
+          <w:tcPr>
+            <w:tcW w:type="dxa" w:w="2500"/>
             <w:tcBorders>
               <w:top w:val="single" w:color="C9C8C3" w:sz="4"/>
               <w:left w:val="single" w:color="C9C8C3" w:sz="4"/>
@@ -5434,13 +5592,13 @@
                 <w:sz w:val="18"/>
                 <w:szCs w:val="18"/>
               </w:rPr>
-              <w:t xml:space="preserve">Star probability × dollar scale</w:t>
-            </w:r>
-          </w:p>
-        </w:tc>
-        <w:tc>
-          <w:tcPr>
-            <w:tcW w:type="dxa" w:w="2100"/>
+              <w:t xml:space="preserve">A straight line through zero</w:t>
+            </w:r>
+          </w:p>
+        </w:tc>
+        <w:tc>
+          <w:tcPr>
+            <w:tcW w:type="dxa" w:w="2500"/>
             <w:tcBorders>
               <w:top w:val="single" w:color="C9C8C3" w:sz="4"/>
               <w:left w:val="single" w:color="C9C8C3" w:sz="4"/>
@@ -5467,13 +5625,13 @@
                 <w:sz w:val="18"/>
                 <w:szCs w:val="18"/>
               </w:rPr>
-              <w:t xml:space="preserve">A bendable curve; log plus log squared; a two-part model</w:t>
-            </w:r>
-          </w:p>
-        </w:tc>
-        <w:tc>
-          <w:tcPr>
-            <w:tcW w:type="dxa" w:w="2360"/>
+              <w:t xml:space="preserve">A slot with no chance of a star should be worth nothing</w:t>
+            </w:r>
+          </w:p>
+        </w:tc>
+        <w:tc>
+          <w:tcPr>
+            <w:tcW w:type="dxa" w:w="2660"/>
             <w:tcBorders>
               <w:top w:val="single" w:color="C9C8C3" w:sz="4"/>
               <w:left w:val="single" w:color="C9C8C3" w:sz="4"/>
@@ -5500,7 +5658,7 @@
                 <w:sz w:val="18"/>
                 <w:szCs w:val="18"/>
               </w:rPr>
-              <w:t xml:space="preserve">Within about $0.01M a pick on held-out drafts; log plus log squared rises after pick 137</w:t>
+              <w:t xml:space="preserve">Adding a constant, a squared term, or a power did not improve the fit; none beat the straight line in more than 30 of 2,000 redraws</w:t>
             </w:r>
           </w:p>
         </w:tc>
@@ -5511,7 +5669,7 @@
         </w:trPr>
         <w:tc>
           <w:tcPr>
-            <w:tcW w:type="dxa" w:w="1800"/>
+            <w:tcW w:type="dxa" w:w="1700"/>
             <w:tcBorders>
               <w:top w:val="single" w:color="C9C8C3" w:sz="4"/>
               <w:left w:val="single" w:color="C9C8C3" w:sz="4"/>
@@ -5538,13 +5696,13 @@
                 <w:sz w:val="18"/>
                 <w:szCs w:val="18"/>
               </w:rPr>
-              <w:t xml:space="preserve">Form on the star probability</w:t>
-            </w:r>
-          </w:p>
-        </w:tc>
-        <w:tc>
-          <w:tcPr>
-            <w:tcW w:type="dxa" w:w="3100"/>
+              <w:t xml:space="preserve">Bacon's NHL-player probability</w:t>
+            </w:r>
+          </w:p>
+        </w:tc>
+        <w:tc>
+          <w:tcPr>
+            <w:tcW w:type="dxa" w:w="2500"/>
             <w:tcBorders>
               <w:top w:val="single" w:color="C9C8C3" w:sz="4"/>
               <w:left w:val="single" w:color="C9C8C3" w:sz="4"/>
@@ -5571,13 +5729,13 @@
                 <w:sz w:val="18"/>
                 <w:szCs w:val="18"/>
               </w:rPr>
-              <w:t xml:space="preserve">Straight line through zero</w:t>
-            </w:r>
-          </w:p>
-        </w:tc>
-        <w:tc>
-          <w:tcPr>
-            <w:tcW w:type="dxa" w:w="2100"/>
+              <w:t xml:space="preserve">Not used</w:t>
+            </w:r>
+          </w:p>
+        </w:tc>
+        <w:tc>
+          <w:tcPr>
+            <w:tcW w:type="dxa" w:w="2500"/>
             <w:tcBorders>
               <w:top w:val="single" w:color="C9C8C3" w:sz="4"/>
               <w:left w:val="single" w:color="C9C8C3" w:sz="4"/>
@@ -5604,13 +5762,13 @@
                 <w:sz w:val="18"/>
                 <w:szCs w:val="18"/>
               </w:rPr>
-              <w:t xml:space="preserve">With an intercept; a squared term; a power curve</w:t>
-            </w:r>
-          </w:p>
-        </w:tc>
-        <w:tc>
-          <w:tcPr>
-            <w:tcW w:type="dxa" w:w="2360"/>
+              <w:t xml:space="preserve">He also gives each slot's chance of producing a 200-game NHL player; once the star probability is in, it adds nothing (coefficient -0.05, standard error 2.15)</w:t>
+            </w:r>
+          </w:p>
+        </w:tc>
+        <w:tc>
+          <w:tcPr>
+            <w:tcW w:type="dxa" w:w="2660"/>
             <w:tcBorders>
               <w:top w:val="single" w:color="C9C8C3" w:sz="4"/>
               <w:left w:val="single" w:color="C9C8C3" w:sz="4"/>
@@ -5637,7 +5795,7 @@
                 <w:sz w:val="18"/>
                 <w:szCs w:val="18"/>
               </w:rPr>
-              <w:t xml:space="preserve">None beat it in more than 30 of 2,000 redraws of the drafts</w:t>
+              <w:t xml:space="preserve">-</w:t>
             </w:r>
           </w:p>
         </w:tc>
@@ -5648,7 +5806,7 @@
         </w:trPr>
         <w:tc>
           <w:tcPr>
-            <w:tcW w:type="dxa" w:w="1800"/>
+            <w:tcW w:type="dxa" w:w="1700"/>
             <w:tcBorders>
               <w:top w:val="single" w:color="C9C8C3" w:sz="4"/>
               <w:left w:val="single" w:color="C9C8C3" w:sz="4"/>
@@ -5675,13 +5833,13 @@
                 <w:sz w:val="18"/>
                 <w:szCs w:val="18"/>
               </w:rPr>
-              <w:t xml:space="preserve">NHL-player probability</w:t>
-            </w:r>
-          </w:p>
-        </w:tc>
-        <w:tc>
-          <w:tcPr>
-            <w:tcW w:type="dxa" w:w="3100"/>
+              <w:t xml:space="preserve">The 2017 draft's last season</w:t>
+            </w:r>
+          </w:p>
+        </w:tc>
+        <w:tc>
+          <w:tcPr>
+            <w:tcW w:type="dxa" w:w="2500"/>
             <w:tcBorders>
               <w:top w:val="single" w:color="C9C8C3" w:sz="4"/>
               <w:left w:val="single" w:color="C9C8C3" w:sz="4"/>
@@ -5708,13 +5866,13 @@
                 <w:sz w:val="18"/>
                 <w:szCs w:val="18"/>
               </w:rPr>
-              <w:t xml:space="preserve">Left out</w:t>
-            </w:r>
-          </w:p>
-        </w:tc>
-        <w:tc>
-          <w:tcPr>
-            <w:tcW w:type="dxa" w:w="2100"/>
+              <w:t xml:space="preserve">Kept</w:t>
+            </w:r>
+          </w:p>
+        </w:tc>
+        <w:tc>
+          <w:tcPr>
+            <w:tcW w:type="dxa" w:w="2500"/>
             <w:tcBorders>
               <w:top w:val="single" w:color="C9C8C3" w:sz="4"/>
               <w:left w:val="single" w:color="C9C8C3" w:sz="4"/>
@@ -5741,13 +5899,13 @@
                 <w:sz w:val="18"/>
                 <w:szCs w:val="18"/>
               </w:rPr>
-              <w:t xml:space="preserve">Added beside the star probability</w:t>
-            </w:r>
-          </w:p>
-        </w:tc>
-        <w:tc>
-          <w:tcPr>
-            <w:tcW w:type="dxa" w:w="2360"/>
+              <w:t xml:space="preserve">The data end with 2025-26, which cuts 29 of the 217 players' years short by one season</w:t>
+            </w:r>
+          </w:p>
+        </w:tc>
+        <w:tc>
+          <w:tcPr>
+            <w:tcW w:type="dxa" w:w="2660"/>
             <w:tcBorders>
               <w:top w:val="single" w:color="C9C8C3" w:sz="4"/>
               <w:left w:val="single" w:color="C9C8C3" w:sz="4"/>
@@ -5774,437 +5932,12 @@
                 <w:sz w:val="18"/>
                 <w:szCs w:val="18"/>
               </w:rPr>
-              <w:t xml:space="preserve">Coefficient -0.05 (standard error 2.15)</w:t>
-            </w:r>
-          </w:p>
-        </w:tc>
-      </w:tr>
-      <w:tr>
-        <w:trPr>
-          <w:cantSplit/>
-        </w:trPr>
-        <w:tc>
-          <w:tcPr>
-            <w:tcW w:type="dxa" w:w="1800"/>
-            <w:tcBorders>
-              <w:top w:val="single" w:color="C9C8C3" w:sz="4"/>
-              <w:left w:val="single" w:color="C9C8C3" w:sz="4"/>
-              <w:bottom w:val="single" w:color="C9C8C3" w:sz="4"/>
-              <w:right w:val="single" w:color="C9C8C3" w:sz="4"/>
-            </w:tcBorders>
-            <w:tcMar>
-              <w:top w:type="dxa" w:w="50"/>
-              <w:left w:type="dxa" w:w="90"/>
-              <w:bottom w:type="dxa" w:w="50"/>
-              <w:right w:type="dxa" w:w="90"/>
-            </w:tcMar>
-          </w:tcPr>
-          <w:p>
-            <w:pPr>
-              <w:keepNext w:val="false"/>
-              <w:jc w:val="left"/>
-            </w:pPr>
-            <w:r>
-              <w:rPr>
-                <w:rFonts w:ascii="Calibri" w:cs="Calibri" w:eastAsia="Calibri" w:hAnsi="Calibri"/>
-                <w:b w:val="false"/>
-                <w:bCs w:val="false"/>
-                <w:sz w:val="18"/>
-                <w:szCs w:val="18"/>
-              </w:rPr>
-              <w:t xml:space="preserve">Draft-to-draft variation in the scale</w:t>
-            </w:r>
-          </w:p>
-        </w:tc>
-        <w:tc>
-          <w:tcPr>
-            <w:tcW w:type="dxa" w:w="3100"/>
-            <w:tcBorders>
-              <w:top w:val="single" w:color="C9C8C3" w:sz="4"/>
-              <w:left w:val="single" w:color="C9C8C3" w:sz="4"/>
-              <w:bottom w:val="single" w:color="C9C8C3" w:sz="4"/>
-              <w:right w:val="single" w:color="C9C8C3" w:sz="4"/>
-            </w:tcBorders>
-            <w:tcMar>
-              <w:top w:type="dxa" w:w="50"/>
-              <w:left w:type="dxa" w:w="90"/>
-              <w:bottom w:type="dxa" w:w="50"/>
-              <w:right w:type="dxa" w:w="90"/>
-            </w:tcMar>
-          </w:tcPr>
-          <w:p>
-            <w:pPr>
-              <w:keepNext w:val="false"/>
-              <w:jc w:val="left"/>
-            </w:pPr>
-            <w:r>
-              <w:rPr>
-                <w:rFonts w:ascii="Calibri" w:cs="Calibri" w:eastAsia="Calibri" w:hAnsi="Calibri"/>
-                <w:b w:val="false"/>
-                <w:bCs w:val="false"/>
-                <w:sz w:val="18"/>
-                <w:szCs w:val="18"/>
-              </w:rPr>
-              <w:t xml:space="preserve">Accepted as uncertainty</w:t>
-            </w:r>
-          </w:p>
-        </w:tc>
-        <w:tc>
-          <w:tcPr>
-            <w:tcW w:type="dxa" w:w="2100"/>
-            <w:tcBorders>
-              <w:top w:val="single" w:color="C9C8C3" w:sz="4"/>
-              <w:left w:val="single" w:color="C9C8C3" w:sz="4"/>
-              <w:bottom w:val="single" w:color="C9C8C3" w:sz="4"/>
-              <w:right w:val="single" w:color="C9C8C3" w:sz="4"/>
-            </w:tcBorders>
-            <w:tcMar>
-              <w:top w:type="dxa" w:w="50"/>
-              <w:left w:type="dxa" w:w="90"/>
-              <w:bottom w:type="dxa" w:w="50"/>
-              <w:right w:type="dxa" w:w="90"/>
-            </w:tcMar>
-          </w:tcPr>
-          <w:p>
-            <w:pPr>
-              <w:keepNext w:val="false"/>
-              <w:jc w:val="left"/>
-            </w:pPr>
-            <w:r>
-              <w:rPr>
-                <w:rFonts w:ascii="Calibri" w:cs="Calibri" w:eastAsia="Calibri" w:hAnsi="Calibri"/>
-                <w:b w:val="false"/>
-                <w:bCs w:val="false"/>
-                <w:sz w:val="18"/>
-                <w:szCs w:val="18"/>
-              </w:rPr>
-              <w:t xml:space="preserve">-</w:t>
-            </w:r>
-          </w:p>
-        </w:tc>
-        <w:tc>
-          <w:tcPr>
-            <w:tcW w:type="dxa" w:w="2360"/>
-            <w:tcBorders>
-              <w:top w:val="single" w:color="C9C8C3" w:sz="4"/>
-              <w:left w:val="single" w:color="C9C8C3" w:sz="4"/>
-              <w:bottom w:val="single" w:color="C9C8C3" w:sz="4"/>
-              <w:right w:val="single" w:color="C9C8C3" w:sz="4"/>
-            </w:tcBorders>
-            <w:tcMar>
-              <w:top w:type="dxa" w:w="50"/>
-              <w:left w:type="dxa" w:w="90"/>
-              <w:bottom w:type="dxa" w:w="50"/>
-              <w:right w:type="dxa" w:w="90"/>
-            </w:tcMar>
-          </w:tcPr>
-          <w:p>
-            <w:pPr>
-              <w:keepNext w:val="false"/>
-              <w:jc w:val="left"/>
-            </w:pPr>
-            <w:r>
-              <w:rPr>
-                <w:rFonts w:ascii="Calibri" w:cs="Calibri" w:eastAsia="Calibri" w:hAnsi="Calibri"/>
-                <w:b w:val="false"/>
-                <w:bCs w:val="false"/>
-                <w:sz w:val="18"/>
-                <w:szCs w:val="18"/>
-              </w:rPr>
-              <w:t xml:space="preserve">Spread beyond sampling noise is 29% of the all-drafts scale</w:t>
-            </w:r>
-          </w:p>
-        </w:tc>
-      </w:tr>
-      <w:tr>
-        <w:trPr>
-          <w:cantSplit/>
-        </w:trPr>
-        <w:tc>
-          <w:tcPr>
-            <w:tcW w:type="dxa" w:w="1800"/>
-            <w:tcBorders>
-              <w:top w:val="single" w:color="C9C8C3" w:sz="4"/>
-              <w:left w:val="single" w:color="C9C8C3" w:sz="4"/>
-              <w:bottom w:val="single" w:color="C9C8C3" w:sz="4"/>
-              <w:right w:val="single" w:color="C9C8C3" w:sz="4"/>
-            </w:tcBorders>
-            <w:tcMar>
-              <w:top w:type="dxa" w:w="50"/>
-              <w:left w:type="dxa" w:w="90"/>
-              <w:bottom w:type="dxa" w:w="50"/>
-              <w:right w:type="dxa" w:w="90"/>
-            </w:tcMar>
-          </w:tcPr>
-          <w:p>
-            <w:pPr>
-              <w:keepNext w:val="false"/>
-              <w:jc w:val="left"/>
-            </w:pPr>
-            <w:r>
-              <w:rPr>
-                <w:rFonts w:ascii="Calibri" w:cs="Calibri" w:eastAsia="Calibri" w:hAnsi="Calibri"/>
-                <w:b w:val="false"/>
-                <w:bCs w:val="false"/>
-                <w:sz w:val="18"/>
-                <w:szCs w:val="18"/>
-              </w:rPr>
-              <w:t xml:space="preserve">Short windows in the 2017 draft</w:t>
-            </w:r>
-          </w:p>
-        </w:tc>
-        <w:tc>
-          <w:tcPr>
-            <w:tcW w:type="dxa" w:w="3100"/>
-            <w:tcBorders>
-              <w:top w:val="single" w:color="C9C8C3" w:sz="4"/>
-              <w:left w:val="single" w:color="C9C8C3" w:sz="4"/>
-              <w:bottom w:val="single" w:color="C9C8C3" w:sz="4"/>
-              <w:right w:val="single" w:color="C9C8C3" w:sz="4"/>
-            </w:tcBorders>
-            <w:tcMar>
-              <w:top w:type="dxa" w:w="50"/>
-              <w:left w:type="dxa" w:w="90"/>
-              <w:bottom w:type="dxa" w:w="50"/>
-              <w:right w:type="dxa" w:w="90"/>
-            </w:tcMar>
-          </w:tcPr>
-          <w:p>
-            <w:pPr>
-              <w:keepNext w:val="false"/>
-              <w:jc w:val="left"/>
-            </w:pPr>
-            <w:r>
-              <w:rPr>
-                <w:rFonts w:ascii="Calibri" w:cs="Calibri" w:eastAsia="Calibri" w:hAnsi="Calibri"/>
-                <w:b w:val="false"/>
-                <w:bCs w:val="false"/>
-                <w:sz w:val="18"/>
-                <w:szCs w:val="18"/>
-              </w:rPr>
-              <w:t xml:space="preserve">Kept (29 of 217 cut short by one season)</w:t>
-            </w:r>
-          </w:p>
-        </w:tc>
-        <w:tc>
-          <w:tcPr>
-            <w:tcW w:type="dxa" w:w="2100"/>
-            <w:tcBorders>
-              <w:top w:val="single" w:color="C9C8C3" w:sz="4"/>
-              <w:left w:val="single" w:color="C9C8C3" w:sz="4"/>
-              <w:bottom w:val="single" w:color="C9C8C3" w:sz="4"/>
-              <w:right w:val="single" w:color="C9C8C3" w:sz="4"/>
-            </w:tcBorders>
-            <w:tcMar>
-              <w:top w:type="dxa" w:w="50"/>
-              <w:left w:type="dxa" w:w="90"/>
-              <w:bottom w:type="dxa" w:w="50"/>
-              <w:right w:type="dxa" w:w="90"/>
-            </w:tcMar>
-          </w:tcPr>
-          <w:p>
-            <w:pPr>
-              <w:keepNext w:val="false"/>
-              <w:jc w:val="left"/>
-            </w:pPr>
-            <w:r>
-              <w:rPr>
-                <w:rFonts w:ascii="Calibri" w:cs="Calibri" w:eastAsia="Calibri" w:hAnsi="Calibri"/>
-                <w:b w:val="false"/>
-                <w:bCs w:val="false"/>
-                <w:sz w:val="18"/>
-                <w:szCs w:val="18"/>
-              </w:rPr>
-              <w:t xml:space="preserve">Drop the 2017 draft</w:t>
-            </w:r>
-          </w:p>
-        </w:tc>
-        <w:tc>
-          <w:tcPr>
-            <w:tcW w:type="dxa" w:w="2360"/>
-            <w:tcBorders>
-              <w:top w:val="single" w:color="C9C8C3" w:sz="4"/>
-              <w:left w:val="single" w:color="C9C8C3" w:sz="4"/>
-              <w:bottom w:val="single" w:color="C9C8C3" w:sz="4"/>
-              <w:right w:val="single" w:color="C9C8C3" w:sz="4"/>
-            </w:tcBorders>
-            <w:tcMar>
-              <w:top w:type="dxa" w:w="50"/>
-              <w:left w:type="dxa" w:w="90"/>
-              <w:bottom w:type="dxa" w:w="50"/>
-              <w:right w:type="dxa" w:w="90"/>
-            </w:tcMar>
-          </w:tcPr>
-          <w:p>
-            <w:pPr>
-              <w:keepNext w:val="false"/>
-              <w:jc w:val="left"/>
-            </w:pPr>
-            <w:r>
-              <w:rPr>
-                <w:rFonts w:ascii="Calibri" w:cs="Calibri" w:eastAsia="Calibri" w:hAnsi="Calibri"/>
-                <w:b w:val="false"/>
-                <w:bCs w:val="false"/>
-                <w:sz w:val="18"/>
-                <w:szCs w:val="18"/>
-              </w:rPr>
-              <w:t xml:space="preserve">Affects no trade under the trade-season scale</w:t>
-            </w:r>
-          </w:p>
-        </w:tc>
-      </w:tr>
-      <w:tr>
-        <w:trPr>
-          <w:cantSplit/>
-        </w:trPr>
-        <w:tc>
-          <w:tcPr>
-            <w:tcW w:type="dxa" w:w="1800"/>
-            <w:tcBorders>
-              <w:top w:val="single" w:color="C9C8C3" w:sz="4"/>
-              <w:left w:val="single" w:color="C9C8C3" w:sz="4"/>
-              <w:bottom w:val="single" w:color="C9C8C3" w:sz="4"/>
-              <w:right w:val="single" w:color="C9C8C3" w:sz="4"/>
-            </w:tcBorders>
-            <w:tcMar>
-              <w:top w:type="dxa" w:w="50"/>
-              <w:left w:type="dxa" w:w="90"/>
-              <w:bottom w:type="dxa" w:w="50"/>
-              <w:right w:type="dxa" w:w="90"/>
-            </w:tcMar>
-          </w:tcPr>
-          <w:p>
-            <w:pPr>
-              <w:keepNext w:val="false"/>
-              <w:jc w:val="left"/>
-            </w:pPr>
-            <w:r>
-              <w:rPr>
-                <w:rFonts w:ascii="Calibri" w:cs="Calibri" w:eastAsia="Calibri" w:hAnsi="Calibri"/>
-                <w:b w:val="false"/>
-                <w:bCs w:val="false"/>
-                <w:sz w:val="18"/>
-                <w:szCs w:val="18"/>
-              </w:rPr>
-              <w:t xml:space="preserve">Picks for later drafts</w:t>
-            </w:r>
-          </w:p>
-        </w:tc>
-        <w:tc>
-          <w:tcPr>
-            <w:tcW w:type="dxa" w:w="3100"/>
-            <w:tcBorders>
-              <w:top w:val="single" w:color="C9C8C3" w:sz="4"/>
-              <w:left w:val="single" w:color="C9C8C3" w:sz="4"/>
-              <w:bottom w:val="single" w:color="C9C8C3" w:sz="4"/>
-              <w:right w:val="single" w:color="C9C8C3" w:sz="4"/>
-            </w:tcBorders>
-            <w:tcMar>
-              <w:top w:type="dxa" w:w="50"/>
-              <w:left w:type="dxa" w:w="90"/>
-              <w:bottom w:type="dxa" w:w="50"/>
-              <w:right w:type="dxa" w:w="90"/>
-            </w:tcMar>
-          </w:tcPr>
-          <w:p>
-            <w:pPr>
-              <w:keepNext w:val="false"/>
-              <w:jc w:val="left"/>
-            </w:pPr>
-            <w:r>
-              <w:rPr>
-                <w:rFonts w:ascii="Calibri" w:cs="Calibri" w:eastAsia="Calibri" w:hAnsi="Calibri"/>
-                <w:b w:val="false"/>
-                <w:bCs w:val="false"/>
-                <w:sz w:val="18"/>
-                <w:szCs w:val="18"/>
-              </w:rPr>
-              <w:t xml:space="preserve">Average star probability of the round</w:t>
-            </w:r>
-          </w:p>
-        </w:tc>
-        <w:tc>
-          <w:tcPr>
-            <w:tcW w:type="dxa" w:w="2100"/>
-            <w:tcBorders>
-              <w:top w:val="single" w:color="C9C8C3" w:sz="4"/>
-              <w:left w:val="single" w:color="C9C8C3" w:sz="4"/>
-              <w:bottom w:val="single" w:color="C9C8C3" w:sz="4"/>
-              <w:right w:val="single" w:color="C9C8C3" w:sz="4"/>
-            </w:tcBorders>
-            <w:tcMar>
-              <w:top w:type="dxa" w:w="50"/>
-              <w:left w:type="dxa" w:w="90"/>
-              <w:bottom w:type="dxa" w:w="50"/>
-              <w:right w:type="dxa" w:w="90"/>
-            </w:tcMar>
-          </w:tcPr>
-          <w:p>
-            <w:pPr>
-              <w:keepNext w:val="false"/>
-              <w:jc w:val="left"/>
-            </w:pPr>
-            <w:r>
-              <w:rPr>
-                <w:rFonts w:ascii="Calibri" w:cs="Calibri" w:eastAsia="Calibri" w:hAnsi="Calibri"/>
-                <w:b w:val="false"/>
-                <w:bCs w:val="false"/>
-                <w:sz w:val="18"/>
-                <w:szCs w:val="18"/>
-              </w:rPr>
-              <w:t xml:space="preserve">The team's last draft slot</w:t>
-            </w:r>
-          </w:p>
-        </w:tc>
-        <w:tc>
-          <w:tcPr>
-            <w:tcW w:type="dxa" w:w="2360"/>
-            <w:tcBorders>
-              <w:top w:val="single" w:color="C9C8C3" w:sz="4"/>
-              <w:left w:val="single" w:color="C9C8C3" w:sz="4"/>
-              <w:bottom w:val="single" w:color="C9C8C3" w:sz="4"/>
-              <w:right w:val="single" w:color="C9C8C3" w:sz="4"/>
-            </w:tcBorders>
-            <w:tcMar>
-              <w:top w:type="dxa" w:w="50"/>
-              <w:left w:type="dxa" w:w="90"/>
-              <w:bottom w:type="dxa" w:w="50"/>
-              <w:right w:type="dxa" w:w="90"/>
-            </w:tcMar>
-          </w:tcPr>
-          <w:p>
-            <w:pPr>
-              <w:keepNext w:val="false"/>
-              <w:jc w:val="left"/>
-            </w:pPr>
-            <w:r>
-              <w:rPr>
-                <w:rFonts w:ascii="Calibri" w:cs="Calibri" w:eastAsia="Calibri" w:hAnsi="Calibri"/>
-                <w:b w:val="false"/>
-                <w:bCs w:val="false"/>
-                <w:sz w:val="18"/>
-                <w:szCs w:val="18"/>
-              </w:rPr>
-              <w:t xml:space="preserve">A slot a year or more ahead is not known</w:t>
+              <w:t xml:space="preserve">Leaving the 2017 draft out lowers the star value from $31.7 million to $31.0 million</w:t>
             </w:r>
           </w:p>
         </w:tc>
       </w:tr>
     </w:tbl>
-    <w:p>
-      <w:pPr>
-        <w:spacing w:after="220" w:before="40"/>
-      </w:pPr>
-      <w:r>
-        <w:rPr>
-          <w:rFonts w:ascii="Calibri" w:cs="Calibri" w:eastAsia="Calibri" w:hAnsi="Calibri"/>
-          <w:color w:val="52514E"/>
-          <w:sz w:val="18"/>
-          <w:szCs w:val="18"/>
-        </w:rPr>
-        <w:t xml:space="preserve">Rule for curve shapes, set before the test: a shape with more fitted numbers had to predict held-out drafts better than each simpler shape in at least 1,950 of 2,000 redraws of the eleven drafts.</w:t>
-      </w:r>
-    </w:p>
     <w:p>
       <w:pPr>
         <w:pStyle w:val="Heading1"/>
@@ -6225,7 +5958,7 @@
         <w:rPr>
           <w:rFonts w:ascii="Calibri" w:cs="Calibri" w:eastAsia="Calibri" w:hAnsi="Calibri"/>
         </w:rPr>
-        <w:t xml:space="preserve">Brayden Point was taken 79th in 2014, a slot with a star probability of 3.0%. He played junior hockey for two seasons, which count as zero, and became an unrestricted free agent after 2022-23. Table 3 prices his seven NHL seasons of control.</w:t>
+        <w:t xml:space="preserve">Brayden Point was taken 79th in 2014, a slot with a star probability of 3.0%, so the model values that pick at $0.96 million. Table 4 prices each season from his draft until he became an unrestricted free agent after 2022-23.</w:t>
       </w:r>
     </w:p>
     <w:p>
@@ -6241,7 +5974,7 @@
           <w:sz w:val="20"/>
           <w:szCs w:val="20"/>
         </w:rPr>
-        <w:t xml:space="preserve">Table 3. Brayden Point (2014, #79), season by season</w:t>
+        <w:t xml:space="preserve">Table 4. Brayden Point (2014, #79), from his draft to free agency</w:t>
       </w:r>
     </w:p>
     <w:tbl>
@@ -6257,13 +5990,14 @@
         </w:tblBorders>
       </w:tblPr>
       <w:tblGrid>
-        <w:gridCol w:w="1150"/>
-        <w:gridCol w:w="1100"/>
-        <w:gridCol w:w="1300"/>
-        <w:gridCol w:w="1800"/>
-        <w:gridCol w:w="1300"/>
-        <w:gridCol w:w="1300"/>
-        <w:gridCol w:w="1410"/>
+        <w:gridCol w:w="900"/>
+        <w:gridCol w:w="2300"/>
+        <w:gridCol w:w="900"/>
+        <w:gridCol w:w="900"/>
+        <w:gridCol w:w="1400"/>
+        <w:gridCol w:w="1000"/>
+        <w:gridCol w:w="950"/>
+        <w:gridCol w:w="1010"/>
       </w:tblGrid>
       <w:tr>
         <w:trPr>
@@ -6271,7 +6005,7 @@
         </w:trPr>
         <w:tc>
           <w:tcPr>
-            <w:tcW w:type="dxa" w:w="1150"/>
+            <w:tcW w:type="dxa" w:w="900"/>
             <w:tcBorders>
               <w:top w:val="single" w:color="C9C8C3" w:sz="4"/>
               <w:left w:val="single" w:color="C9C8C3" w:sz="4"/>
@@ -6305,7 +6039,7 @@
         </w:tc>
         <w:tc>
           <w:tcPr>
-            <w:tcW w:type="dxa" w:w="1100"/>
+            <w:tcW w:type="dxa" w:w="2300"/>
             <w:tcBorders>
               <w:top w:val="single" w:color="C9C8C3" w:sz="4"/>
               <w:left w:val="single" w:color="C9C8C3" w:sz="4"/>
@@ -6323,7 +6057,7 @@
           <w:p>
             <w:pPr>
               <w:keepNext/>
-              <w:jc w:val="right"/>
+              <w:jc w:val="left"/>
             </w:pPr>
             <w:r>
               <w:rPr>
@@ -6333,13 +6067,13 @@
                 <w:sz w:val="18"/>
                 <w:szCs w:val="18"/>
               </w:rPr>
-              <w:t xml:space="preserve">NHL games</w:t>
-            </w:r>
-          </w:p>
-        </w:tc>
-        <w:tc>
-          <w:tcPr>
-            <w:tcW w:type="dxa" w:w="1300"/>
+              <w:t xml:space="preserve">Where he played</w:t>
+            </w:r>
+          </w:p>
+        </w:tc>
+        <w:tc>
+          <w:tcPr>
+            <w:tcW w:type="dxa" w:w="900"/>
             <w:tcBorders>
               <w:top w:val="single" w:color="C9C8C3" w:sz="4"/>
               <w:left w:val="single" w:color="C9C8C3" w:sz="4"/>
@@ -6367,13 +6101,13 @@
                 <w:sz w:val="18"/>
                 <w:szCs w:val="18"/>
               </w:rPr>
-              <w:t xml:space="preserve">Season WAR</w:t>
-            </w:r>
-          </w:p>
-        </w:tc>
-        <w:tc>
-          <w:tcPr>
-            <w:tcW w:type="dxa" w:w="1800"/>
+              <w:t xml:space="preserve">NHL games</w:t>
+            </w:r>
+          </w:p>
+        </w:tc>
+        <w:tc>
+          <w:tcPr>
+            <w:tcW w:type="dxa" w:w="900"/>
             <w:tcBorders>
               <w:top w:val="single" w:color="C9C8C3" w:sz="4"/>
               <w:left w:val="single" w:color="C9C8C3" w:sz="4"/>
@@ -6391,7 +6125,7 @@
           <w:p>
             <w:pPr>
               <w:keepNext/>
-              <w:jc w:val="left"/>
+              <w:jc w:val="right"/>
             </w:pPr>
             <w:r>
               <w:rPr>
@@ -6401,13 +6135,13 @@
                 <w:sz w:val="18"/>
                 <w:szCs w:val="18"/>
               </w:rPr>
-              <w:t xml:space="preserve">Contract</w:t>
-            </w:r>
-          </w:p>
-        </w:tc>
-        <w:tc>
-          <w:tcPr>
-            <w:tcW w:type="dxa" w:w="1300"/>
+              <w:t xml:space="preserve">Season WAR</w:t>
+            </w:r>
+          </w:p>
+        </w:tc>
+        <w:tc>
+          <w:tcPr>
+            <w:tcW w:type="dxa" w:w="1400"/>
             <w:tcBorders>
               <w:top w:val="single" w:color="C9C8C3" w:sz="4"/>
               <w:left w:val="single" w:color="C9C8C3" w:sz="4"/>
@@ -6425,7 +6159,7 @@
           <w:p>
             <w:pPr>
               <w:keepNext/>
-              <w:jc w:val="right"/>
+              <w:jc w:val="left"/>
             </w:pPr>
             <w:r>
               <w:rPr>
@@ -6435,13 +6169,13 @@
                 <w:sz w:val="18"/>
                 <w:szCs w:val="18"/>
               </w:rPr>
-              <w:t xml:space="preserve">Value</w:t>
-            </w:r>
-          </w:p>
-        </w:tc>
-        <w:tc>
-          <w:tcPr>
-            <w:tcW w:type="dxa" w:w="1300"/>
+              <w:t xml:space="preserve">Contract charged</w:t>
+            </w:r>
+          </w:p>
+        </w:tc>
+        <w:tc>
+          <w:tcPr>
+            <w:tcW w:type="dxa" w:w="1000"/>
             <w:tcBorders>
               <w:top w:val="single" w:color="C9C8C3" w:sz="4"/>
               <w:left w:val="single" w:color="C9C8C3" w:sz="4"/>
@@ -6469,13 +6203,47 @@
                 <w:sz w:val="18"/>
                 <w:szCs w:val="18"/>
               </w:rPr>
+              <w:t xml:space="preserve">Value</w:t>
+            </w:r>
+          </w:p>
+        </w:tc>
+        <w:tc>
+          <w:tcPr>
+            <w:tcW w:type="dxa" w:w="950"/>
+            <w:tcBorders>
+              <w:top w:val="single" w:color="C9C8C3" w:sz="4"/>
+              <w:left w:val="single" w:color="C9C8C3" w:sz="4"/>
+              <w:bottom w:val="single" w:color="C9C8C3" w:sz="4"/>
+              <w:right w:val="single" w:color="C9C8C3" w:sz="4"/>
+            </w:tcBorders>
+            <w:shd w:fill="EFEEEA" w:color="auto" w:val="clear"/>
+            <w:tcMar>
+              <w:top w:type="dxa" w:w="50"/>
+              <w:left w:type="dxa" w:w="90"/>
+              <w:bottom w:type="dxa" w:w="50"/>
+              <w:right w:type="dxa" w:w="90"/>
+            </w:tcMar>
+          </w:tcPr>
+          <w:p>
+            <w:pPr>
+              <w:keepNext/>
+              <w:jc w:val="right"/>
+            </w:pPr>
+            <w:r>
+              <w:rPr>
+                <w:rFonts w:ascii="Calibri" w:cs="Calibri" w:eastAsia="Calibri" w:hAnsi="Calibri"/>
+                <w:b/>
+                <w:bCs/>
+                <w:sz w:val="18"/>
+                <w:szCs w:val="18"/>
+              </w:rPr>
               <w:t xml:space="preserve">Cost</w:t>
             </w:r>
           </w:p>
         </w:tc>
         <w:tc>
           <w:tcPr>
-            <w:tcW w:type="dxa" w:w="1410"/>
+            <w:tcW w:type="dxa" w:w="1010"/>
             <w:tcBorders>
               <w:top w:val="single" w:color="C9C8C3" w:sz="4"/>
               <w:left w:val="single" w:color="C9C8C3" w:sz="4"/>
@@ -6514,232 +6282,245 @@
         </w:trPr>
         <w:tc>
           <w:tcPr>
-            <w:tcW w:type="dxa" w:w="1150"/>
-            <w:tcBorders>
-              <w:top w:val="single" w:color="C9C8C3" w:sz="4"/>
-              <w:left w:val="single" w:color="C9C8C3" w:sz="4"/>
-              <w:bottom w:val="single" w:color="C9C8C3" w:sz="4"/>
-              <w:right w:val="single" w:color="C9C8C3" w:sz="4"/>
-            </w:tcBorders>
-            <w:tcMar>
-              <w:top w:type="dxa" w:w="50"/>
-              <w:left w:type="dxa" w:w="90"/>
-              <w:bottom w:type="dxa" w:w="50"/>
-              <w:right w:type="dxa" w:w="90"/>
-            </w:tcMar>
-          </w:tcPr>
-          <w:p>
-            <w:pPr>
-              <w:keepNext/>
-              <w:jc w:val="left"/>
-            </w:pPr>
-            <w:r>
-              <w:rPr>
-                <w:rFonts w:ascii="Calibri" w:cs="Calibri" w:eastAsia="Calibri" w:hAnsi="Calibri"/>
-                <w:b w:val="false"/>
-                <w:bCs w:val="false"/>
-                <w:sz w:val="18"/>
-                <w:szCs w:val="18"/>
-              </w:rPr>
-              <w:t xml:space="preserve">2016-17</w:t>
-            </w:r>
-          </w:p>
-        </w:tc>
-        <w:tc>
-          <w:tcPr>
-            <w:tcW w:type="dxa" w:w="1100"/>
-            <w:tcBorders>
-              <w:top w:val="single" w:color="C9C8C3" w:sz="4"/>
-              <w:left w:val="single" w:color="C9C8C3" w:sz="4"/>
-              <w:bottom w:val="single" w:color="C9C8C3" w:sz="4"/>
-              <w:right w:val="single" w:color="C9C8C3" w:sz="4"/>
-            </w:tcBorders>
-            <w:tcMar>
-              <w:top w:type="dxa" w:w="50"/>
-              <w:left w:type="dxa" w:w="90"/>
-              <w:bottom w:type="dxa" w:w="50"/>
-              <w:right w:type="dxa" w:w="90"/>
-            </w:tcMar>
-          </w:tcPr>
-          <w:p>
-            <w:pPr>
-              <w:keepNext/>
-              <w:jc w:val="right"/>
-            </w:pPr>
-            <w:r>
-              <w:rPr>
-                <w:rFonts w:ascii="Calibri" w:cs="Calibri" w:eastAsia="Calibri" w:hAnsi="Calibri"/>
-                <w:b w:val="false"/>
-                <w:bCs w:val="false"/>
-                <w:sz w:val="18"/>
-                <w:szCs w:val="18"/>
-              </w:rPr>
-              <w:t xml:space="preserve">68</w:t>
-            </w:r>
-          </w:p>
-        </w:tc>
-        <w:tc>
-          <w:tcPr>
-            <w:tcW w:type="dxa" w:w="1300"/>
-            <w:tcBorders>
-              <w:top w:val="single" w:color="C9C8C3" w:sz="4"/>
-              <w:left w:val="single" w:color="C9C8C3" w:sz="4"/>
-              <w:bottom w:val="single" w:color="C9C8C3" w:sz="4"/>
-              <w:right w:val="single" w:color="C9C8C3" w:sz="4"/>
-            </w:tcBorders>
-            <w:tcMar>
-              <w:top w:type="dxa" w:w="50"/>
-              <w:left w:type="dxa" w:w="90"/>
-              <w:bottom w:type="dxa" w:w="50"/>
-              <w:right w:type="dxa" w:w="90"/>
-            </w:tcMar>
-          </w:tcPr>
-          <w:p>
-            <w:pPr>
-              <w:keepNext/>
-              <w:jc w:val="right"/>
-            </w:pPr>
-            <w:r>
-              <w:rPr>
-                <w:rFonts w:ascii="Calibri" w:cs="Calibri" w:eastAsia="Calibri" w:hAnsi="Calibri"/>
-                <w:b w:val="false"/>
-                <w:bCs w:val="false"/>
-                <w:sz w:val="18"/>
-                <w:szCs w:val="18"/>
-              </w:rPr>
-              <w:t xml:space="preserve">1.73</w:t>
-            </w:r>
-          </w:p>
-        </w:tc>
-        <w:tc>
-          <w:tcPr>
-            <w:tcW w:type="dxa" w:w="1800"/>
-            <w:tcBorders>
-              <w:top w:val="single" w:color="C9C8C3" w:sz="4"/>
-              <w:left w:val="single" w:color="C9C8C3" w:sz="4"/>
-              <w:bottom w:val="single" w:color="C9C8C3" w:sz="4"/>
-              <w:right w:val="single" w:color="C9C8C3" w:sz="4"/>
-            </w:tcBorders>
-            <w:tcMar>
-              <w:top w:type="dxa" w:w="50"/>
-              <w:left w:type="dxa" w:w="90"/>
-              <w:bottom w:type="dxa" w:w="50"/>
-              <w:right w:type="dxa" w:w="90"/>
-            </w:tcMar>
-          </w:tcPr>
-          <w:p>
-            <w:pPr>
-              <w:keepNext/>
-              <w:jc w:val="left"/>
-            </w:pPr>
-            <w:r>
-              <w:rPr>
-                <w:rFonts w:ascii="Calibri" w:cs="Calibri" w:eastAsia="Calibri" w:hAnsi="Calibri"/>
-                <w:b w:val="false"/>
-                <w:bCs w:val="false"/>
-                <w:sz w:val="18"/>
-                <w:szCs w:val="18"/>
-              </w:rPr>
-              <w:t xml:space="preserve">Entry-level</w:t>
-            </w:r>
-          </w:p>
-        </w:tc>
-        <w:tc>
-          <w:tcPr>
-            <w:tcW w:type="dxa" w:w="1300"/>
-            <w:tcBorders>
-              <w:top w:val="single" w:color="C9C8C3" w:sz="4"/>
-              <w:left w:val="single" w:color="C9C8C3" w:sz="4"/>
-              <w:bottom w:val="single" w:color="C9C8C3" w:sz="4"/>
-              <w:right w:val="single" w:color="C9C8C3" w:sz="4"/>
-            </w:tcBorders>
-            <w:tcMar>
-              <w:top w:type="dxa" w:w="50"/>
-              <w:left w:type="dxa" w:w="90"/>
-              <w:bottom w:type="dxa" w:w="50"/>
-              <w:right w:type="dxa" w:w="90"/>
-            </w:tcMar>
-          </w:tcPr>
-          <w:p>
-            <w:pPr>
-              <w:keepNext/>
-              <w:jc w:val="right"/>
-            </w:pPr>
-            <w:r>
-              <w:rPr>
-                <w:rFonts w:ascii="Calibri" w:cs="Calibri" w:eastAsia="Calibri" w:hAnsi="Calibri"/>
-                <w:b w:val="false"/>
-                <w:bCs w:val="false"/>
-                <w:sz w:val="18"/>
-                <w:szCs w:val="18"/>
-              </w:rPr>
-              <w:t xml:space="preserve">3.33</w:t>
-            </w:r>
-          </w:p>
-        </w:tc>
-        <w:tc>
-          <w:tcPr>
-            <w:tcW w:type="dxa" w:w="1300"/>
-            <w:tcBorders>
-              <w:top w:val="single" w:color="C9C8C3" w:sz="4"/>
-              <w:left w:val="single" w:color="C9C8C3" w:sz="4"/>
-              <w:bottom w:val="single" w:color="C9C8C3" w:sz="4"/>
-              <w:right w:val="single" w:color="C9C8C3" w:sz="4"/>
-            </w:tcBorders>
-            <w:tcMar>
-              <w:top w:type="dxa" w:w="50"/>
-              <w:left w:type="dxa" w:w="90"/>
-              <w:bottom w:type="dxa" w:w="50"/>
-              <w:right w:type="dxa" w:w="90"/>
-            </w:tcMar>
-          </w:tcPr>
-          <w:p>
-            <w:pPr>
-              <w:keepNext/>
-              <w:jc w:val="right"/>
-            </w:pPr>
-            <w:r>
-              <w:rPr>
-                <w:rFonts w:ascii="Calibri" w:cs="Calibri" w:eastAsia="Calibri" w:hAnsi="Calibri"/>
-                <w:b w:val="false"/>
-                <w:bCs w:val="false"/>
-                <w:sz w:val="18"/>
-                <w:szCs w:val="18"/>
-              </w:rPr>
-              <w:t xml:space="preserve">1.21</w:t>
-            </w:r>
-          </w:p>
-        </w:tc>
-        <w:tc>
-          <w:tcPr>
-            <w:tcW w:type="dxa" w:w="1410"/>
-            <w:tcBorders>
-              <w:top w:val="single" w:color="C9C8C3" w:sz="4"/>
-              <w:left w:val="single" w:color="C9C8C3" w:sz="4"/>
-              <w:bottom w:val="single" w:color="C9C8C3" w:sz="4"/>
-              <w:right w:val="single" w:color="C9C8C3" w:sz="4"/>
-            </w:tcBorders>
-            <w:tcMar>
-              <w:top w:type="dxa" w:w="50"/>
-              <w:left w:type="dxa" w:w="90"/>
-              <w:bottom w:type="dxa" w:w="50"/>
-              <w:right w:type="dxa" w:w="90"/>
-            </w:tcMar>
-          </w:tcPr>
-          <w:p>
-            <w:pPr>
-              <w:keepNext/>
-              <w:jc w:val="right"/>
-            </w:pPr>
-            <w:r>
-              <w:rPr>
-                <w:rFonts w:ascii="Calibri" w:cs="Calibri" w:eastAsia="Calibri" w:hAnsi="Calibri"/>
-                <w:b w:val="false"/>
-                <w:bCs w:val="false"/>
-                <w:sz w:val="18"/>
-                <w:szCs w:val="18"/>
-              </w:rPr>
-              <w:t xml:space="preserve">2.12</w:t>
+            <w:tcW w:type="dxa" w:w="900"/>
+            <w:tcBorders>
+              <w:top w:val="single" w:color="C9C8C3" w:sz="4"/>
+              <w:left w:val="single" w:color="C9C8C3" w:sz="4"/>
+              <w:bottom w:val="single" w:color="C9C8C3" w:sz="4"/>
+              <w:right w:val="single" w:color="C9C8C3" w:sz="4"/>
+            </w:tcBorders>
+            <w:tcMar>
+              <w:top w:type="dxa" w:w="50"/>
+              <w:left w:type="dxa" w:w="90"/>
+              <w:bottom w:type="dxa" w:w="50"/>
+              <w:right w:type="dxa" w:w="90"/>
+            </w:tcMar>
+          </w:tcPr>
+          <w:p>
+            <w:pPr>
+              <w:keepNext/>
+              <w:jc w:val="left"/>
+            </w:pPr>
+            <w:r>
+              <w:rPr>
+                <w:rFonts w:ascii="Calibri" w:cs="Calibri" w:eastAsia="Calibri" w:hAnsi="Calibri"/>
+                <w:b w:val="false"/>
+                <w:bCs w:val="false"/>
+                <w:sz w:val="18"/>
+                <w:szCs w:val="18"/>
+              </w:rPr>
+              <w:t xml:space="preserve">2014-15</w:t>
+            </w:r>
+          </w:p>
+        </w:tc>
+        <w:tc>
+          <w:tcPr>
+            <w:tcW w:type="dxa" w:w="2300"/>
+            <w:tcBorders>
+              <w:top w:val="single" w:color="C9C8C3" w:sz="4"/>
+              <w:left w:val="single" w:color="C9C8C3" w:sz="4"/>
+              <w:bottom w:val="single" w:color="C9C8C3" w:sz="4"/>
+              <w:right w:val="single" w:color="C9C8C3" w:sz="4"/>
+            </w:tcBorders>
+            <w:tcMar>
+              <w:top w:type="dxa" w:w="50"/>
+              <w:left w:type="dxa" w:w="90"/>
+              <w:bottom w:type="dxa" w:w="50"/>
+              <w:right w:type="dxa" w:w="90"/>
+            </w:tcMar>
+          </w:tcPr>
+          <w:p>
+            <w:pPr>
+              <w:keepNext/>
+              <w:jc w:val="left"/>
+            </w:pPr>
+            <w:r>
+              <w:rPr>
+                <w:rFonts w:ascii="Calibri" w:cs="Calibri" w:eastAsia="Calibri" w:hAnsi="Calibri"/>
+                <w:b w:val="false"/>
+                <w:bCs w:val="false"/>
+                <w:sz w:val="18"/>
+                <w:szCs w:val="18"/>
+              </w:rPr>
+              <w:t xml:space="preserve">Junior (Moose Jaw, WHL) and 9 AHL games (Syracuse)</w:t>
+            </w:r>
+          </w:p>
+        </w:tc>
+        <w:tc>
+          <w:tcPr>
+            <w:tcW w:type="dxa" w:w="900"/>
+            <w:tcBorders>
+              <w:top w:val="single" w:color="C9C8C3" w:sz="4"/>
+              <w:left w:val="single" w:color="C9C8C3" w:sz="4"/>
+              <w:bottom w:val="single" w:color="C9C8C3" w:sz="4"/>
+              <w:right w:val="single" w:color="C9C8C3" w:sz="4"/>
+            </w:tcBorders>
+            <w:tcMar>
+              <w:top w:type="dxa" w:w="50"/>
+              <w:left w:type="dxa" w:w="90"/>
+              <w:bottom w:type="dxa" w:w="50"/>
+              <w:right w:type="dxa" w:w="90"/>
+            </w:tcMar>
+          </w:tcPr>
+          <w:p>
+            <w:pPr>
+              <w:keepNext/>
+              <w:jc w:val="right"/>
+            </w:pPr>
+            <w:r>
+              <w:rPr>
+                <w:rFonts w:ascii="Calibri" w:cs="Calibri" w:eastAsia="Calibri" w:hAnsi="Calibri"/>
+                <w:b w:val="false"/>
+                <w:bCs w:val="false"/>
+                <w:sz w:val="18"/>
+                <w:szCs w:val="18"/>
+              </w:rPr>
+              <w:t xml:space="preserve">0</w:t>
+            </w:r>
+          </w:p>
+        </w:tc>
+        <w:tc>
+          <w:tcPr>
+            <w:tcW w:type="dxa" w:w="900"/>
+            <w:tcBorders>
+              <w:top w:val="single" w:color="C9C8C3" w:sz="4"/>
+              <w:left w:val="single" w:color="C9C8C3" w:sz="4"/>
+              <w:bottom w:val="single" w:color="C9C8C3" w:sz="4"/>
+              <w:right w:val="single" w:color="C9C8C3" w:sz="4"/>
+            </w:tcBorders>
+            <w:tcMar>
+              <w:top w:type="dxa" w:w="50"/>
+              <w:left w:type="dxa" w:w="90"/>
+              <w:bottom w:type="dxa" w:w="50"/>
+              <w:right w:type="dxa" w:w="90"/>
+            </w:tcMar>
+          </w:tcPr>
+          <w:p>
+            <w:pPr>
+              <w:keepNext/>
+              <w:jc w:val="right"/>
+            </w:pPr>
+          </w:p>
+        </w:tc>
+        <w:tc>
+          <w:tcPr>
+            <w:tcW w:type="dxa" w:w="1400"/>
+            <w:tcBorders>
+              <w:top w:val="single" w:color="C9C8C3" w:sz="4"/>
+              <w:left w:val="single" w:color="C9C8C3" w:sz="4"/>
+              <w:bottom w:val="single" w:color="C9C8C3" w:sz="4"/>
+              <w:right w:val="single" w:color="C9C8C3" w:sz="4"/>
+            </w:tcBorders>
+            <w:tcMar>
+              <w:top w:type="dxa" w:w="50"/>
+              <w:left w:type="dxa" w:w="90"/>
+              <w:bottom w:type="dxa" w:w="50"/>
+              <w:right w:type="dxa" w:w="90"/>
+            </w:tcMar>
+          </w:tcPr>
+          <w:p>
+            <w:pPr>
+              <w:keepNext/>
+              <w:jc w:val="left"/>
+            </w:pPr>
+          </w:p>
+        </w:tc>
+        <w:tc>
+          <w:tcPr>
+            <w:tcW w:type="dxa" w:w="1000"/>
+            <w:tcBorders>
+              <w:top w:val="single" w:color="C9C8C3" w:sz="4"/>
+              <w:left w:val="single" w:color="C9C8C3" w:sz="4"/>
+              <w:bottom w:val="single" w:color="C9C8C3" w:sz="4"/>
+              <w:right w:val="single" w:color="C9C8C3" w:sz="4"/>
+            </w:tcBorders>
+            <w:tcMar>
+              <w:top w:type="dxa" w:w="50"/>
+              <w:left w:type="dxa" w:w="90"/>
+              <w:bottom w:type="dxa" w:w="50"/>
+              <w:right w:type="dxa" w:w="90"/>
+            </w:tcMar>
+          </w:tcPr>
+          <w:p>
+            <w:pPr>
+              <w:keepNext/>
+              <w:jc w:val="right"/>
+            </w:pPr>
+            <w:r>
+              <w:rPr>
+                <w:rFonts w:ascii="Calibri" w:cs="Calibri" w:eastAsia="Calibri" w:hAnsi="Calibri"/>
+                <w:b w:val="false"/>
+                <w:bCs w:val="false"/>
+                <w:sz w:val="18"/>
+                <w:szCs w:val="18"/>
+              </w:rPr>
+              <w:t xml:space="preserve">0.00</w:t>
+            </w:r>
+          </w:p>
+        </w:tc>
+        <w:tc>
+          <w:tcPr>
+            <w:tcW w:type="dxa" w:w="950"/>
+            <w:tcBorders>
+              <w:top w:val="single" w:color="C9C8C3" w:sz="4"/>
+              <w:left w:val="single" w:color="C9C8C3" w:sz="4"/>
+              <w:bottom w:val="single" w:color="C9C8C3" w:sz="4"/>
+              <w:right w:val="single" w:color="C9C8C3" w:sz="4"/>
+            </w:tcBorders>
+            <w:tcMar>
+              <w:top w:type="dxa" w:w="50"/>
+              <w:left w:type="dxa" w:w="90"/>
+              <w:bottom w:type="dxa" w:w="50"/>
+              <w:right w:type="dxa" w:w="90"/>
+            </w:tcMar>
+          </w:tcPr>
+          <w:p>
+            <w:pPr>
+              <w:keepNext/>
+              <w:jc w:val="right"/>
+            </w:pPr>
+            <w:r>
+              <w:rPr>
+                <w:rFonts w:ascii="Calibri" w:cs="Calibri" w:eastAsia="Calibri" w:hAnsi="Calibri"/>
+                <w:b w:val="false"/>
+                <w:bCs w:val="false"/>
+                <w:sz w:val="18"/>
+                <w:szCs w:val="18"/>
+              </w:rPr>
+              <w:t xml:space="preserve">0.00</w:t>
+            </w:r>
+          </w:p>
+        </w:tc>
+        <w:tc>
+          <w:tcPr>
+            <w:tcW w:type="dxa" w:w="1010"/>
+            <w:tcBorders>
+              <w:top w:val="single" w:color="C9C8C3" w:sz="4"/>
+              <w:left w:val="single" w:color="C9C8C3" w:sz="4"/>
+              <w:bottom w:val="single" w:color="C9C8C3" w:sz="4"/>
+              <w:right w:val="single" w:color="C9C8C3" w:sz="4"/>
+            </w:tcBorders>
+            <w:tcMar>
+              <w:top w:type="dxa" w:w="50"/>
+              <w:left w:type="dxa" w:w="90"/>
+              <w:bottom w:type="dxa" w:w="50"/>
+              <w:right w:type="dxa" w:w="90"/>
+            </w:tcMar>
+          </w:tcPr>
+          <w:p>
+            <w:pPr>
+              <w:keepNext/>
+              <w:jc w:val="right"/>
+            </w:pPr>
+            <w:r>
+              <w:rPr>
+                <w:rFonts w:ascii="Calibri" w:cs="Calibri" w:eastAsia="Calibri" w:hAnsi="Calibri"/>
+                <w:b w:val="false"/>
+                <w:bCs w:val="false"/>
+                <w:sz w:val="18"/>
+                <w:szCs w:val="18"/>
+              </w:rPr>
+              <w:t xml:space="preserve">0.00</w:t>
             </w:r>
           </w:p>
         </w:tc>
@@ -6750,232 +6531,245 @@
         </w:trPr>
         <w:tc>
           <w:tcPr>
-            <w:tcW w:type="dxa" w:w="1150"/>
-            <w:tcBorders>
-              <w:top w:val="single" w:color="C9C8C3" w:sz="4"/>
-              <w:left w:val="single" w:color="C9C8C3" w:sz="4"/>
-              <w:bottom w:val="single" w:color="C9C8C3" w:sz="4"/>
-              <w:right w:val="single" w:color="C9C8C3" w:sz="4"/>
-            </w:tcBorders>
-            <w:tcMar>
-              <w:top w:type="dxa" w:w="50"/>
-              <w:left w:type="dxa" w:w="90"/>
-              <w:bottom w:type="dxa" w:w="50"/>
-              <w:right w:type="dxa" w:w="90"/>
-            </w:tcMar>
-          </w:tcPr>
-          <w:p>
-            <w:pPr>
-              <w:keepNext/>
-              <w:jc w:val="left"/>
-            </w:pPr>
-            <w:r>
-              <w:rPr>
-                <w:rFonts w:ascii="Calibri" w:cs="Calibri" w:eastAsia="Calibri" w:hAnsi="Calibri"/>
-                <w:b w:val="false"/>
-                <w:bCs w:val="false"/>
-                <w:sz w:val="18"/>
-                <w:szCs w:val="18"/>
-              </w:rPr>
-              <w:t xml:space="preserve">2017-18</w:t>
-            </w:r>
-          </w:p>
-        </w:tc>
-        <w:tc>
-          <w:tcPr>
-            <w:tcW w:type="dxa" w:w="1100"/>
-            <w:tcBorders>
-              <w:top w:val="single" w:color="C9C8C3" w:sz="4"/>
-              <w:left w:val="single" w:color="C9C8C3" w:sz="4"/>
-              <w:bottom w:val="single" w:color="C9C8C3" w:sz="4"/>
-              <w:right w:val="single" w:color="C9C8C3" w:sz="4"/>
-            </w:tcBorders>
-            <w:tcMar>
-              <w:top w:type="dxa" w:w="50"/>
-              <w:left w:type="dxa" w:w="90"/>
-              <w:bottom w:type="dxa" w:w="50"/>
-              <w:right w:type="dxa" w:w="90"/>
-            </w:tcMar>
-          </w:tcPr>
-          <w:p>
-            <w:pPr>
-              <w:keepNext/>
-              <w:jc w:val="right"/>
-            </w:pPr>
-            <w:r>
-              <w:rPr>
-                <w:rFonts w:ascii="Calibri" w:cs="Calibri" w:eastAsia="Calibri" w:hAnsi="Calibri"/>
-                <w:b w:val="false"/>
-                <w:bCs w:val="false"/>
-                <w:sz w:val="18"/>
-                <w:szCs w:val="18"/>
-              </w:rPr>
-              <w:t xml:space="preserve">82</w:t>
-            </w:r>
-          </w:p>
-        </w:tc>
-        <w:tc>
-          <w:tcPr>
-            <w:tcW w:type="dxa" w:w="1300"/>
-            <w:tcBorders>
-              <w:top w:val="single" w:color="C9C8C3" w:sz="4"/>
-              <w:left w:val="single" w:color="C9C8C3" w:sz="4"/>
-              <w:bottom w:val="single" w:color="C9C8C3" w:sz="4"/>
-              <w:right w:val="single" w:color="C9C8C3" w:sz="4"/>
-            </w:tcBorders>
-            <w:tcMar>
-              <w:top w:type="dxa" w:w="50"/>
-              <w:left w:type="dxa" w:w="90"/>
-              <w:bottom w:type="dxa" w:w="50"/>
-              <w:right w:type="dxa" w:w="90"/>
-            </w:tcMar>
-          </w:tcPr>
-          <w:p>
-            <w:pPr>
-              <w:keepNext/>
-              <w:jc w:val="right"/>
-            </w:pPr>
-            <w:r>
-              <w:rPr>
-                <w:rFonts w:ascii="Calibri" w:cs="Calibri" w:eastAsia="Calibri" w:hAnsi="Calibri"/>
-                <w:b w:val="false"/>
-                <w:bCs w:val="false"/>
-                <w:sz w:val="18"/>
-                <w:szCs w:val="18"/>
-              </w:rPr>
-              <w:t xml:space="preserve">3.72</w:t>
-            </w:r>
-          </w:p>
-        </w:tc>
-        <w:tc>
-          <w:tcPr>
-            <w:tcW w:type="dxa" w:w="1800"/>
-            <w:tcBorders>
-              <w:top w:val="single" w:color="C9C8C3" w:sz="4"/>
-              <w:left w:val="single" w:color="C9C8C3" w:sz="4"/>
-              <w:bottom w:val="single" w:color="C9C8C3" w:sz="4"/>
-              <w:right w:val="single" w:color="C9C8C3" w:sz="4"/>
-            </w:tcBorders>
-            <w:tcMar>
-              <w:top w:type="dxa" w:w="50"/>
-              <w:left w:type="dxa" w:w="90"/>
-              <w:bottom w:type="dxa" w:w="50"/>
-              <w:right w:type="dxa" w:w="90"/>
-            </w:tcMar>
-          </w:tcPr>
-          <w:p>
-            <w:pPr>
-              <w:keepNext/>
-              <w:jc w:val="left"/>
-            </w:pPr>
-            <w:r>
-              <w:rPr>
-                <w:rFonts w:ascii="Calibri" w:cs="Calibri" w:eastAsia="Calibri" w:hAnsi="Calibri"/>
-                <w:b w:val="false"/>
-                <w:bCs w:val="false"/>
-                <w:sz w:val="18"/>
-                <w:szCs w:val="18"/>
-              </w:rPr>
-              <w:t xml:space="preserve">Entry-level</w:t>
-            </w:r>
-          </w:p>
-        </w:tc>
-        <w:tc>
-          <w:tcPr>
-            <w:tcW w:type="dxa" w:w="1300"/>
-            <w:tcBorders>
-              <w:top w:val="single" w:color="C9C8C3" w:sz="4"/>
-              <w:left w:val="single" w:color="C9C8C3" w:sz="4"/>
-              <w:bottom w:val="single" w:color="C9C8C3" w:sz="4"/>
-              <w:right w:val="single" w:color="C9C8C3" w:sz="4"/>
-            </w:tcBorders>
-            <w:tcMar>
-              <w:top w:type="dxa" w:w="50"/>
-              <w:left w:type="dxa" w:w="90"/>
-              <w:bottom w:type="dxa" w:w="50"/>
-              <w:right w:type="dxa" w:w="90"/>
-            </w:tcMar>
-          </w:tcPr>
-          <w:p>
-            <w:pPr>
-              <w:keepNext/>
-              <w:jc w:val="right"/>
-            </w:pPr>
-            <w:r>
-              <w:rPr>
-                <w:rFonts w:ascii="Calibri" w:cs="Calibri" w:eastAsia="Calibri" w:hAnsi="Calibri"/>
-                <w:b w:val="false"/>
-                <w:bCs w:val="false"/>
-                <w:sz w:val="18"/>
-                <w:szCs w:val="18"/>
-              </w:rPr>
-              <w:t xml:space="preserve">6.64</w:t>
-            </w:r>
-          </w:p>
-        </w:tc>
-        <w:tc>
-          <w:tcPr>
-            <w:tcW w:type="dxa" w:w="1300"/>
-            <w:tcBorders>
-              <w:top w:val="single" w:color="C9C8C3" w:sz="4"/>
-              <w:left w:val="single" w:color="C9C8C3" w:sz="4"/>
-              <w:bottom w:val="single" w:color="C9C8C3" w:sz="4"/>
-              <w:right w:val="single" w:color="C9C8C3" w:sz="4"/>
-            </w:tcBorders>
-            <w:tcMar>
-              <w:top w:type="dxa" w:w="50"/>
-              <w:left w:type="dxa" w:w="90"/>
-              <w:bottom w:type="dxa" w:w="50"/>
-              <w:right w:type="dxa" w:w="90"/>
-            </w:tcMar>
-          </w:tcPr>
-          <w:p>
-            <w:pPr>
-              <w:keepNext/>
-              <w:jc w:val="right"/>
-            </w:pPr>
-            <w:r>
-              <w:rPr>
-                <w:rFonts w:ascii="Calibri" w:cs="Calibri" w:eastAsia="Calibri" w:hAnsi="Calibri"/>
-                <w:b w:val="false"/>
-                <w:bCs w:val="false"/>
-                <w:sz w:val="18"/>
-                <w:szCs w:val="18"/>
-              </w:rPr>
-              <w:t xml:space="preserve">1.18</w:t>
-            </w:r>
-          </w:p>
-        </w:tc>
-        <w:tc>
-          <w:tcPr>
-            <w:tcW w:type="dxa" w:w="1410"/>
-            <w:tcBorders>
-              <w:top w:val="single" w:color="C9C8C3" w:sz="4"/>
-              <w:left w:val="single" w:color="C9C8C3" w:sz="4"/>
-              <w:bottom w:val="single" w:color="C9C8C3" w:sz="4"/>
-              <w:right w:val="single" w:color="C9C8C3" w:sz="4"/>
-            </w:tcBorders>
-            <w:tcMar>
-              <w:top w:type="dxa" w:w="50"/>
-              <w:left w:type="dxa" w:w="90"/>
-              <w:bottom w:type="dxa" w:w="50"/>
-              <w:right w:type="dxa" w:w="90"/>
-            </w:tcMar>
-          </w:tcPr>
-          <w:p>
-            <w:pPr>
-              <w:keepNext/>
-              <w:jc w:val="right"/>
-            </w:pPr>
-            <w:r>
-              <w:rPr>
-                <w:rFonts w:ascii="Calibri" w:cs="Calibri" w:eastAsia="Calibri" w:hAnsi="Calibri"/>
-                <w:b w:val="false"/>
-                <w:bCs w:val="false"/>
-                <w:sz w:val="18"/>
-                <w:szCs w:val="18"/>
-              </w:rPr>
-              <w:t xml:space="preserve">5.46</w:t>
+            <w:tcW w:type="dxa" w:w="900"/>
+            <w:tcBorders>
+              <w:top w:val="single" w:color="C9C8C3" w:sz="4"/>
+              <w:left w:val="single" w:color="C9C8C3" w:sz="4"/>
+              <w:bottom w:val="single" w:color="C9C8C3" w:sz="4"/>
+              <w:right w:val="single" w:color="C9C8C3" w:sz="4"/>
+            </w:tcBorders>
+            <w:tcMar>
+              <w:top w:type="dxa" w:w="50"/>
+              <w:left w:type="dxa" w:w="90"/>
+              <w:bottom w:type="dxa" w:w="50"/>
+              <w:right w:type="dxa" w:w="90"/>
+            </w:tcMar>
+          </w:tcPr>
+          <w:p>
+            <w:pPr>
+              <w:keepNext/>
+              <w:jc w:val="left"/>
+            </w:pPr>
+            <w:r>
+              <w:rPr>
+                <w:rFonts w:ascii="Calibri" w:cs="Calibri" w:eastAsia="Calibri" w:hAnsi="Calibri"/>
+                <w:b w:val="false"/>
+                <w:bCs w:val="false"/>
+                <w:sz w:val="18"/>
+                <w:szCs w:val="18"/>
+              </w:rPr>
+              <w:t xml:space="preserve">2015-16</w:t>
+            </w:r>
+          </w:p>
+        </w:tc>
+        <w:tc>
+          <w:tcPr>
+            <w:tcW w:type="dxa" w:w="2300"/>
+            <w:tcBorders>
+              <w:top w:val="single" w:color="C9C8C3" w:sz="4"/>
+              <w:left w:val="single" w:color="C9C8C3" w:sz="4"/>
+              <w:bottom w:val="single" w:color="C9C8C3" w:sz="4"/>
+              <w:right w:val="single" w:color="C9C8C3" w:sz="4"/>
+            </w:tcBorders>
+            <w:tcMar>
+              <w:top w:type="dxa" w:w="50"/>
+              <w:left w:type="dxa" w:w="90"/>
+              <w:bottom w:type="dxa" w:w="50"/>
+              <w:right w:type="dxa" w:w="90"/>
+            </w:tcMar>
+          </w:tcPr>
+          <w:p>
+            <w:pPr>
+              <w:keepNext/>
+              <w:jc w:val="left"/>
+            </w:pPr>
+            <w:r>
+              <w:rPr>
+                <w:rFonts w:ascii="Calibri" w:cs="Calibri" w:eastAsia="Calibri" w:hAnsi="Calibri"/>
+                <w:b w:val="false"/>
+                <w:bCs w:val="false"/>
+                <w:sz w:val="18"/>
+                <w:szCs w:val="18"/>
+              </w:rPr>
+              <w:t xml:space="preserve">Junior (Moose Jaw, WHL)</w:t>
+            </w:r>
+          </w:p>
+        </w:tc>
+        <w:tc>
+          <w:tcPr>
+            <w:tcW w:type="dxa" w:w="900"/>
+            <w:tcBorders>
+              <w:top w:val="single" w:color="C9C8C3" w:sz="4"/>
+              <w:left w:val="single" w:color="C9C8C3" w:sz="4"/>
+              <w:bottom w:val="single" w:color="C9C8C3" w:sz="4"/>
+              <w:right w:val="single" w:color="C9C8C3" w:sz="4"/>
+            </w:tcBorders>
+            <w:tcMar>
+              <w:top w:type="dxa" w:w="50"/>
+              <w:left w:type="dxa" w:w="90"/>
+              <w:bottom w:type="dxa" w:w="50"/>
+              <w:right w:type="dxa" w:w="90"/>
+            </w:tcMar>
+          </w:tcPr>
+          <w:p>
+            <w:pPr>
+              <w:keepNext/>
+              <w:jc w:val="right"/>
+            </w:pPr>
+            <w:r>
+              <w:rPr>
+                <w:rFonts w:ascii="Calibri" w:cs="Calibri" w:eastAsia="Calibri" w:hAnsi="Calibri"/>
+                <w:b w:val="false"/>
+                <w:bCs w:val="false"/>
+                <w:sz w:val="18"/>
+                <w:szCs w:val="18"/>
+              </w:rPr>
+              <w:t xml:space="preserve">0</w:t>
+            </w:r>
+          </w:p>
+        </w:tc>
+        <w:tc>
+          <w:tcPr>
+            <w:tcW w:type="dxa" w:w="900"/>
+            <w:tcBorders>
+              <w:top w:val="single" w:color="C9C8C3" w:sz="4"/>
+              <w:left w:val="single" w:color="C9C8C3" w:sz="4"/>
+              <w:bottom w:val="single" w:color="C9C8C3" w:sz="4"/>
+              <w:right w:val="single" w:color="C9C8C3" w:sz="4"/>
+            </w:tcBorders>
+            <w:tcMar>
+              <w:top w:type="dxa" w:w="50"/>
+              <w:left w:type="dxa" w:w="90"/>
+              <w:bottom w:type="dxa" w:w="50"/>
+              <w:right w:type="dxa" w:w="90"/>
+            </w:tcMar>
+          </w:tcPr>
+          <w:p>
+            <w:pPr>
+              <w:keepNext/>
+              <w:jc w:val="right"/>
+            </w:pPr>
+          </w:p>
+        </w:tc>
+        <w:tc>
+          <w:tcPr>
+            <w:tcW w:type="dxa" w:w="1400"/>
+            <w:tcBorders>
+              <w:top w:val="single" w:color="C9C8C3" w:sz="4"/>
+              <w:left w:val="single" w:color="C9C8C3" w:sz="4"/>
+              <w:bottom w:val="single" w:color="C9C8C3" w:sz="4"/>
+              <w:right w:val="single" w:color="C9C8C3" w:sz="4"/>
+            </w:tcBorders>
+            <w:tcMar>
+              <w:top w:type="dxa" w:w="50"/>
+              <w:left w:type="dxa" w:w="90"/>
+              <w:bottom w:type="dxa" w:w="50"/>
+              <w:right w:type="dxa" w:w="90"/>
+            </w:tcMar>
+          </w:tcPr>
+          <w:p>
+            <w:pPr>
+              <w:keepNext/>
+              <w:jc w:val="left"/>
+            </w:pPr>
+          </w:p>
+        </w:tc>
+        <w:tc>
+          <w:tcPr>
+            <w:tcW w:type="dxa" w:w="1000"/>
+            <w:tcBorders>
+              <w:top w:val="single" w:color="C9C8C3" w:sz="4"/>
+              <w:left w:val="single" w:color="C9C8C3" w:sz="4"/>
+              <w:bottom w:val="single" w:color="C9C8C3" w:sz="4"/>
+              <w:right w:val="single" w:color="C9C8C3" w:sz="4"/>
+            </w:tcBorders>
+            <w:tcMar>
+              <w:top w:type="dxa" w:w="50"/>
+              <w:left w:type="dxa" w:w="90"/>
+              <w:bottom w:type="dxa" w:w="50"/>
+              <w:right w:type="dxa" w:w="90"/>
+            </w:tcMar>
+          </w:tcPr>
+          <w:p>
+            <w:pPr>
+              <w:keepNext/>
+              <w:jc w:val="right"/>
+            </w:pPr>
+            <w:r>
+              <w:rPr>
+                <w:rFonts w:ascii="Calibri" w:cs="Calibri" w:eastAsia="Calibri" w:hAnsi="Calibri"/>
+                <w:b w:val="false"/>
+                <w:bCs w:val="false"/>
+                <w:sz w:val="18"/>
+                <w:szCs w:val="18"/>
+              </w:rPr>
+              <w:t xml:space="preserve">0.00</w:t>
+            </w:r>
+          </w:p>
+        </w:tc>
+        <w:tc>
+          <w:tcPr>
+            <w:tcW w:type="dxa" w:w="950"/>
+            <w:tcBorders>
+              <w:top w:val="single" w:color="C9C8C3" w:sz="4"/>
+              <w:left w:val="single" w:color="C9C8C3" w:sz="4"/>
+              <w:bottom w:val="single" w:color="C9C8C3" w:sz="4"/>
+              <w:right w:val="single" w:color="C9C8C3" w:sz="4"/>
+            </w:tcBorders>
+            <w:tcMar>
+              <w:top w:type="dxa" w:w="50"/>
+              <w:left w:type="dxa" w:w="90"/>
+              <w:bottom w:type="dxa" w:w="50"/>
+              <w:right w:type="dxa" w:w="90"/>
+            </w:tcMar>
+          </w:tcPr>
+          <w:p>
+            <w:pPr>
+              <w:keepNext/>
+              <w:jc w:val="right"/>
+            </w:pPr>
+            <w:r>
+              <w:rPr>
+                <w:rFonts w:ascii="Calibri" w:cs="Calibri" w:eastAsia="Calibri" w:hAnsi="Calibri"/>
+                <w:b w:val="false"/>
+                <w:bCs w:val="false"/>
+                <w:sz w:val="18"/>
+                <w:szCs w:val="18"/>
+              </w:rPr>
+              <w:t xml:space="preserve">0.00</w:t>
+            </w:r>
+          </w:p>
+        </w:tc>
+        <w:tc>
+          <w:tcPr>
+            <w:tcW w:type="dxa" w:w="1010"/>
+            <w:tcBorders>
+              <w:top w:val="single" w:color="C9C8C3" w:sz="4"/>
+              <w:left w:val="single" w:color="C9C8C3" w:sz="4"/>
+              <w:bottom w:val="single" w:color="C9C8C3" w:sz="4"/>
+              <w:right w:val="single" w:color="C9C8C3" w:sz="4"/>
+            </w:tcBorders>
+            <w:tcMar>
+              <w:top w:type="dxa" w:w="50"/>
+              <w:left w:type="dxa" w:w="90"/>
+              <w:bottom w:type="dxa" w:w="50"/>
+              <w:right w:type="dxa" w:w="90"/>
+            </w:tcMar>
+          </w:tcPr>
+          <w:p>
+            <w:pPr>
+              <w:keepNext/>
+              <w:jc w:val="right"/>
+            </w:pPr>
+            <w:r>
+              <w:rPr>
+                <w:rFonts w:ascii="Calibri" w:cs="Calibri" w:eastAsia="Calibri" w:hAnsi="Calibri"/>
+                <w:b w:val="false"/>
+                <w:bCs w:val="false"/>
+                <w:sz w:val="18"/>
+                <w:szCs w:val="18"/>
+              </w:rPr>
+              <w:t xml:space="preserve">0.00</w:t>
             </w:r>
           </w:p>
         </w:tc>
@@ -6986,106 +6780,139 @@
         </w:trPr>
         <w:tc>
           <w:tcPr>
-            <w:tcW w:type="dxa" w:w="1150"/>
-            <w:tcBorders>
-              <w:top w:val="single" w:color="C9C8C3" w:sz="4"/>
-              <w:left w:val="single" w:color="C9C8C3" w:sz="4"/>
-              <w:bottom w:val="single" w:color="C9C8C3" w:sz="4"/>
-              <w:right w:val="single" w:color="C9C8C3" w:sz="4"/>
-            </w:tcBorders>
-            <w:tcMar>
-              <w:top w:type="dxa" w:w="50"/>
-              <w:left w:type="dxa" w:w="90"/>
-              <w:bottom w:type="dxa" w:w="50"/>
-              <w:right w:type="dxa" w:w="90"/>
-            </w:tcMar>
-          </w:tcPr>
-          <w:p>
-            <w:pPr>
-              <w:keepNext/>
-              <w:jc w:val="left"/>
-            </w:pPr>
-            <w:r>
-              <w:rPr>
-                <w:rFonts w:ascii="Calibri" w:cs="Calibri" w:eastAsia="Calibri" w:hAnsi="Calibri"/>
-                <w:b w:val="false"/>
-                <w:bCs w:val="false"/>
-                <w:sz w:val="18"/>
-                <w:szCs w:val="18"/>
-              </w:rPr>
-              <w:t xml:space="preserve">2018-19</w:t>
-            </w:r>
-          </w:p>
-        </w:tc>
-        <w:tc>
-          <w:tcPr>
-            <w:tcW w:type="dxa" w:w="1100"/>
-            <w:tcBorders>
-              <w:top w:val="single" w:color="C9C8C3" w:sz="4"/>
-              <w:left w:val="single" w:color="C9C8C3" w:sz="4"/>
-              <w:bottom w:val="single" w:color="C9C8C3" w:sz="4"/>
-              <w:right w:val="single" w:color="C9C8C3" w:sz="4"/>
-            </w:tcBorders>
-            <w:tcMar>
-              <w:top w:type="dxa" w:w="50"/>
-              <w:left w:type="dxa" w:w="90"/>
-              <w:bottom w:type="dxa" w:w="50"/>
-              <w:right w:type="dxa" w:w="90"/>
-            </w:tcMar>
-          </w:tcPr>
-          <w:p>
-            <w:pPr>
-              <w:keepNext/>
-              <w:jc w:val="right"/>
-            </w:pPr>
-            <w:r>
-              <w:rPr>
-                <w:rFonts w:ascii="Calibri" w:cs="Calibri" w:eastAsia="Calibri" w:hAnsi="Calibri"/>
-                <w:b w:val="false"/>
-                <w:bCs w:val="false"/>
-                <w:sz w:val="18"/>
-                <w:szCs w:val="18"/>
-              </w:rPr>
-              <w:t xml:space="preserve">79</w:t>
-            </w:r>
-          </w:p>
-        </w:tc>
-        <w:tc>
-          <w:tcPr>
-            <w:tcW w:type="dxa" w:w="1300"/>
-            <w:tcBorders>
-              <w:top w:val="single" w:color="C9C8C3" w:sz="4"/>
-              <w:left w:val="single" w:color="C9C8C3" w:sz="4"/>
-              <w:bottom w:val="single" w:color="C9C8C3" w:sz="4"/>
-              <w:right w:val="single" w:color="C9C8C3" w:sz="4"/>
-            </w:tcBorders>
-            <w:tcMar>
-              <w:top w:type="dxa" w:w="50"/>
-              <w:left w:type="dxa" w:w="90"/>
-              <w:bottom w:type="dxa" w:w="50"/>
-              <w:right w:type="dxa" w:w="90"/>
-            </w:tcMar>
-          </w:tcPr>
-          <w:p>
-            <w:pPr>
-              <w:keepNext/>
-              <w:jc w:val="right"/>
-            </w:pPr>
-            <w:r>
-              <w:rPr>
-                <w:rFonts w:ascii="Calibri" w:cs="Calibri" w:eastAsia="Calibri" w:hAnsi="Calibri"/>
-                <w:b w:val="false"/>
-                <w:bCs w:val="false"/>
-                <w:sz w:val="18"/>
-                <w:szCs w:val="18"/>
-              </w:rPr>
-              <w:t xml:space="preserve">5.40</w:t>
-            </w:r>
-          </w:p>
-        </w:tc>
-        <w:tc>
-          <w:tcPr>
-            <w:tcW w:type="dxa" w:w="1800"/>
+            <w:tcW w:type="dxa" w:w="900"/>
+            <w:tcBorders>
+              <w:top w:val="single" w:color="C9C8C3" w:sz="4"/>
+              <w:left w:val="single" w:color="C9C8C3" w:sz="4"/>
+              <w:bottom w:val="single" w:color="C9C8C3" w:sz="4"/>
+              <w:right w:val="single" w:color="C9C8C3" w:sz="4"/>
+            </w:tcBorders>
+            <w:tcMar>
+              <w:top w:type="dxa" w:w="50"/>
+              <w:left w:type="dxa" w:w="90"/>
+              <w:bottom w:type="dxa" w:w="50"/>
+              <w:right w:type="dxa" w:w="90"/>
+            </w:tcMar>
+          </w:tcPr>
+          <w:p>
+            <w:pPr>
+              <w:keepNext/>
+              <w:jc w:val="left"/>
+            </w:pPr>
+            <w:r>
+              <w:rPr>
+                <w:rFonts w:ascii="Calibri" w:cs="Calibri" w:eastAsia="Calibri" w:hAnsi="Calibri"/>
+                <w:b w:val="false"/>
+                <w:bCs w:val="false"/>
+                <w:sz w:val="18"/>
+                <w:szCs w:val="18"/>
+              </w:rPr>
+              <w:t xml:space="preserve">2016-17</w:t>
+            </w:r>
+          </w:p>
+        </w:tc>
+        <w:tc>
+          <w:tcPr>
+            <w:tcW w:type="dxa" w:w="2300"/>
+            <w:tcBorders>
+              <w:top w:val="single" w:color="C9C8C3" w:sz="4"/>
+              <w:left w:val="single" w:color="C9C8C3" w:sz="4"/>
+              <w:bottom w:val="single" w:color="C9C8C3" w:sz="4"/>
+              <w:right w:val="single" w:color="C9C8C3" w:sz="4"/>
+            </w:tcBorders>
+            <w:tcMar>
+              <w:top w:type="dxa" w:w="50"/>
+              <w:left w:type="dxa" w:w="90"/>
+              <w:bottom w:type="dxa" w:w="50"/>
+              <w:right w:type="dxa" w:w="90"/>
+            </w:tcMar>
+          </w:tcPr>
+          <w:p>
+            <w:pPr>
+              <w:keepNext/>
+              <w:jc w:val="left"/>
+            </w:pPr>
+            <w:r>
+              <w:rPr>
+                <w:rFonts w:ascii="Calibri" w:cs="Calibri" w:eastAsia="Calibri" w:hAnsi="Calibri"/>
+                <w:b w:val="false"/>
+                <w:bCs w:val="false"/>
+                <w:sz w:val="18"/>
+                <w:szCs w:val="18"/>
+              </w:rPr>
+              <w:t xml:space="preserve">Tampa Bay</w:t>
+            </w:r>
+          </w:p>
+        </w:tc>
+        <w:tc>
+          <w:tcPr>
+            <w:tcW w:type="dxa" w:w="900"/>
+            <w:tcBorders>
+              <w:top w:val="single" w:color="C9C8C3" w:sz="4"/>
+              <w:left w:val="single" w:color="C9C8C3" w:sz="4"/>
+              <w:bottom w:val="single" w:color="C9C8C3" w:sz="4"/>
+              <w:right w:val="single" w:color="C9C8C3" w:sz="4"/>
+            </w:tcBorders>
+            <w:tcMar>
+              <w:top w:type="dxa" w:w="50"/>
+              <w:left w:type="dxa" w:w="90"/>
+              <w:bottom w:type="dxa" w:w="50"/>
+              <w:right w:type="dxa" w:w="90"/>
+            </w:tcMar>
+          </w:tcPr>
+          <w:p>
+            <w:pPr>
+              <w:keepNext/>
+              <w:jc w:val="right"/>
+            </w:pPr>
+            <w:r>
+              <w:rPr>
+                <w:rFonts w:ascii="Calibri" w:cs="Calibri" w:eastAsia="Calibri" w:hAnsi="Calibri"/>
+                <w:b w:val="false"/>
+                <w:bCs w:val="false"/>
+                <w:sz w:val="18"/>
+                <w:szCs w:val="18"/>
+              </w:rPr>
+              <w:t xml:space="preserve">68</w:t>
+            </w:r>
+          </w:p>
+        </w:tc>
+        <w:tc>
+          <w:tcPr>
+            <w:tcW w:type="dxa" w:w="900"/>
+            <w:tcBorders>
+              <w:top w:val="single" w:color="C9C8C3" w:sz="4"/>
+              <w:left w:val="single" w:color="C9C8C3" w:sz="4"/>
+              <w:bottom w:val="single" w:color="C9C8C3" w:sz="4"/>
+              <w:right w:val="single" w:color="C9C8C3" w:sz="4"/>
+            </w:tcBorders>
+            <w:tcMar>
+              <w:top w:type="dxa" w:w="50"/>
+              <w:left w:type="dxa" w:w="90"/>
+              <w:bottom w:type="dxa" w:w="50"/>
+              <w:right w:type="dxa" w:w="90"/>
+            </w:tcMar>
+          </w:tcPr>
+          <w:p>
+            <w:pPr>
+              <w:keepNext/>
+              <w:jc w:val="right"/>
+            </w:pPr>
+            <w:r>
+              <w:rPr>
+                <w:rFonts w:ascii="Calibri" w:cs="Calibri" w:eastAsia="Calibri" w:hAnsi="Calibri"/>
+                <w:b w:val="false"/>
+                <w:bCs w:val="false"/>
+                <w:sz w:val="18"/>
+                <w:szCs w:val="18"/>
+              </w:rPr>
+              <w:t xml:space="preserve">1.73</w:t>
+            </w:r>
+          </w:p>
+        </w:tc>
+        <w:tc>
+          <w:tcPr>
+            <w:tcW w:type="dxa" w:w="1400"/>
             <w:tcBorders>
               <w:top w:val="single" w:color="C9C8C3" w:sz="4"/>
               <w:left w:val="single" w:color="C9C8C3" w:sz="4"/>
@@ -7118,100 +6945,100 @@
         </w:tc>
         <w:tc>
           <w:tcPr>
-            <w:tcW w:type="dxa" w:w="1300"/>
-            <w:tcBorders>
-              <w:top w:val="single" w:color="C9C8C3" w:sz="4"/>
-              <w:left w:val="single" w:color="C9C8C3" w:sz="4"/>
-              <w:bottom w:val="single" w:color="C9C8C3" w:sz="4"/>
-              <w:right w:val="single" w:color="C9C8C3" w:sz="4"/>
-            </w:tcBorders>
-            <w:tcMar>
-              <w:top w:type="dxa" w:w="50"/>
-              <w:left w:type="dxa" w:w="90"/>
-              <w:bottom w:type="dxa" w:w="50"/>
-              <w:right w:type="dxa" w:w="90"/>
-            </w:tcMar>
-          </w:tcPr>
-          <w:p>
-            <w:pPr>
-              <w:keepNext/>
-              <w:jc w:val="right"/>
-            </w:pPr>
-            <w:r>
-              <w:rPr>
-                <w:rFonts w:ascii="Calibri" w:cs="Calibri" w:eastAsia="Calibri" w:hAnsi="Calibri"/>
-                <w:b w:val="false"/>
-                <w:bCs w:val="false"/>
-                <w:sz w:val="18"/>
-                <w:szCs w:val="18"/>
-              </w:rPr>
-              <w:t xml:space="preserve">9.45</w:t>
-            </w:r>
-          </w:p>
-        </w:tc>
-        <w:tc>
-          <w:tcPr>
-            <w:tcW w:type="dxa" w:w="1300"/>
-            <w:tcBorders>
-              <w:top w:val="single" w:color="C9C8C3" w:sz="4"/>
-              <w:left w:val="single" w:color="C9C8C3" w:sz="4"/>
-              <w:bottom w:val="single" w:color="C9C8C3" w:sz="4"/>
-              <w:right w:val="single" w:color="C9C8C3" w:sz="4"/>
-            </w:tcBorders>
-            <w:tcMar>
-              <w:top w:type="dxa" w:w="50"/>
-              <w:left w:type="dxa" w:w="90"/>
-              <w:bottom w:type="dxa" w:w="50"/>
-              <w:right w:type="dxa" w:w="90"/>
-            </w:tcMar>
-          </w:tcPr>
-          <w:p>
-            <w:pPr>
-              <w:keepNext/>
-              <w:jc w:val="right"/>
-            </w:pPr>
-            <w:r>
-              <w:rPr>
-                <w:rFonts w:ascii="Calibri" w:cs="Calibri" w:eastAsia="Calibri" w:hAnsi="Calibri"/>
-                <w:b w:val="false"/>
-                <w:bCs w:val="false"/>
-                <w:sz w:val="18"/>
-                <w:szCs w:val="18"/>
-              </w:rPr>
-              <w:t xml:space="preserve">1.11</w:t>
-            </w:r>
-          </w:p>
-        </w:tc>
-        <w:tc>
-          <w:tcPr>
-            <w:tcW w:type="dxa" w:w="1410"/>
-            <w:tcBorders>
-              <w:top w:val="single" w:color="C9C8C3" w:sz="4"/>
-              <w:left w:val="single" w:color="C9C8C3" w:sz="4"/>
-              <w:bottom w:val="single" w:color="C9C8C3" w:sz="4"/>
-              <w:right w:val="single" w:color="C9C8C3" w:sz="4"/>
-            </w:tcBorders>
-            <w:tcMar>
-              <w:top w:type="dxa" w:w="50"/>
-              <w:left w:type="dxa" w:w="90"/>
-              <w:bottom w:type="dxa" w:w="50"/>
-              <w:right w:type="dxa" w:w="90"/>
-            </w:tcMar>
-          </w:tcPr>
-          <w:p>
-            <w:pPr>
-              <w:keepNext/>
-              <w:jc w:val="right"/>
-            </w:pPr>
-            <w:r>
-              <w:rPr>
-                <w:rFonts w:ascii="Calibri" w:cs="Calibri" w:eastAsia="Calibri" w:hAnsi="Calibri"/>
-                <w:b w:val="false"/>
-                <w:bCs w:val="false"/>
-                <w:sz w:val="18"/>
-                <w:szCs w:val="18"/>
-              </w:rPr>
-              <w:t xml:space="preserve">8.34</w:t>
+            <w:tcW w:type="dxa" w:w="1000"/>
+            <w:tcBorders>
+              <w:top w:val="single" w:color="C9C8C3" w:sz="4"/>
+              <w:left w:val="single" w:color="C9C8C3" w:sz="4"/>
+              <w:bottom w:val="single" w:color="C9C8C3" w:sz="4"/>
+              <w:right w:val="single" w:color="C9C8C3" w:sz="4"/>
+            </w:tcBorders>
+            <w:tcMar>
+              <w:top w:type="dxa" w:w="50"/>
+              <w:left w:type="dxa" w:w="90"/>
+              <w:bottom w:type="dxa" w:w="50"/>
+              <w:right w:type="dxa" w:w="90"/>
+            </w:tcMar>
+          </w:tcPr>
+          <w:p>
+            <w:pPr>
+              <w:keepNext/>
+              <w:jc w:val="right"/>
+            </w:pPr>
+            <w:r>
+              <w:rPr>
+                <w:rFonts w:ascii="Calibri" w:cs="Calibri" w:eastAsia="Calibri" w:hAnsi="Calibri"/>
+                <w:b w:val="false"/>
+                <w:bCs w:val="false"/>
+                <w:sz w:val="18"/>
+                <w:szCs w:val="18"/>
+              </w:rPr>
+              <w:t xml:space="preserve">3.33</w:t>
+            </w:r>
+          </w:p>
+        </w:tc>
+        <w:tc>
+          <w:tcPr>
+            <w:tcW w:type="dxa" w:w="950"/>
+            <w:tcBorders>
+              <w:top w:val="single" w:color="C9C8C3" w:sz="4"/>
+              <w:left w:val="single" w:color="C9C8C3" w:sz="4"/>
+              <w:bottom w:val="single" w:color="C9C8C3" w:sz="4"/>
+              <w:right w:val="single" w:color="C9C8C3" w:sz="4"/>
+            </w:tcBorders>
+            <w:tcMar>
+              <w:top w:type="dxa" w:w="50"/>
+              <w:left w:type="dxa" w:w="90"/>
+              <w:bottom w:type="dxa" w:w="50"/>
+              <w:right w:type="dxa" w:w="90"/>
+            </w:tcMar>
+          </w:tcPr>
+          <w:p>
+            <w:pPr>
+              <w:keepNext/>
+              <w:jc w:val="right"/>
+            </w:pPr>
+            <w:r>
+              <w:rPr>
+                <w:rFonts w:ascii="Calibri" w:cs="Calibri" w:eastAsia="Calibri" w:hAnsi="Calibri"/>
+                <w:b w:val="false"/>
+                <w:bCs w:val="false"/>
+                <w:sz w:val="18"/>
+                <w:szCs w:val="18"/>
+              </w:rPr>
+              <w:t xml:space="preserve">1.21</w:t>
+            </w:r>
+          </w:p>
+        </w:tc>
+        <w:tc>
+          <w:tcPr>
+            <w:tcW w:type="dxa" w:w="1010"/>
+            <w:tcBorders>
+              <w:top w:val="single" w:color="C9C8C3" w:sz="4"/>
+              <w:left w:val="single" w:color="C9C8C3" w:sz="4"/>
+              <w:bottom w:val="single" w:color="C9C8C3" w:sz="4"/>
+              <w:right w:val="single" w:color="C9C8C3" w:sz="4"/>
+            </w:tcBorders>
+            <w:tcMar>
+              <w:top w:type="dxa" w:w="50"/>
+              <w:left w:type="dxa" w:w="90"/>
+              <w:bottom w:type="dxa" w:w="50"/>
+              <w:right w:type="dxa" w:w="90"/>
+            </w:tcMar>
+          </w:tcPr>
+          <w:p>
+            <w:pPr>
+              <w:keepNext/>
+              <w:jc w:val="right"/>
+            </w:pPr>
+            <w:r>
+              <w:rPr>
+                <w:rFonts w:ascii="Calibri" w:cs="Calibri" w:eastAsia="Calibri" w:hAnsi="Calibri"/>
+                <w:b w:val="false"/>
+                <w:bCs w:val="false"/>
+                <w:sz w:val="18"/>
+                <w:szCs w:val="18"/>
+              </w:rPr>
+              <w:t xml:space="preserve">2.12</w:t>
             </w:r>
           </w:p>
         </w:tc>
@@ -7222,232 +7049,265 @@
         </w:trPr>
         <w:tc>
           <w:tcPr>
-            <w:tcW w:type="dxa" w:w="1150"/>
-            <w:tcBorders>
-              <w:top w:val="single" w:color="C9C8C3" w:sz="4"/>
-              <w:left w:val="single" w:color="C9C8C3" w:sz="4"/>
-              <w:bottom w:val="single" w:color="C9C8C3" w:sz="4"/>
-              <w:right w:val="single" w:color="C9C8C3" w:sz="4"/>
-            </w:tcBorders>
-            <w:tcMar>
-              <w:top w:type="dxa" w:w="50"/>
-              <w:left w:type="dxa" w:w="90"/>
-              <w:bottom w:type="dxa" w:w="50"/>
-              <w:right w:type="dxa" w:w="90"/>
-            </w:tcMar>
-          </w:tcPr>
-          <w:p>
-            <w:pPr>
-              <w:keepNext/>
-              <w:jc w:val="left"/>
-            </w:pPr>
-            <w:r>
-              <w:rPr>
-                <w:rFonts w:ascii="Calibri" w:cs="Calibri" w:eastAsia="Calibri" w:hAnsi="Calibri"/>
-                <w:b w:val="false"/>
-                <w:bCs w:val="false"/>
-                <w:sz w:val="18"/>
-                <w:szCs w:val="18"/>
-              </w:rPr>
-              <w:t xml:space="preserve">2019-20</w:t>
-            </w:r>
-          </w:p>
-        </w:tc>
-        <w:tc>
-          <w:tcPr>
-            <w:tcW w:type="dxa" w:w="1100"/>
-            <w:tcBorders>
-              <w:top w:val="single" w:color="C9C8C3" w:sz="4"/>
-              <w:left w:val="single" w:color="C9C8C3" w:sz="4"/>
-              <w:bottom w:val="single" w:color="C9C8C3" w:sz="4"/>
-              <w:right w:val="single" w:color="C9C8C3" w:sz="4"/>
-            </w:tcBorders>
-            <w:tcMar>
-              <w:top w:type="dxa" w:w="50"/>
-              <w:left w:type="dxa" w:w="90"/>
-              <w:bottom w:type="dxa" w:w="50"/>
-              <w:right w:type="dxa" w:w="90"/>
-            </w:tcMar>
-          </w:tcPr>
-          <w:p>
-            <w:pPr>
-              <w:keepNext/>
-              <w:jc w:val="right"/>
-            </w:pPr>
-            <w:r>
-              <w:rPr>
-                <w:rFonts w:ascii="Calibri" w:cs="Calibri" w:eastAsia="Calibri" w:hAnsi="Calibri"/>
-                <w:b w:val="false"/>
-                <w:bCs w:val="false"/>
-                <w:sz w:val="18"/>
-                <w:szCs w:val="18"/>
-              </w:rPr>
-              <w:t xml:space="preserve">66</w:t>
-            </w:r>
-          </w:p>
-        </w:tc>
-        <w:tc>
-          <w:tcPr>
-            <w:tcW w:type="dxa" w:w="1300"/>
-            <w:tcBorders>
-              <w:top w:val="single" w:color="C9C8C3" w:sz="4"/>
-              <w:left w:val="single" w:color="C9C8C3" w:sz="4"/>
-              <w:bottom w:val="single" w:color="C9C8C3" w:sz="4"/>
-              <w:right w:val="single" w:color="C9C8C3" w:sz="4"/>
-            </w:tcBorders>
-            <w:tcMar>
-              <w:top w:type="dxa" w:w="50"/>
-              <w:left w:type="dxa" w:w="90"/>
-              <w:bottom w:type="dxa" w:w="50"/>
-              <w:right w:type="dxa" w:w="90"/>
-            </w:tcMar>
-          </w:tcPr>
-          <w:p>
-            <w:pPr>
-              <w:keepNext/>
-              <w:jc w:val="right"/>
-            </w:pPr>
-            <w:r>
-              <w:rPr>
-                <w:rFonts w:ascii="Calibri" w:cs="Calibri" w:eastAsia="Calibri" w:hAnsi="Calibri"/>
-                <w:b w:val="false"/>
-                <w:bCs w:val="false"/>
-                <w:sz w:val="18"/>
-                <w:szCs w:val="18"/>
-              </w:rPr>
-              <w:t xml:space="preserve">3.98</w:t>
-            </w:r>
-          </w:p>
-        </w:tc>
-        <w:tc>
-          <w:tcPr>
-            <w:tcW w:type="dxa" w:w="1800"/>
-            <w:tcBorders>
-              <w:top w:val="single" w:color="C9C8C3" w:sz="4"/>
-              <w:left w:val="single" w:color="C9C8C3" w:sz="4"/>
-              <w:bottom w:val="single" w:color="C9C8C3" w:sz="4"/>
-              <w:right w:val="single" w:color="C9C8C3" w:sz="4"/>
-            </w:tcBorders>
-            <w:tcMar>
-              <w:top w:type="dxa" w:w="50"/>
-              <w:left w:type="dxa" w:w="90"/>
-              <w:bottom w:type="dxa" w:w="50"/>
-              <w:right w:type="dxa" w:w="90"/>
-            </w:tcMar>
-          </w:tcPr>
-          <w:p>
-            <w:pPr>
-              <w:keepNext/>
-              <w:jc w:val="left"/>
-            </w:pPr>
-            <w:r>
-              <w:rPr>
-                <w:rFonts w:ascii="Calibri" w:cs="Calibri" w:eastAsia="Calibri" w:hAnsi="Calibri"/>
-                <w:b w:val="false"/>
-                <w:bCs w:val="false"/>
-                <w:sz w:val="18"/>
-                <w:szCs w:val="18"/>
-              </w:rPr>
-              <w:t xml:space="preserve">Qualifying offer</w:t>
-            </w:r>
-          </w:p>
-        </w:tc>
-        <w:tc>
-          <w:tcPr>
-            <w:tcW w:type="dxa" w:w="1300"/>
-            <w:tcBorders>
-              <w:top w:val="single" w:color="C9C8C3" w:sz="4"/>
-              <w:left w:val="single" w:color="C9C8C3" w:sz="4"/>
-              <w:bottom w:val="single" w:color="C9C8C3" w:sz="4"/>
-              <w:right w:val="single" w:color="C9C8C3" w:sz="4"/>
-            </w:tcBorders>
-            <w:tcMar>
-              <w:top w:type="dxa" w:w="50"/>
-              <w:left w:type="dxa" w:w="90"/>
-              <w:bottom w:type="dxa" w:w="50"/>
-              <w:right w:type="dxa" w:w="90"/>
-            </w:tcMar>
-          </w:tcPr>
-          <w:p>
-            <w:pPr>
-              <w:keepNext/>
-              <w:jc w:val="right"/>
-            </w:pPr>
-            <w:r>
-              <w:rPr>
-                <w:rFonts w:ascii="Calibri" w:cs="Calibri" w:eastAsia="Calibri" w:hAnsi="Calibri"/>
-                <w:b w:val="false"/>
-                <w:bCs w:val="false"/>
-                <w:sz w:val="18"/>
-                <w:szCs w:val="18"/>
-              </w:rPr>
-              <w:t xml:space="preserve">7.08</w:t>
-            </w:r>
-          </w:p>
-        </w:tc>
-        <w:tc>
-          <w:tcPr>
-            <w:tcW w:type="dxa" w:w="1300"/>
-            <w:tcBorders>
-              <w:top w:val="single" w:color="C9C8C3" w:sz="4"/>
-              <w:left w:val="single" w:color="C9C8C3" w:sz="4"/>
-              <w:bottom w:val="single" w:color="C9C8C3" w:sz="4"/>
-              <w:right w:val="single" w:color="C9C8C3" w:sz="4"/>
-            </w:tcBorders>
-            <w:tcMar>
-              <w:top w:type="dxa" w:w="50"/>
-              <w:left w:type="dxa" w:w="90"/>
-              <w:bottom w:type="dxa" w:w="50"/>
-              <w:right w:type="dxa" w:w="90"/>
-            </w:tcMar>
-          </w:tcPr>
-          <w:p>
-            <w:pPr>
-              <w:keepNext/>
-              <w:jc w:val="right"/>
-            </w:pPr>
-            <w:r>
-              <w:rPr>
-                <w:rFonts w:ascii="Calibri" w:cs="Calibri" w:eastAsia="Calibri" w:hAnsi="Calibri"/>
-                <w:b w:val="false"/>
-                <w:bCs w:val="false"/>
-                <w:sz w:val="18"/>
-                <w:szCs w:val="18"/>
-              </w:rPr>
-              <w:t xml:space="preserve">1.14</w:t>
-            </w:r>
-          </w:p>
-        </w:tc>
-        <w:tc>
-          <w:tcPr>
-            <w:tcW w:type="dxa" w:w="1410"/>
-            <w:tcBorders>
-              <w:top w:val="single" w:color="C9C8C3" w:sz="4"/>
-              <w:left w:val="single" w:color="C9C8C3" w:sz="4"/>
-              <w:bottom w:val="single" w:color="C9C8C3" w:sz="4"/>
-              <w:right w:val="single" w:color="C9C8C3" w:sz="4"/>
-            </w:tcBorders>
-            <w:tcMar>
-              <w:top w:type="dxa" w:w="50"/>
-              <w:left w:type="dxa" w:w="90"/>
-              <w:bottom w:type="dxa" w:w="50"/>
-              <w:right w:type="dxa" w:w="90"/>
-            </w:tcMar>
-          </w:tcPr>
-          <w:p>
-            <w:pPr>
-              <w:keepNext/>
-              <w:jc w:val="right"/>
-            </w:pPr>
-            <w:r>
-              <w:rPr>
-                <w:rFonts w:ascii="Calibri" w:cs="Calibri" w:eastAsia="Calibri" w:hAnsi="Calibri"/>
-                <w:b w:val="false"/>
-                <w:bCs w:val="false"/>
-                <w:sz w:val="18"/>
-                <w:szCs w:val="18"/>
-              </w:rPr>
-              <w:t xml:space="preserve">5.94</w:t>
+            <w:tcW w:type="dxa" w:w="900"/>
+            <w:tcBorders>
+              <w:top w:val="single" w:color="C9C8C3" w:sz="4"/>
+              <w:left w:val="single" w:color="C9C8C3" w:sz="4"/>
+              <w:bottom w:val="single" w:color="C9C8C3" w:sz="4"/>
+              <w:right w:val="single" w:color="C9C8C3" w:sz="4"/>
+            </w:tcBorders>
+            <w:tcMar>
+              <w:top w:type="dxa" w:w="50"/>
+              <w:left w:type="dxa" w:w="90"/>
+              <w:bottom w:type="dxa" w:w="50"/>
+              <w:right w:type="dxa" w:w="90"/>
+            </w:tcMar>
+          </w:tcPr>
+          <w:p>
+            <w:pPr>
+              <w:keepNext/>
+              <w:jc w:val="left"/>
+            </w:pPr>
+            <w:r>
+              <w:rPr>
+                <w:rFonts w:ascii="Calibri" w:cs="Calibri" w:eastAsia="Calibri" w:hAnsi="Calibri"/>
+                <w:b w:val="false"/>
+                <w:bCs w:val="false"/>
+                <w:sz w:val="18"/>
+                <w:szCs w:val="18"/>
+              </w:rPr>
+              <w:t xml:space="preserve">2017-18</w:t>
+            </w:r>
+          </w:p>
+        </w:tc>
+        <w:tc>
+          <w:tcPr>
+            <w:tcW w:type="dxa" w:w="2300"/>
+            <w:tcBorders>
+              <w:top w:val="single" w:color="C9C8C3" w:sz="4"/>
+              <w:left w:val="single" w:color="C9C8C3" w:sz="4"/>
+              <w:bottom w:val="single" w:color="C9C8C3" w:sz="4"/>
+              <w:right w:val="single" w:color="C9C8C3" w:sz="4"/>
+            </w:tcBorders>
+            <w:tcMar>
+              <w:top w:type="dxa" w:w="50"/>
+              <w:left w:type="dxa" w:w="90"/>
+              <w:bottom w:type="dxa" w:w="50"/>
+              <w:right w:type="dxa" w:w="90"/>
+            </w:tcMar>
+          </w:tcPr>
+          <w:p>
+            <w:pPr>
+              <w:keepNext/>
+              <w:jc w:val="left"/>
+            </w:pPr>
+            <w:r>
+              <w:rPr>
+                <w:rFonts w:ascii="Calibri" w:cs="Calibri" w:eastAsia="Calibri" w:hAnsi="Calibri"/>
+                <w:b w:val="false"/>
+                <w:bCs w:val="false"/>
+                <w:sz w:val="18"/>
+                <w:szCs w:val="18"/>
+              </w:rPr>
+              <w:t xml:space="preserve">Tampa Bay</w:t>
+            </w:r>
+          </w:p>
+        </w:tc>
+        <w:tc>
+          <w:tcPr>
+            <w:tcW w:type="dxa" w:w="900"/>
+            <w:tcBorders>
+              <w:top w:val="single" w:color="C9C8C3" w:sz="4"/>
+              <w:left w:val="single" w:color="C9C8C3" w:sz="4"/>
+              <w:bottom w:val="single" w:color="C9C8C3" w:sz="4"/>
+              <w:right w:val="single" w:color="C9C8C3" w:sz="4"/>
+            </w:tcBorders>
+            <w:tcMar>
+              <w:top w:type="dxa" w:w="50"/>
+              <w:left w:type="dxa" w:w="90"/>
+              <w:bottom w:type="dxa" w:w="50"/>
+              <w:right w:type="dxa" w:w="90"/>
+            </w:tcMar>
+          </w:tcPr>
+          <w:p>
+            <w:pPr>
+              <w:keepNext/>
+              <w:jc w:val="right"/>
+            </w:pPr>
+            <w:r>
+              <w:rPr>
+                <w:rFonts w:ascii="Calibri" w:cs="Calibri" w:eastAsia="Calibri" w:hAnsi="Calibri"/>
+                <w:b w:val="false"/>
+                <w:bCs w:val="false"/>
+                <w:sz w:val="18"/>
+                <w:szCs w:val="18"/>
+              </w:rPr>
+              <w:t xml:space="preserve">82</w:t>
+            </w:r>
+          </w:p>
+        </w:tc>
+        <w:tc>
+          <w:tcPr>
+            <w:tcW w:type="dxa" w:w="900"/>
+            <w:tcBorders>
+              <w:top w:val="single" w:color="C9C8C3" w:sz="4"/>
+              <w:left w:val="single" w:color="C9C8C3" w:sz="4"/>
+              <w:bottom w:val="single" w:color="C9C8C3" w:sz="4"/>
+              <w:right w:val="single" w:color="C9C8C3" w:sz="4"/>
+            </w:tcBorders>
+            <w:tcMar>
+              <w:top w:type="dxa" w:w="50"/>
+              <w:left w:type="dxa" w:w="90"/>
+              <w:bottom w:type="dxa" w:w="50"/>
+              <w:right w:type="dxa" w:w="90"/>
+            </w:tcMar>
+          </w:tcPr>
+          <w:p>
+            <w:pPr>
+              <w:keepNext/>
+              <w:jc w:val="right"/>
+            </w:pPr>
+            <w:r>
+              <w:rPr>
+                <w:rFonts w:ascii="Calibri" w:cs="Calibri" w:eastAsia="Calibri" w:hAnsi="Calibri"/>
+                <w:b w:val="false"/>
+                <w:bCs w:val="false"/>
+                <w:sz w:val="18"/>
+                <w:szCs w:val="18"/>
+              </w:rPr>
+              <w:t xml:space="preserve">3.72</w:t>
+            </w:r>
+          </w:p>
+        </w:tc>
+        <w:tc>
+          <w:tcPr>
+            <w:tcW w:type="dxa" w:w="1400"/>
+            <w:tcBorders>
+              <w:top w:val="single" w:color="C9C8C3" w:sz="4"/>
+              <w:left w:val="single" w:color="C9C8C3" w:sz="4"/>
+              <w:bottom w:val="single" w:color="C9C8C3" w:sz="4"/>
+              <w:right w:val="single" w:color="C9C8C3" w:sz="4"/>
+            </w:tcBorders>
+            <w:tcMar>
+              <w:top w:type="dxa" w:w="50"/>
+              <w:left w:type="dxa" w:w="90"/>
+              <w:bottom w:type="dxa" w:w="50"/>
+              <w:right w:type="dxa" w:w="90"/>
+            </w:tcMar>
+          </w:tcPr>
+          <w:p>
+            <w:pPr>
+              <w:keepNext/>
+              <w:jc w:val="left"/>
+            </w:pPr>
+            <w:r>
+              <w:rPr>
+                <w:rFonts w:ascii="Calibri" w:cs="Calibri" w:eastAsia="Calibri" w:hAnsi="Calibri"/>
+                <w:b w:val="false"/>
+                <w:bCs w:val="false"/>
+                <w:sz w:val="18"/>
+                <w:szCs w:val="18"/>
+              </w:rPr>
+              <w:t xml:space="preserve">Entry-level</w:t>
+            </w:r>
+          </w:p>
+        </w:tc>
+        <w:tc>
+          <w:tcPr>
+            <w:tcW w:type="dxa" w:w="1000"/>
+            <w:tcBorders>
+              <w:top w:val="single" w:color="C9C8C3" w:sz="4"/>
+              <w:left w:val="single" w:color="C9C8C3" w:sz="4"/>
+              <w:bottom w:val="single" w:color="C9C8C3" w:sz="4"/>
+              <w:right w:val="single" w:color="C9C8C3" w:sz="4"/>
+            </w:tcBorders>
+            <w:tcMar>
+              <w:top w:type="dxa" w:w="50"/>
+              <w:left w:type="dxa" w:w="90"/>
+              <w:bottom w:type="dxa" w:w="50"/>
+              <w:right w:type="dxa" w:w="90"/>
+            </w:tcMar>
+          </w:tcPr>
+          <w:p>
+            <w:pPr>
+              <w:keepNext/>
+              <w:jc w:val="right"/>
+            </w:pPr>
+            <w:r>
+              <w:rPr>
+                <w:rFonts w:ascii="Calibri" w:cs="Calibri" w:eastAsia="Calibri" w:hAnsi="Calibri"/>
+                <w:b w:val="false"/>
+                <w:bCs w:val="false"/>
+                <w:sz w:val="18"/>
+                <w:szCs w:val="18"/>
+              </w:rPr>
+              <w:t xml:space="preserve">6.64</w:t>
+            </w:r>
+          </w:p>
+        </w:tc>
+        <w:tc>
+          <w:tcPr>
+            <w:tcW w:type="dxa" w:w="950"/>
+            <w:tcBorders>
+              <w:top w:val="single" w:color="C9C8C3" w:sz="4"/>
+              <w:left w:val="single" w:color="C9C8C3" w:sz="4"/>
+              <w:bottom w:val="single" w:color="C9C8C3" w:sz="4"/>
+              <w:right w:val="single" w:color="C9C8C3" w:sz="4"/>
+            </w:tcBorders>
+            <w:tcMar>
+              <w:top w:type="dxa" w:w="50"/>
+              <w:left w:type="dxa" w:w="90"/>
+              <w:bottom w:type="dxa" w:w="50"/>
+              <w:right w:type="dxa" w:w="90"/>
+            </w:tcMar>
+          </w:tcPr>
+          <w:p>
+            <w:pPr>
+              <w:keepNext/>
+              <w:jc w:val="right"/>
+            </w:pPr>
+            <w:r>
+              <w:rPr>
+                <w:rFonts w:ascii="Calibri" w:cs="Calibri" w:eastAsia="Calibri" w:hAnsi="Calibri"/>
+                <w:b w:val="false"/>
+                <w:bCs w:val="false"/>
+                <w:sz w:val="18"/>
+                <w:szCs w:val="18"/>
+              </w:rPr>
+              <w:t xml:space="preserve">1.18</w:t>
+            </w:r>
+          </w:p>
+        </w:tc>
+        <w:tc>
+          <w:tcPr>
+            <w:tcW w:type="dxa" w:w="1010"/>
+            <w:tcBorders>
+              <w:top w:val="single" w:color="C9C8C3" w:sz="4"/>
+              <w:left w:val="single" w:color="C9C8C3" w:sz="4"/>
+              <w:bottom w:val="single" w:color="C9C8C3" w:sz="4"/>
+              <w:right w:val="single" w:color="C9C8C3" w:sz="4"/>
+            </w:tcBorders>
+            <w:tcMar>
+              <w:top w:type="dxa" w:w="50"/>
+              <w:left w:type="dxa" w:w="90"/>
+              <w:bottom w:type="dxa" w:w="50"/>
+              <w:right w:type="dxa" w:w="90"/>
+            </w:tcMar>
+          </w:tcPr>
+          <w:p>
+            <w:pPr>
+              <w:keepNext/>
+              <w:jc w:val="right"/>
+            </w:pPr>
+            <w:r>
+              <w:rPr>
+                <w:rFonts w:ascii="Calibri" w:cs="Calibri" w:eastAsia="Calibri" w:hAnsi="Calibri"/>
+                <w:b w:val="false"/>
+                <w:bCs w:val="false"/>
+                <w:sz w:val="18"/>
+                <w:szCs w:val="18"/>
+              </w:rPr>
+              <w:t xml:space="preserve">5.46</w:t>
             </w:r>
           </w:p>
         </w:tc>
@@ -7458,232 +7318,265 @@
         </w:trPr>
         <w:tc>
           <w:tcPr>
-            <w:tcW w:type="dxa" w:w="1150"/>
-            <w:tcBorders>
-              <w:top w:val="single" w:color="C9C8C3" w:sz="4"/>
-              <w:left w:val="single" w:color="C9C8C3" w:sz="4"/>
-              <w:bottom w:val="single" w:color="C9C8C3" w:sz="4"/>
-              <w:right w:val="single" w:color="C9C8C3" w:sz="4"/>
-            </w:tcBorders>
-            <w:tcMar>
-              <w:top w:type="dxa" w:w="50"/>
-              <w:left w:type="dxa" w:w="90"/>
-              <w:bottom w:type="dxa" w:w="50"/>
-              <w:right w:type="dxa" w:w="90"/>
-            </w:tcMar>
-          </w:tcPr>
-          <w:p>
-            <w:pPr>
-              <w:keepNext/>
-              <w:jc w:val="left"/>
-            </w:pPr>
-            <w:r>
-              <w:rPr>
-                <w:rFonts w:ascii="Calibri" w:cs="Calibri" w:eastAsia="Calibri" w:hAnsi="Calibri"/>
-                <w:b w:val="false"/>
-                <w:bCs w:val="false"/>
-                <w:sz w:val="18"/>
-                <w:szCs w:val="18"/>
-              </w:rPr>
-              <w:t xml:space="preserve">2020-21</w:t>
-            </w:r>
-          </w:p>
-        </w:tc>
-        <w:tc>
-          <w:tcPr>
-            <w:tcW w:type="dxa" w:w="1100"/>
-            <w:tcBorders>
-              <w:top w:val="single" w:color="C9C8C3" w:sz="4"/>
-              <w:left w:val="single" w:color="C9C8C3" w:sz="4"/>
-              <w:bottom w:val="single" w:color="C9C8C3" w:sz="4"/>
-              <w:right w:val="single" w:color="C9C8C3" w:sz="4"/>
-            </w:tcBorders>
-            <w:tcMar>
-              <w:top w:type="dxa" w:w="50"/>
-              <w:left w:type="dxa" w:w="90"/>
-              <w:bottom w:type="dxa" w:w="50"/>
-              <w:right w:type="dxa" w:w="90"/>
-            </w:tcMar>
-          </w:tcPr>
-          <w:p>
-            <w:pPr>
-              <w:keepNext/>
-              <w:jc w:val="right"/>
-            </w:pPr>
-            <w:r>
-              <w:rPr>
-                <w:rFonts w:ascii="Calibri" w:cs="Calibri" w:eastAsia="Calibri" w:hAnsi="Calibri"/>
-                <w:b w:val="false"/>
-                <w:bCs w:val="false"/>
-                <w:sz w:val="18"/>
-                <w:szCs w:val="18"/>
-              </w:rPr>
-              <w:t xml:space="preserve">56</w:t>
-            </w:r>
-          </w:p>
-        </w:tc>
-        <w:tc>
-          <w:tcPr>
-            <w:tcW w:type="dxa" w:w="1300"/>
-            <w:tcBorders>
-              <w:top w:val="single" w:color="C9C8C3" w:sz="4"/>
-              <w:left w:val="single" w:color="C9C8C3" w:sz="4"/>
-              <w:bottom w:val="single" w:color="C9C8C3" w:sz="4"/>
-              <w:right w:val="single" w:color="C9C8C3" w:sz="4"/>
-            </w:tcBorders>
-            <w:tcMar>
-              <w:top w:type="dxa" w:w="50"/>
-              <w:left w:type="dxa" w:w="90"/>
-              <w:bottom w:type="dxa" w:w="50"/>
-              <w:right w:type="dxa" w:w="90"/>
-            </w:tcMar>
-          </w:tcPr>
-          <w:p>
-            <w:pPr>
-              <w:keepNext/>
-              <w:jc w:val="right"/>
-            </w:pPr>
-            <w:r>
-              <w:rPr>
-                <w:rFonts w:ascii="Calibri" w:cs="Calibri" w:eastAsia="Calibri" w:hAnsi="Calibri"/>
-                <w:b w:val="false"/>
-                <w:bCs w:val="false"/>
-                <w:sz w:val="18"/>
-                <w:szCs w:val="18"/>
-              </w:rPr>
-              <w:t xml:space="preserve">5.15</w:t>
-            </w:r>
-          </w:p>
-        </w:tc>
-        <w:tc>
-          <w:tcPr>
-            <w:tcW w:type="dxa" w:w="1800"/>
-            <w:tcBorders>
-              <w:top w:val="single" w:color="C9C8C3" w:sz="4"/>
-              <w:left w:val="single" w:color="C9C8C3" w:sz="4"/>
-              <w:bottom w:val="single" w:color="C9C8C3" w:sz="4"/>
-              <w:right w:val="single" w:color="C9C8C3" w:sz="4"/>
-            </w:tcBorders>
-            <w:tcMar>
-              <w:top w:type="dxa" w:w="50"/>
-              <w:left w:type="dxa" w:w="90"/>
-              <w:bottom w:type="dxa" w:w="50"/>
-              <w:right w:type="dxa" w:w="90"/>
-            </w:tcMar>
-          </w:tcPr>
-          <w:p>
-            <w:pPr>
-              <w:keepNext/>
-              <w:jc w:val="left"/>
-            </w:pPr>
-            <w:r>
-              <w:rPr>
-                <w:rFonts w:ascii="Calibri" w:cs="Calibri" w:eastAsia="Calibri" w:hAnsi="Calibri"/>
-                <w:b w:val="false"/>
-                <w:bCs w:val="false"/>
-                <w:sz w:val="18"/>
-                <w:szCs w:val="18"/>
-              </w:rPr>
-              <w:t xml:space="preserve">Qualifying offer</w:t>
-            </w:r>
-          </w:p>
-        </w:tc>
-        <w:tc>
-          <w:tcPr>
-            <w:tcW w:type="dxa" w:w="1300"/>
-            <w:tcBorders>
-              <w:top w:val="single" w:color="C9C8C3" w:sz="4"/>
-              <w:left w:val="single" w:color="C9C8C3" w:sz="4"/>
-              <w:bottom w:val="single" w:color="C9C8C3" w:sz="4"/>
-              <w:right w:val="single" w:color="C9C8C3" w:sz="4"/>
-            </w:tcBorders>
-            <w:tcMar>
-              <w:top w:type="dxa" w:w="50"/>
-              <w:left w:type="dxa" w:w="90"/>
-              <w:bottom w:type="dxa" w:w="50"/>
-              <w:right w:type="dxa" w:w="90"/>
-            </w:tcMar>
-          </w:tcPr>
-          <w:p>
-            <w:pPr>
-              <w:keepNext/>
-              <w:jc w:val="right"/>
-            </w:pPr>
-            <w:r>
-              <w:rPr>
-                <w:rFonts w:ascii="Calibri" w:cs="Calibri" w:eastAsia="Calibri" w:hAnsi="Calibri"/>
-                <w:b w:val="false"/>
-                <w:bCs w:val="false"/>
-                <w:sz w:val="18"/>
-                <w:szCs w:val="18"/>
-              </w:rPr>
-              <w:t xml:space="preserve">9.04</w:t>
-            </w:r>
-          </w:p>
-        </w:tc>
-        <w:tc>
-          <w:tcPr>
-            <w:tcW w:type="dxa" w:w="1300"/>
-            <w:tcBorders>
-              <w:top w:val="single" w:color="C9C8C3" w:sz="4"/>
-              <w:left w:val="single" w:color="C9C8C3" w:sz="4"/>
-              <w:bottom w:val="single" w:color="C9C8C3" w:sz="4"/>
-              <w:right w:val="single" w:color="C9C8C3" w:sz="4"/>
-            </w:tcBorders>
-            <w:tcMar>
-              <w:top w:type="dxa" w:w="50"/>
-              <w:left w:type="dxa" w:w="90"/>
-              <w:bottom w:type="dxa" w:w="50"/>
-              <w:right w:type="dxa" w:w="90"/>
-            </w:tcMar>
-          </w:tcPr>
-          <w:p>
-            <w:pPr>
-              <w:keepNext/>
-              <w:jc w:val="right"/>
-            </w:pPr>
-            <w:r>
-              <w:rPr>
-                <w:rFonts w:ascii="Calibri" w:cs="Calibri" w:eastAsia="Calibri" w:hAnsi="Calibri"/>
-                <w:b w:val="false"/>
-                <w:bCs w:val="false"/>
-                <w:sz w:val="18"/>
-                <w:szCs w:val="18"/>
-              </w:rPr>
-              <w:t xml:space="preserve">1.17</w:t>
-            </w:r>
-          </w:p>
-        </w:tc>
-        <w:tc>
-          <w:tcPr>
-            <w:tcW w:type="dxa" w:w="1410"/>
-            <w:tcBorders>
-              <w:top w:val="single" w:color="C9C8C3" w:sz="4"/>
-              <w:left w:val="single" w:color="C9C8C3" w:sz="4"/>
-              <w:bottom w:val="single" w:color="C9C8C3" w:sz="4"/>
-              <w:right w:val="single" w:color="C9C8C3" w:sz="4"/>
-            </w:tcBorders>
-            <w:tcMar>
-              <w:top w:type="dxa" w:w="50"/>
-              <w:left w:type="dxa" w:w="90"/>
-              <w:bottom w:type="dxa" w:w="50"/>
-              <w:right w:type="dxa" w:w="90"/>
-            </w:tcMar>
-          </w:tcPr>
-          <w:p>
-            <w:pPr>
-              <w:keepNext/>
-              <w:jc w:val="right"/>
-            </w:pPr>
-            <w:r>
-              <w:rPr>
-                <w:rFonts w:ascii="Calibri" w:cs="Calibri" w:eastAsia="Calibri" w:hAnsi="Calibri"/>
-                <w:b w:val="false"/>
-                <w:bCs w:val="false"/>
-                <w:sz w:val="18"/>
-                <w:szCs w:val="18"/>
-              </w:rPr>
-              <w:t xml:space="preserve">7.86</w:t>
+            <w:tcW w:type="dxa" w:w="900"/>
+            <w:tcBorders>
+              <w:top w:val="single" w:color="C9C8C3" w:sz="4"/>
+              <w:left w:val="single" w:color="C9C8C3" w:sz="4"/>
+              <w:bottom w:val="single" w:color="C9C8C3" w:sz="4"/>
+              <w:right w:val="single" w:color="C9C8C3" w:sz="4"/>
+            </w:tcBorders>
+            <w:tcMar>
+              <w:top w:type="dxa" w:w="50"/>
+              <w:left w:type="dxa" w:w="90"/>
+              <w:bottom w:type="dxa" w:w="50"/>
+              <w:right w:type="dxa" w:w="90"/>
+            </w:tcMar>
+          </w:tcPr>
+          <w:p>
+            <w:pPr>
+              <w:keepNext/>
+              <w:jc w:val="left"/>
+            </w:pPr>
+            <w:r>
+              <w:rPr>
+                <w:rFonts w:ascii="Calibri" w:cs="Calibri" w:eastAsia="Calibri" w:hAnsi="Calibri"/>
+                <w:b w:val="false"/>
+                <w:bCs w:val="false"/>
+                <w:sz w:val="18"/>
+                <w:szCs w:val="18"/>
+              </w:rPr>
+              <w:t xml:space="preserve">2018-19</w:t>
+            </w:r>
+          </w:p>
+        </w:tc>
+        <w:tc>
+          <w:tcPr>
+            <w:tcW w:type="dxa" w:w="2300"/>
+            <w:tcBorders>
+              <w:top w:val="single" w:color="C9C8C3" w:sz="4"/>
+              <w:left w:val="single" w:color="C9C8C3" w:sz="4"/>
+              <w:bottom w:val="single" w:color="C9C8C3" w:sz="4"/>
+              <w:right w:val="single" w:color="C9C8C3" w:sz="4"/>
+            </w:tcBorders>
+            <w:tcMar>
+              <w:top w:type="dxa" w:w="50"/>
+              <w:left w:type="dxa" w:w="90"/>
+              <w:bottom w:type="dxa" w:w="50"/>
+              <w:right w:type="dxa" w:w="90"/>
+            </w:tcMar>
+          </w:tcPr>
+          <w:p>
+            <w:pPr>
+              <w:keepNext/>
+              <w:jc w:val="left"/>
+            </w:pPr>
+            <w:r>
+              <w:rPr>
+                <w:rFonts w:ascii="Calibri" w:cs="Calibri" w:eastAsia="Calibri" w:hAnsi="Calibri"/>
+                <w:b w:val="false"/>
+                <w:bCs w:val="false"/>
+                <w:sz w:val="18"/>
+                <w:szCs w:val="18"/>
+              </w:rPr>
+              <w:t xml:space="preserve">Tampa Bay</w:t>
+            </w:r>
+          </w:p>
+        </w:tc>
+        <w:tc>
+          <w:tcPr>
+            <w:tcW w:type="dxa" w:w="900"/>
+            <w:tcBorders>
+              <w:top w:val="single" w:color="C9C8C3" w:sz="4"/>
+              <w:left w:val="single" w:color="C9C8C3" w:sz="4"/>
+              <w:bottom w:val="single" w:color="C9C8C3" w:sz="4"/>
+              <w:right w:val="single" w:color="C9C8C3" w:sz="4"/>
+            </w:tcBorders>
+            <w:tcMar>
+              <w:top w:type="dxa" w:w="50"/>
+              <w:left w:type="dxa" w:w="90"/>
+              <w:bottom w:type="dxa" w:w="50"/>
+              <w:right w:type="dxa" w:w="90"/>
+            </w:tcMar>
+          </w:tcPr>
+          <w:p>
+            <w:pPr>
+              <w:keepNext/>
+              <w:jc w:val="right"/>
+            </w:pPr>
+            <w:r>
+              <w:rPr>
+                <w:rFonts w:ascii="Calibri" w:cs="Calibri" w:eastAsia="Calibri" w:hAnsi="Calibri"/>
+                <w:b w:val="false"/>
+                <w:bCs w:val="false"/>
+                <w:sz w:val="18"/>
+                <w:szCs w:val="18"/>
+              </w:rPr>
+              <w:t xml:space="preserve">79</w:t>
+            </w:r>
+          </w:p>
+        </w:tc>
+        <w:tc>
+          <w:tcPr>
+            <w:tcW w:type="dxa" w:w="900"/>
+            <w:tcBorders>
+              <w:top w:val="single" w:color="C9C8C3" w:sz="4"/>
+              <w:left w:val="single" w:color="C9C8C3" w:sz="4"/>
+              <w:bottom w:val="single" w:color="C9C8C3" w:sz="4"/>
+              <w:right w:val="single" w:color="C9C8C3" w:sz="4"/>
+            </w:tcBorders>
+            <w:tcMar>
+              <w:top w:type="dxa" w:w="50"/>
+              <w:left w:type="dxa" w:w="90"/>
+              <w:bottom w:type="dxa" w:w="50"/>
+              <w:right w:type="dxa" w:w="90"/>
+            </w:tcMar>
+          </w:tcPr>
+          <w:p>
+            <w:pPr>
+              <w:keepNext/>
+              <w:jc w:val="right"/>
+            </w:pPr>
+            <w:r>
+              <w:rPr>
+                <w:rFonts w:ascii="Calibri" w:cs="Calibri" w:eastAsia="Calibri" w:hAnsi="Calibri"/>
+                <w:b w:val="false"/>
+                <w:bCs w:val="false"/>
+                <w:sz w:val="18"/>
+                <w:szCs w:val="18"/>
+              </w:rPr>
+              <w:t xml:space="preserve">5.40</w:t>
+            </w:r>
+          </w:p>
+        </w:tc>
+        <w:tc>
+          <w:tcPr>
+            <w:tcW w:type="dxa" w:w="1400"/>
+            <w:tcBorders>
+              <w:top w:val="single" w:color="C9C8C3" w:sz="4"/>
+              <w:left w:val="single" w:color="C9C8C3" w:sz="4"/>
+              <w:bottom w:val="single" w:color="C9C8C3" w:sz="4"/>
+              <w:right w:val="single" w:color="C9C8C3" w:sz="4"/>
+            </w:tcBorders>
+            <w:tcMar>
+              <w:top w:type="dxa" w:w="50"/>
+              <w:left w:type="dxa" w:w="90"/>
+              <w:bottom w:type="dxa" w:w="50"/>
+              <w:right w:type="dxa" w:w="90"/>
+            </w:tcMar>
+          </w:tcPr>
+          <w:p>
+            <w:pPr>
+              <w:keepNext/>
+              <w:jc w:val="left"/>
+            </w:pPr>
+            <w:r>
+              <w:rPr>
+                <w:rFonts w:ascii="Calibri" w:cs="Calibri" w:eastAsia="Calibri" w:hAnsi="Calibri"/>
+                <w:b w:val="false"/>
+                <w:bCs w:val="false"/>
+                <w:sz w:val="18"/>
+                <w:szCs w:val="18"/>
+              </w:rPr>
+              <w:t xml:space="preserve">Entry-level</w:t>
+            </w:r>
+          </w:p>
+        </w:tc>
+        <w:tc>
+          <w:tcPr>
+            <w:tcW w:type="dxa" w:w="1000"/>
+            <w:tcBorders>
+              <w:top w:val="single" w:color="C9C8C3" w:sz="4"/>
+              <w:left w:val="single" w:color="C9C8C3" w:sz="4"/>
+              <w:bottom w:val="single" w:color="C9C8C3" w:sz="4"/>
+              <w:right w:val="single" w:color="C9C8C3" w:sz="4"/>
+            </w:tcBorders>
+            <w:tcMar>
+              <w:top w:type="dxa" w:w="50"/>
+              <w:left w:type="dxa" w:w="90"/>
+              <w:bottom w:type="dxa" w:w="50"/>
+              <w:right w:type="dxa" w:w="90"/>
+            </w:tcMar>
+          </w:tcPr>
+          <w:p>
+            <w:pPr>
+              <w:keepNext/>
+              <w:jc w:val="right"/>
+            </w:pPr>
+            <w:r>
+              <w:rPr>
+                <w:rFonts w:ascii="Calibri" w:cs="Calibri" w:eastAsia="Calibri" w:hAnsi="Calibri"/>
+                <w:b w:val="false"/>
+                <w:bCs w:val="false"/>
+                <w:sz w:val="18"/>
+                <w:szCs w:val="18"/>
+              </w:rPr>
+              <w:t xml:space="preserve">9.45</w:t>
+            </w:r>
+          </w:p>
+        </w:tc>
+        <w:tc>
+          <w:tcPr>
+            <w:tcW w:type="dxa" w:w="950"/>
+            <w:tcBorders>
+              <w:top w:val="single" w:color="C9C8C3" w:sz="4"/>
+              <w:left w:val="single" w:color="C9C8C3" w:sz="4"/>
+              <w:bottom w:val="single" w:color="C9C8C3" w:sz="4"/>
+              <w:right w:val="single" w:color="C9C8C3" w:sz="4"/>
+            </w:tcBorders>
+            <w:tcMar>
+              <w:top w:type="dxa" w:w="50"/>
+              <w:left w:type="dxa" w:w="90"/>
+              <w:bottom w:type="dxa" w:w="50"/>
+              <w:right w:type="dxa" w:w="90"/>
+            </w:tcMar>
+          </w:tcPr>
+          <w:p>
+            <w:pPr>
+              <w:keepNext/>
+              <w:jc w:val="right"/>
+            </w:pPr>
+            <w:r>
+              <w:rPr>
+                <w:rFonts w:ascii="Calibri" w:cs="Calibri" w:eastAsia="Calibri" w:hAnsi="Calibri"/>
+                <w:b w:val="false"/>
+                <w:bCs w:val="false"/>
+                <w:sz w:val="18"/>
+                <w:szCs w:val="18"/>
+              </w:rPr>
+              <w:t xml:space="preserve">1.11</w:t>
+            </w:r>
+          </w:p>
+        </w:tc>
+        <w:tc>
+          <w:tcPr>
+            <w:tcW w:type="dxa" w:w="1010"/>
+            <w:tcBorders>
+              <w:top w:val="single" w:color="C9C8C3" w:sz="4"/>
+              <w:left w:val="single" w:color="C9C8C3" w:sz="4"/>
+              <w:bottom w:val="single" w:color="C9C8C3" w:sz="4"/>
+              <w:right w:val="single" w:color="C9C8C3" w:sz="4"/>
+            </w:tcBorders>
+            <w:tcMar>
+              <w:top w:type="dxa" w:w="50"/>
+              <w:left w:type="dxa" w:w="90"/>
+              <w:bottom w:type="dxa" w:w="50"/>
+              <w:right w:type="dxa" w:w="90"/>
+            </w:tcMar>
+          </w:tcPr>
+          <w:p>
+            <w:pPr>
+              <w:keepNext/>
+              <w:jc w:val="right"/>
+            </w:pPr>
+            <w:r>
+              <w:rPr>
+                <w:rFonts w:ascii="Calibri" w:cs="Calibri" w:eastAsia="Calibri" w:hAnsi="Calibri"/>
+                <w:b w:val="false"/>
+                <w:bCs w:val="false"/>
+                <w:sz w:val="18"/>
+                <w:szCs w:val="18"/>
+              </w:rPr>
+              <w:t xml:space="preserve">8.34</w:t>
             </w:r>
           </w:p>
         </w:tc>
@@ -7694,40 +7587,73 @@
         </w:trPr>
         <w:tc>
           <w:tcPr>
-            <w:tcW w:type="dxa" w:w="1150"/>
-            <w:tcBorders>
-              <w:top w:val="single" w:color="C9C8C3" w:sz="4"/>
-              <w:left w:val="single" w:color="C9C8C3" w:sz="4"/>
-              <w:bottom w:val="single" w:color="C9C8C3" w:sz="4"/>
-              <w:right w:val="single" w:color="C9C8C3" w:sz="4"/>
-            </w:tcBorders>
-            <w:tcMar>
-              <w:top w:type="dxa" w:w="50"/>
-              <w:left w:type="dxa" w:w="90"/>
-              <w:bottom w:type="dxa" w:w="50"/>
-              <w:right w:type="dxa" w:w="90"/>
-            </w:tcMar>
-          </w:tcPr>
-          <w:p>
-            <w:pPr>
-              <w:keepNext/>
-              <w:jc w:val="left"/>
-            </w:pPr>
-            <w:r>
-              <w:rPr>
-                <w:rFonts w:ascii="Calibri" w:cs="Calibri" w:eastAsia="Calibri" w:hAnsi="Calibri"/>
-                <w:b w:val="false"/>
-                <w:bCs w:val="false"/>
-                <w:sz w:val="18"/>
-                <w:szCs w:val="18"/>
-              </w:rPr>
-              <w:t xml:space="preserve">2021-22</w:t>
-            </w:r>
-          </w:p>
-        </w:tc>
-        <w:tc>
-          <w:tcPr>
-            <w:tcW w:type="dxa" w:w="1100"/>
+            <w:tcW w:type="dxa" w:w="900"/>
+            <w:tcBorders>
+              <w:top w:val="single" w:color="C9C8C3" w:sz="4"/>
+              <w:left w:val="single" w:color="C9C8C3" w:sz="4"/>
+              <w:bottom w:val="single" w:color="C9C8C3" w:sz="4"/>
+              <w:right w:val="single" w:color="C9C8C3" w:sz="4"/>
+            </w:tcBorders>
+            <w:tcMar>
+              <w:top w:type="dxa" w:w="50"/>
+              <w:left w:type="dxa" w:w="90"/>
+              <w:bottom w:type="dxa" w:w="50"/>
+              <w:right w:type="dxa" w:w="90"/>
+            </w:tcMar>
+          </w:tcPr>
+          <w:p>
+            <w:pPr>
+              <w:keepNext/>
+              <w:jc w:val="left"/>
+            </w:pPr>
+            <w:r>
+              <w:rPr>
+                <w:rFonts w:ascii="Calibri" w:cs="Calibri" w:eastAsia="Calibri" w:hAnsi="Calibri"/>
+                <w:b w:val="false"/>
+                <w:bCs w:val="false"/>
+                <w:sz w:val="18"/>
+                <w:szCs w:val="18"/>
+              </w:rPr>
+              <w:t xml:space="preserve">2019-20</w:t>
+            </w:r>
+          </w:p>
+        </w:tc>
+        <w:tc>
+          <w:tcPr>
+            <w:tcW w:type="dxa" w:w="2300"/>
+            <w:tcBorders>
+              <w:top w:val="single" w:color="C9C8C3" w:sz="4"/>
+              <w:left w:val="single" w:color="C9C8C3" w:sz="4"/>
+              <w:bottom w:val="single" w:color="C9C8C3" w:sz="4"/>
+              <w:right w:val="single" w:color="C9C8C3" w:sz="4"/>
+            </w:tcBorders>
+            <w:tcMar>
+              <w:top w:type="dxa" w:w="50"/>
+              <w:left w:type="dxa" w:w="90"/>
+              <w:bottom w:type="dxa" w:w="50"/>
+              <w:right w:type="dxa" w:w="90"/>
+            </w:tcMar>
+          </w:tcPr>
+          <w:p>
+            <w:pPr>
+              <w:keepNext/>
+              <w:jc w:val="left"/>
+            </w:pPr>
+            <w:r>
+              <w:rPr>
+                <w:rFonts w:ascii="Calibri" w:cs="Calibri" w:eastAsia="Calibri" w:hAnsi="Calibri"/>
+                <w:b w:val="false"/>
+                <w:bCs w:val="false"/>
+                <w:sz w:val="18"/>
+                <w:szCs w:val="18"/>
+              </w:rPr>
+              <w:t xml:space="preserve">Tampa Bay</w:t>
+            </w:r>
+          </w:p>
+        </w:tc>
+        <w:tc>
+          <w:tcPr>
+            <w:tcW w:type="dxa" w:w="900"/>
             <w:tcBorders>
               <w:top w:val="single" w:color="C9C8C3" w:sz="4"/>
               <w:left w:val="single" w:color="C9C8C3" w:sz="4"/>
@@ -7760,40 +7686,40 @@
         </w:tc>
         <w:tc>
           <w:tcPr>
-            <w:tcW w:type="dxa" w:w="1300"/>
-            <w:tcBorders>
-              <w:top w:val="single" w:color="C9C8C3" w:sz="4"/>
-              <w:left w:val="single" w:color="C9C8C3" w:sz="4"/>
-              <w:bottom w:val="single" w:color="C9C8C3" w:sz="4"/>
-              <w:right w:val="single" w:color="C9C8C3" w:sz="4"/>
-            </w:tcBorders>
-            <w:tcMar>
-              <w:top w:type="dxa" w:w="50"/>
-              <w:left w:type="dxa" w:w="90"/>
-              <w:bottom w:type="dxa" w:w="50"/>
-              <w:right w:type="dxa" w:w="90"/>
-            </w:tcMar>
-          </w:tcPr>
-          <w:p>
-            <w:pPr>
-              <w:keepNext/>
-              <w:jc w:val="right"/>
-            </w:pPr>
-            <w:r>
-              <w:rPr>
-                <w:rFonts w:ascii="Calibri" w:cs="Calibri" w:eastAsia="Calibri" w:hAnsi="Calibri"/>
-                <w:b w:val="false"/>
-                <w:bCs w:val="false"/>
-                <w:sz w:val="18"/>
-                <w:szCs w:val="18"/>
-              </w:rPr>
-              <w:t xml:space="preserve">2.02</w:t>
-            </w:r>
-          </w:p>
-        </w:tc>
-        <w:tc>
-          <w:tcPr>
-            <w:tcW w:type="dxa" w:w="1800"/>
+            <w:tcW w:type="dxa" w:w="900"/>
+            <w:tcBorders>
+              <w:top w:val="single" w:color="C9C8C3" w:sz="4"/>
+              <w:left w:val="single" w:color="C9C8C3" w:sz="4"/>
+              <w:bottom w:val="single" w:color="C9C8C3" w:sz="4"/>
+              <w:right w:val="single" w:color="C9C8C3" w:sz="4"/>
+            </w:tcBorders>
+            <w:tcMar>
+              <w:top w:type="dxa" w:w="50"/>
+              <w:left w:type="dxa" w:w="90"/>
+              <w:bottom w:type="dxa" w:w="50"/>
+              <w:right w:type="dxa" w:w="90"/>
+            </w:tcMar>
+          </w:tcPr>
+          <w:p>
+            <w:pPr>
+              <w:keepNext/>
+              <w:jc w:val="right"/>
+            </w:pPr>
+            <w:r>
+              <w:rPr>
+                <w:rFonts w:ascii="Calibri" w:cs="Calibri" w:eastAsia="Calibri" w:hAnsi="Calibri"/>
+                <w:b w:val="false"/>
+                <w:bCs w:val="false"/>
+                <w:sz w:val="18"/>
+                <w:szCs w:val="18"/>
+              </w:rPr>
+              <w:t xml:space="preserve">3.98</w:t>
+            </w:r>
+          </w:p>
+        </w:tc>
+        <w:tc>
+          <w:tcPr>
+            <w:tcW w:type="dxa" w:w="1400"/>
             <w:tcBorders>
               <w:top w:val="single" w:color="C9C8C3" w:sz="4"/>
               <w:left w:val="single" w:color="C9C8C3" w:sz="4"/>
@@ -7826,100 +7752,100 @@
         </w:tc>
         <w:tc>
           <w:tcPr>
-            <w:tcW w:type="dxa" w:w="1300"/>
-            <w:tcBorders>
-              <w:top w:val="single" w:color="C9C8C3" w:sz="4"/>
-              <w:left w:val="single" w:color="C9C8C3" w:sz="4"/>
-              <w:bottom w:val="single" w:color="C9C8C3" w:sz="4"/>
-              <w:right w:val="single" w:color="C9C8C3" w:sz="4"/>
-            </w:tcBorders>
-            <w:tcMar>
-              <w:top w:type="dxa" w:w="50"/>
-              <w:left w:type="dxa" w:w="90"/>
-              <w:bottom w:type="dxa" w:w="50"/>
-              <w:right w:type="dxa" w:w="90"/>
-            </w:tcMar>
-          </w:tcPr>
-          <w:p>
-            <w:pPr>
-              <w:keepNext/>
-              <w:jc w:val="right"/>
-            </w:pPr>
-            <w:r>
-              <w:rPr>
-                <w:rFonts w:ascii="Calibri" w:cs="Calibri" w:eastAsia="Calibri" w:hAnsi="Calibri"/>
-                <w:b w:val="false"/>
-                <w:bCs w:val="false"/>
-                <w:sz w:val="18"/>
-                <w:szCs w:val="18"/>
-              </w:rPr>
-              <w:t xml:space="preserve">3.80</w:t>
-            </w:r>
-          </w:p>
-        </w:tc>
-        <w:tc>
-          <w:tcPr>
-            <w:tcW w:type="dxa" w:w="1300"/>
-            <w:tcBorders>
-              <w:top w:val="single" w:color="C9C8C3" w:sz="4"/>
-              <w:left w:val="single" w:color="C9C8C3" w:sz="4"/>
-              <w:bottom w:val="single" w:color="C9C8C3" w:sz="4"/>
-              <w:right w:val="single" w:color="C9C8C3" w:sz="4"/>
-            </w:tcBorders>
-            <w:tcMar>
-              <w:top w:type="dxa" w:w="50"/>
-              <w:left w:type="dxa" w:w="90"/>
-              <w:bottom w:type="dxa" w:w="50"/>
-              <w:right w:type="dxa" w:w="90"/>
-            </w:tcMar>
-          </w:tcPr>
-          <w:p>
-            <w:pPr>
-              <w:keepNext/>
-              <w:jc w:val="right"/>
-            </w:pPr>
-            <w:r>
-              <w:rPr>
-                <w:rFonts w:ascii="Calibri" w:cs="Calibri" w:eastAsia="Calibri" w:hAnsi="Calibri"/>
-                <w:b w:val="false"/>
-                <w:bCs w:val="false"/>
-                <w:sz w:val="18"/>
-                <w:szCs w:val="18"/>
-              </w:rPr>
-              <w:t xml:space="preserve">1.17</w:t>
-            </w:r>
-          </w:p>
-        </w:tc>
-        <w:tc>
-          <w:tcPr>
-            <w:tcW w:type="dxa" w:w="1410"/>
-            <w:tcBorders>
-              <w:top w:val="single" w:color="C9C8C3" w:sz="4"/>
-              <w:left w:val="single" w:color="C9C8C3" w:sz="4"/>
-              <w:bottom w:val="single" w:color="C9C8C3" w:sz="4"/>
-              <w:right w:val="single" w:color="C9C8C3" w:sz="4"/>
-            </w:tcBorders>
-            <w:tcMar>
-              <w:top w:type="dxa" w:w="50"/>
-              <w:left w:type="dxa" w:w="90"/>
-              <w:bottom w:type="dxa" w:w="50"/>
-              <w:right w:type="dxa" w:w="90"/>
-            </w:tcMar>
-          </w:tcPr>
-          <w:p>
-            <w:pPr>
-              <w:keepNext/>
-              <w:jc w:val="right"/>
-            </w:pPr>
-            <w:r>
-              <w:rPr>
-                <w:rFonts w:ascii="Calibri" w:cs="Calibri" w:eastAsia="Calibri" w:hAnsi="Calibri"/>
-                <w:b w:val="false"/>
-                <w:bCs w:val="false"/>
-                <w:sz w:val="18"/>
-                <w:szCs w:val="18"/>
-              </w:rPr>
-              <w:t xml:space="preserve">2.63</w:t>
+            <w:tcW w:type="dxa" w:w="1000"/>
+            <w:tcBorders>
+              <w:top w:val="single" w:color="C9C8C3" w:sz="4"/>
+              <w:left w:val="single" w:color="C9C8C3" w:sz="4"/>
+              <w:bottom w:val="single" w:color="C9C8C3" w:sz="4"/>
+              <w:right w:val="single" w:color="C9C8C3" w:sz="4"/>
+            </w:tcBorders>
+            <w:tcMar>
+              <w:top w:type="dxa" w:w="50"/>
+              <w:left w:type="dxa" w:w="90"/>
+              <w:bottom w:type="dxa" w:w="50"/>
+              <w:right w:type="dxa" w:w="90"/>
+            </w:tcMar>
+          </w:tcPr>
+          <w:p>
+            <w:pPr>
+              <w:keepNext/>
+              <w:jc w:val="right"/>
+            </w:pPr>
+            <w:r>
+              <w:rPr>
+                <w:rFonts w:ascii="Calibri" w:cs="Calibri" w:eastAsia="Calibri" w:hAnsi="Calibri"/>
+                <w:b w:val="false"/>
+                <w:bCs w:val="false"/>
+                <w:sz w:val="18"/>
+                <w:szCs w:val="18"/>
+              </w:rPr>
+              <w:t xml:space="preserve">7.08</w:t>
+            </w:r>
+          </w:p>
+        </w:tc>
+        <w:tc>
+          <w:tcPr>
+            <w:tcW w:type="dxa" w:w="950"/>
+            <w:tcBorders>
+              <w:top w:val="single" w:color="C9C8C3" w:sz="4"/>
+              <w:left w:val="single" w:color="C9C8C3" w:sz="4"/>
+              <w:bottom w:val="single" w:color="C9C8C3" w:sz="4"/>
+              <w:right w:val="single" w:color="C9C8C3" w:sz="4"/>
+            </w:tcBorders>
+            <w:tcMar>
+              <w:top w:type="dxa" w:w="50"/>
+              <w:left w:type="dxa" w:w="90"/>
+              <w:bottom w:type="dxa" w:w="50"/>
+              <w:right w:type="dxa" w:w="90"/>
+            </w:tcMar>
+          </w:tcPr>
+          <w:p>
+            <w:pPr>
+              <w:keepNext/>
+              <w:jc w:val="right"/>
+            </w:pPr>
+            <w:r>
+              <w:rPr>
+                <w:rFonts w:ascii="Calibri" w:cs="Calibri" w:eastAsia="Calibri" w:hAnsi="Calibri"/>
+                <w:b w:val="false"/>
+                <w:bCs w:val="false"/>
+                <w:sz w:val="18"/>
+                <w:szCs w:val="18"/>
+              </w:rPr>
+              <w:t xml:space="preserve">1.14</w:t>
+            </w:r>
+          </w:p>
+        </w:tc>
+        <w:tc>
+          <w:tcPr>
+            <w:tcW w:type="dxa" w:w="1010"/>
+            <w:tcBorders>
+              <w:top w:val="single" w:color="C9C8C3" w:sz="4"/>
+              <w:left w:val="single" w:color="C9C8C3" w:sz="4"/>
+              <w:bottom w:val="single" w:color="C9C8C3" w:sz="4"/>
+              <w:right w:val="single" w:color="C9C8C3" w:sz="4"/>
+            </w:tcBorders>
+            <w:tcMar>
+              <w:top w:type="dxa" w:w="50"/>
+              <w:left w:type="dxa" w:w="90"/>
+              <w:bottom w:type="dxa" w:w="50"/>
+              <w:right w:type="dxa" w:w="90"/>
+            </w:tcMar>
+          </w:tcPr>
+          <w:p>
+            <w:pPr>
+              <w:keepNext/>
+              <w:jc w:val="right"/>
+            </w:pPr>
+            <w:r>
+              <w:rPr>
+                <w:rFonts w:ascii="Calibri" w:cs="Calibri" w:eastAsia="Calibri" w:hAnsi="Calibri"/>
+                <w:b w:val="false"/>
+                <w:bCs w:val="false"/>
+                <w:sz w:val="18"/>
+                <w:szCs w:val="18"/>
+              </w:rPr>
+              <w:t xml:space="preserve">5.94</w:t>
             </w:r>
           </w:p>
         </w:tc>
@@ -7930,106 +7856,139 @@
         </w:trPr>
         <w:tc>
           <w:tcPr>
-            <w:tcW w:type="dxa" w:w="1150"/>
-            <w:tcBorders>
-              <w:top w:val="single" w:color="C9C8C3" w:sz="4"/>
-              <w:left w:val="single" w:color="C9C8C3" w:sz="4"/>
-              <w:bottom w:val="single" w:color="C9C8C3" w:sz="4"/>
-              <w:right w:val="single" w:color="C9C8C3" w:sz="4"/>
-            </w:tcBorders>
-            <w:tcMar>
-              <w:top w:type="dxa" w:w="50"/>
-              <w:left w:type="dxa" w:w="90"/>
-              <w:bottom w:type="dxa" w:w="50"/>
-              <w:right w:type="dxa" w:w="90"/>
-            </w:tcMar>
-          </w:tcPr>
-          <w:p>
-            <w:pPr>
-              <w:keepNext/>
-              <w:jc w:val="left"/>
-            </w:pPr>
-            <w:r>
-              <w:rPr>
-                <w:rFonts w:ascii="Calibri" w:cs="Calibri" w:eastAsia="Calibri" w:hAnsi="Calibri"/>
-                <w:b w:val="false"/>
-                <w:bCs w:val="false"/>
-                <w:sz w:val="18"/>
-                <w:szCs w:val="18"/>
-              </w:rPr>
-              <w:t xml:space="preserve">2022-23</w:t>
-            </w:r>
-          </w:p>
-        </w:tc>
-        <w:tc>
-          <w:tcPr>
-            <w:tcW w:type="dxa" w:w="1100"/>
-            <w:tcBorders>
-              <w:top w:val="single" w:color="C9C8C3" w:sz="4"/>
-              <w:left w:val="single" w:color="C9C8C3" w:sz="4"/>
-              <w:bottom w:val="single" w:color="C9C8C3" w:sz="4"/>
-              <w:right w:val="single" w:color="C9C8C3" w:sz="4"/>
-            </w:tcBorders>
-            <w:tcMar>
-              <w:top w:type="dxa" w:w="50"/>
-              <w:left w:type="dxa" w:w="90"/>
-              <w:bottom w:type="dxa" w:w="50"/>
-              <w:right w:type="dxa" w:w="90"/>
-            </w:tcMar>
-          </w:tcPr>
-          <w:p>
-            <w:pPr>
-              <w:keepNext/>
-              <w:jc w:val="right"/>
-            </w:pPr>
-            <w:r>
-              <w:rPr>
-                <w:rFonts w:ascii="Calibri" w:cs="Calibri" w:eastAsia="Calibri" w:hAnsi="Calibri"/>
-                <w:b w:val="false"/>
-                <w:bCs w:val="false"/>
-                <w:sz w:val="18"/>
-                <w:szCs w:val="18"/>
-              </w:rPr>
-              <w:t xml:space="preserve">82</w:t>
-            </w:r>
-          </w:p>
-        </w:tc>
-        <w:tc>
-          <w:tcPr>
-            <w:tcW w:type="dxa" w:w="1300"/>
-            <w:tcBorders>
-              <w:top w:val="single" w:color="C9C8C3" w:sz="4"/>
-              <w:left w:val="single" w:color="C9C8C3" w:sz="4"/>
-              <w:bottom w:val="single" w:color="C9C8C3" w:sz="4"/>
-              <w:right w:val="single" w:color="C9C8C3" w:sz="4"/>
-            </w:tcBorders>
-            <w:tcMar>
-              <w:top w:type="dxa" w:w="50"/>
-              <w:left w:type="dxa" w:w="90"/>
-              <w:bottom w:type="dxa" w:w="50"/>
-              <w:right w:type="dxa" w:w="90"/>
-            </w:tcMar>
-          </w:tcPr>
-          <w:p>
-            <w:pPr>
-              <w:keepNext/>
-              <w:jc w:val="right"/>
-            </w:pPr>
-            <w:r>
-              <w:rPr>
-                <w:rFonts w:ascii="Calibri" w:cs="Calibri" w:eastAsia="Calibri" w:hAnsi="Calibri"/>
-                <w:b w:val="false"/>
-                <w:bCs w:val="false"/>
-                <w:sz w:val="18"/>
-                <w:szCs w:val="18"/>
-              </w:rPr>
-              <w:t xml:space="preserve">6.69</w:t>
-            </w:r>
-          </w:p>
-        </w:tc>
-        <w:tc>
-          <w:tcPr>
-            <w:tcW w:type="dxa" w:w="1800"/>
+            <w:tcW w:type="dxa" w:w="900"/>
+            <w:tcBorders>
+              <w:top w:val="single" w:color="C9C8C3" w:sz="4"/>
+              <w:left w:val="single" w:color="C9C8C3" w:sz="4"/>
+              <w:bottom w:val="single" w:color="C9C8C3" w:sz="4"/>
+              <w:right w:val="single" w:color="C9C8C3" w:sz="4"/>
+            </w:tcBorders>
+            <w:tcMar>
+              <w:top w:type="dxa" w:w="50"/>
+              <w:left w:type="dxa" w:w="90"/>
+              <w:bottom w:type="dxa" w:w="50"/>
+              <w:right w:type="dxa" w:w="90"/>
+            </w:tcMar>
+          </w:tcPr>
+          <w:p>
+            <w:pPr>
+              <w:keepNext/>
+              <w:jc w:val="left"/>
+            </w:pPr>
+            <w:r>
+              <w:rPr>
+                <w:rFonts w:ascii="Calibri" w:cs="Calibri" w:eastAsia="Calibri" w:hAnsi="Calibri"/>
+                <w:b w:val="false"/>
+                <w:bCs w:val="false"/>
+                <w:sz w:val="18"/>
+                <w:szCs w:val="18"/>
+              </w:rPr>
+              <w:t xml:space="preserve">2020-21</w:t>
+            </w:r>
+          </w:p>
+        </w:tc>
+        <w:tc>
+          <w:tcPr>
+            <w:tcW w:type="dxa" w:w="2300"/>
+            <w:tcBorders>
+              <w:top w:val="single" w:color="C9C8C3" w:sz="4"/>
+              <w:left w:val="single" w:color="C9C8C3" w:sz="4"/>
+              <w:bottom w:val="single" w:color="C9C8C3" w:sz="4"/>
+              <w:right w:val="single" w:color="C9C8C3" w:sz="4"/>
+            </w:tcBorders>
+            <w:tcMar>
+              <w:top w:type="dxa" w:w="50"/>
+              <w:left w:type="dxa" w:w="90"/>
+              <w:bottom w:type="dxa" w:w="50"/>
+              <w:right w:type="dxa" w:w="90"/>
+            </w:tcMar>
+          </w:tcPr>
+          <w:p>
+            <w:pPr>
+              <w:keepNext/>
+              <w:jc w:val="left"/>
+            </w:pPr>
+            <w:r>
+              <w:rPr>
+                <w:rFonts w:ascii="Calibri" w:cs="Calibri" w:eastAsia="Calibri" w:hAnsi="Calibri"/>
+                <w:b w:val="false"/>
+                <w:bCs w:val="false"/>
+                <w:sz w:val="18"/>
+                <w:szCs w:val="18"/>
+              </w:rPr>
+              <w:t xml:space="preserve">Tampa Bay</w:t>
+            </w:r>
+          </w:p>
+        </w:tc>
+        <w:tc>
+          <w:tcPr>
+            <w:tcW w:type="dxa" w:w="900"/>
+            <w:tcBorders>
+              <w:top w:val="single" w:color="C9C8C3" w:sz="4"/>
+              <w:left w:val="single" w:color="C9C8C3" w:sz="4"/>
+              <w:bottom w:val="single" w:color="C9C8C3" w:sz="4"/>
+              <w:right w:val="single" w:color="C9C8C3" w:sz="4"/>
+            </w:tcBorders>
+            <w:tcMar>
+              <w:top w:type="dxa" w:w="50"/>
+              <w:left w:type="dxa" w:w="90"/>
+              <w:bottom w:type="dxa" w:w="50"/>
+              <w:right w:type="dxa" w:w="90"/>
+            </w:tcMar>
+          </w:tcPr>
+          <w:p>
+            <w:pPr>
+              <w:keepNext/>
+              <w:jc w:val="right"/>
+            </w:pPr>
+            <w:r>
+              <w:rPr>
+                <w:rFonts w:ascii="Calibri" w:cs="Calibri" w:eastAsia="Calibri" w:hAnsi="Calibri"/>
+                <w:b w:val="false"/>
+                <w:bCs w:val="false"/>
+                <w:sz w:val="18"/>
+                <w:szCs w:val="18"/>
+              </w:rPr>
+              <w:t xml:space="preserve">56</w:t>
+            </w:r>
+          </w:p>
+        </w:tc>
+        <w:tc>
+          <w:tcPr>
+            <w:tcW w:type="dxa" w:w="900"/>
+            <w:tcBorders>
+              <w:top w:val="single" w:color="C9C8C3" w:sz="4"/>
+              <w:left w:val="single" w:color="C9C8C3" w:sz="4"/>
+              <w:bottom w:val="single" w:color="C9C8C3" w:sz="4"/>
+              <w:right w:val="single" w:color="C9C8C3" w:sz="4"/>
+            </w:tcBorders>
+            <w:tcMar>
+              <w:top w:type="dxa" w:w="50"/>
+              <w:left w:type="dxa" w:w="90"/>
+              <w:bottom w:type="dxa" w:w="50"/>
+              <w:right w:type="dxa" w:w="90"/>
+            </w:tcMar>
+          </w:tcPr>
+          <w:p>
+            <w:pPr>
+              <w:keepNext/>
+              <w:jc w:val="right"/>
+            </w:pPr>
+            <w:r>
+              <w:rPr>
+                <w:rFonts w:ascii="Calibri" w:cs="Calibri" w:eastAsia="Calibri" w:hAnsi="Calibri"/>
+                <w:b w:val="false"/>
+                <w:bCs w:val="false"/>
+                <w:sz w:val="18"/>
+                <w:szCs w:val="18"/>
+              </w:rPr>
+              <w:t xml:space="preserve">5.15</w:t>
+            </w:r>
+          </w:p>
+        </w:tc>
+        <w:tc>
+          <w:tcPr>
+            <w:tcW w:type="dxa" w:w="1400"/>
             <w:tcBorders>
               <w:top w:val="single" w:color="C9C8C3" w:sz="4"/>
               <w:left w:val="single" w:color="C9C8C3" w:sz="4"/>
@@ -8062,100 +8021,100 @@
         </w:tc>
         <w:tc>
           <w:tcPr>
-            <w:tcW w:type="dxa" w:w="1300"/>
-            <w:tcBorders>
-              <w:top w:val="single" w:color="C9C8C3" w:sz="4"/>
-              <w:left w:val="single" w:color="C9C8C3" w:sz="4"/>
-              <w:bottom w:val="single" w:color="C9C8C3" w:sz="4"/>
-              <w:right w:val="single" w:color="C9C8C3" w:sz="4"/>
-            </w:tcBorders>
-            <w:tcMar>
-              <w:top w:type="dxa" w:w="50"/>
-              <w:left w:type="dxa" w:w="90"/>
-              <w:bottom w:type="dxa" w:w="50"/>
-              <w:right w:type="dxa" w:w="90"/>
-            </w:tcMar>
-          </w:tcPr>
-          <w:p>
-            <w:pPr>
-              <w:keepNext/>
-              <w:jc w:val="right"/>
-            </w:pPr>
-            <w:r>
-              <w:rPr>
-                <w:rFonts w:ascii="Calibri" w:cs="Calibri" w:eastAsia="Calibri" w:hAnsi="Calibri"/>
-                <w:b w:val="false"/>
-                <w:bCs w:val="false"/>
-                <w:sz w:val="18"/>
-                <w:szCs w:val="18"/>
-              </w:rPr>
-              <w:t xml:space="preserve">11.59</w:t>
-            </w:r>
-          </w:p>
-        </w:tc>
-        <w:tc>
-          <w:tcPr>
-            <w:tcW w:type="dxa" w:w="1300"/>
-            <w:tcBorders>
-              <w:top w:val="single" w:color="C9C8C3" w:sz="4"/>
-              <w:left w:val="single" w:color="C9C8C3" w:sz="4"/>
-              <w:bottom w:val="single" w:color="C9C8C3" w:sz="4"/>
-              <w:right w:val="single" w:color="C9C8C3" w:sz="4"/>
-            </w:tcBorders>
-            <w:tcMar>
-              <w:top w:type="dxa" w:w="50"/>
-              <w:left w:type="dxa" w:w="90"/>
-              <w:bottom w:type="dxa" w:w="50"/>
-              <w:right w:type="dxa" w:w="90"/>
-            </w:tcMar>
-          </w:tcPr>
-          <w:p>
-            <w:pPr>
-              <w:keepNext/>
-              <w:jc w:val="right"/>
-            </w:pPr>
-            <w:r>
-              <w:rPr>
-                <w:rFonts w:ascii="Calibri" w:cs="Calibri" w:eastAsia="Calibri" w:hAnsi="Calibri"/>
-                <w:b w:val="false"/>
-                <w:bCs w:val="false"/>
-                <w:sz w:val="18"/>
-                <w:szCs w:val="18"/>
-              </w:rPr>
-              <w:t xml:space="preserve">1.16</w:t>
-            </w:r>
-          </w:p>
-        </w:tc>
-        <w:tc>
-          <w:tcPr>
-            <w:tcW w:type="dxa" w:w="1410"/>
-            <w:tcBorders>
-              <w:top w:val="single" w:color="C9C8C3" w:sz="4"/>
-              <w:left w:val="single" w:color="C9C8C3" w:sz="4"/>
-              <w:bottom w:val="single" w:color="C9C8C3" w:sz="4"/>
-              <w:right w:val="single" w:color="C9C8C3" w:sz="4"/>
-            </w:tcBorders>
-            <w:tcMar>
-              <w:top w:type="dxa" w:w="50"/>
-              <w:left w:type="dxa" w:w="90"/>
-              <w:bottom w:type="dxa" w:w="50"/>
-              <w:right w:type="dxa" w:w="90"/>
-            </w:tcMar>
-          </w:tcPr>
-          <w:p>
-            <w:pPr>
-              <w:keepNext/>
-              <w:jc w:val="right"/>
-            </w:pPr>
-            <w:r>
-              <w:rPr>
-                <w:rFonts w:ascii="Calibri" w:cs="Calibri" w:eastAsia="Calibri" w:hAnsi="Calibri"/>
-                <w:b w:val="false"/>
-                <w:bCs w:val="false"/>
-                <w:sz w:val="18"/>
-                <w:szCs w:val="18"/>
-              </w:rPr>
-              <w:t xml:space="preserve">10.43</w:t>
+            <w:tcW w:type="dxa" w:w="1000"/>
+            <w:tcBorders>
+              <w:top w:val="single" w:color="C9C8C3" w:sz="4"/>
+              <w:left w:val="single" w:color="C9C8C3" w:sz="4"/>
+              <w:bottom w:val="single" w:color="C9C8C3" w:sz="4"/>
+              <w:right w:val="single" w:color="C9C8C3" w:sz="4"/>
+            </w:tcBorders>
+            <w:tcMar>
+              <w:top w:type="dxa" w:w="50"/>
+              <w:left w:type="dxa" w:w="90"/>
+              <w:bottom w:type="dxa" w:w="50"/>
+              <w:right w:type="dxa" w:w="90"/>
+            </w:tcMar>
+          </w:tcPr>
+          <w:p>
+            <w:pPr>
+              <w:keepNext/>
+              <w:jc w:val="right"/>
+            </w:pPr>
+            <w:r>
+              <w:rPr>
+                <w:rFonts w:ascii="Calibri" w:cs="Calibri" w:eastAsia="Calibri" w:hAnsi="Calibri"/>
+                <w:b w:val="false"/>
+                <w:bCs w:val="false"/>
+                <w:sz w:val="18"/>
+                <w:szCs w:val="18"/>
+              </w:rPr>
+              <w:t xml:space="preserve">9.04</w:t>
+            </w:r>
+          </w:p>
+        </w:tc>
+        <w:tc>
+          <w:tcPr>
+            <w:tcW w:type="dxa" w:w="950"/>
+            <w:tcBorders>
+              <w:top w:val="single" w:color="C9C8C3" w:sz="4"/>
+              <w:left w:val="single" w:color="C9C8C3" w:sz="4"/>
+              <w:bottom w:val="single" w:color="C9C8C3" w:sz="4"/>
+              <w:right w:val="single" w:color="C9C8C3" w:sz="4"/>
+            </w:tcBorders>
+            <w:tcMar>
+              <w:top w:type="dxa" w:w="50"/>
+              <w:left w:type="dxa" w:w="90"/>
+              <w:bottom w:type="dxa" w:w="50"/>
+              <w:right w:type="dxa" w:w="90"/>
+            </w:tcMar>
+          </w:tcPr>
+          <w:p>
+            <w:pPr>
+              <w:keepNext/>
+              <w:jc w:val="right"/>
+            </w:pPr>
+            <w:r>
+              <w:rPr>
+                <w:rFonts w:ascii="Calibri" w:cs="Calibri" w:eastAsia="Calibri" w:hAnsi="Calibri"/>
+                <w:b w:val="false"/>
+                <w:bCs w:val="false"/>
+                <w:sz w:val="18"/>
+                <w:szCs w:val="18"/>
+              </w:rPr>
+              <w:t xml:space="preserve">1.17</w:t>
+            </w:r>
+          </w:p>
+        </w:tc>
+        <w:tc>
+          <w:tcPr>
+            <w:tcW w:type="dxa" w:w="1010"/>
+            <w:tcBorders>
+              <w:top w:val="single" w:color="C9C8C3" w:sz="4"/>
+              <w:left w:val="single" w:color="C9C8C3" w:sz="4"/>
+              <w:bottom w:val="single" w:color="C9C8C3" w:sz="4"/>
+              <w:right w:val="single" w:color="C9C8C3" w:sz="4"/>
+            </w:tcBorders>
+            <w:tcMar>
+              <w:top w:type="dxa" w:w="50"/>
+              <w:left w:type="dxa" w:w="90"/>
+              <w:bottom w:type="dxa" w:w="50"/>
+              <w:right w:type="dxa" w:w="90"/>
+            </w:tcMar>
+          </w:tcPr>
+          <w:p>
+            <w:pPr>
+              <w:keepNext/>
+              <w:jc w:val="right"/>
+            </w:pPr>
+            <w:r>
+              <w:rPr>
+                <w:rFonts w:ascii="Calibri" w:cs="Calibri" w:eastAsia="Calibri" w:hAnsi="Calibri"/>
+                <w:b w:val="false"/>
+                <w:bCs w:val="false"/>
+                <w:sz w:val="18"/>
+                <w:szCs w:val="18"/>
+              </w:rPr>
+              <w:t xml:space="preserve">7.86</w:t>
             </w:r>
           </w:p>
         </w:tc>
@@ -8166,7 +8125,545 @@
         </w:trPr>
         <w:tc>
           <w:tcPr>
-            <w:tcW w:type="dxa" w:w="1150"/>
+            <w:tcW w:type="dxa" w:w="900"/>
+            <w:tcBorders>
+              <w:top w:val="single" w:color="C9C8C3" w:sz="4"/>
+              <w:left w:val="single" w:color="C9C8C3" w:sz="4"/>
+              <w:bottom w:val="single" w:color="C9C8C3" w:sz="4"/>
+              <w:right w:val="single" w:color="C9C8C3" w:sz="4"/>
+            </w:tcBorders>
+            <w:tcMar>
+              <w:top w:type="dxa" w:w="50"/>
+              <w:left w:type="dxa" w:w="90"/>
+              <w:bottom w:type="dxa" w:w="50"/>
+              <w:right w:type="dxa" w:w="90"/>
+            </w:tcMar>
+          </w:tcPr>
+          <w:p>
+            <w:pPr>
+              <w:keepNext/>
+              <w:jc w:val="left"/>
+            </w:pPr>
+            <w:r>
+              <w:rPr>
+                <w:rFonts w:ascii="Calibri" w:cs="Calibri" w:eastAsia="Calibri" w:hAnsi="Calibri"/>
+                <w:b w:val="false"/>
+                <w:bCs w:val="false"/>
+                <w:sz w:val="18"/>
+                <w:szCs w:val="18"/>
+              </w:rPr>
+              <w:t xml:space="preserve">2021-22</w:t>
+            </w:r>
+          </w:p>
+        </w:tc>
+        <w:tc>
+          <w:tcPr>
+            <w:tcW w:type="dxa" w:w="2300"/>
+            <w:tcBorders>
+              <w:top w:val="single" w:color="C9C8C3" w:sz="4"/>
+              <w:left w:val="single" w:color="C9C8C3" w:sz="4"/>
+              <w:bottom w:val="single" w:color="C9C8C3" w:sz="4"/>
+              <w:right w:val="single" w:color="C9C8C3" w:sz="4"/>
+            </w:tcBorders>
+            <w:tcMar>
+              <w:top w:type="dxa" w:w="50"/>
+              <w:left w:type="dxa" w:w="90"/>
+              <w:bottom w:type="dxa" w:w="50"/>
+              <w:right w:type="dxa" w:w="90"/>
+            </w:tcMar>
+          </w:tcPr>
+          <w:p>
+            <w:pPr>
+              <w:keepNext/>
+              <w:jc w:val="left"/>
+            </w:pPr>
+            <w:r>
+              <w:rPr>
+                <w:rFonts w:ascii="Calibri" w:cs="Calibri" w:eastAsia="Calibri" w:hAnsi="Calibri"/>
+                <w:b w:val="false"/>
+                <w:bCs w:val="false"/>
+                <w:sz w:val="18"/>
+                <w:szCs w:val="18"/>
+              </w:rPr>
+              <w:t xml:space="preserve">Tampa Bay</w:t>
+            </w:r>
+          </w:p>
+        </w:tc>
+        <w:tc>
+          <w:tcPr>
+            <w:tcW w:type="dxa" w:w="900"/>
+            <w:tcBorders>
+              <w:top w:val="single" w:color="C9C8C3" w:sz="4"/>
+              <w:left w:val="single" w:color="C9C8C3" w:sz="4"/>
+              <w:bottom w:val="single" w:color="C9C8C3" w:sz="4"/>
+              <w:right w:val="single" w:color="C9C8C3" w:sz="4"/>
+            </w:tcBorders>
+            <w:tcMar>
+              <w:top w:type="dxa" w:w="50"/>
+              <w:left w:type="dxa" w:w="90"/>
+              <w:bottom w:type="dxa" w:w="50"/>
+              <w:right w:type="dxa" w:w="90"/>
+            </w:tcMar>
+          </w:tcPr>
+          <w:p>
+            <w:pPr>
+              <w:keepNext/>
+              <w:jc w:val="right"/>
+            </w:pPr>
+            <w:r>
+              <w:rPr>
+                <w:rFonts w:ascii="Calibri" w:cs="Calibri" w:eastAsia="Calibri" w:hAnsi="Calibri"/>
+                <w:b w:val="false"/>
+                <w:bCs w:val="false"/>
+                <w:sz w:val="18"/>
+                <w:szCs w:val="18"/>
+              </w:rPr>
+              <w:t xml:space="preserve">66</w:t>
+            </w:r>
+          </w:p>
+        </w:tc>
+        <w:tc>
+          <w:tcPr>
+            <w:tcW w:type="dxa" w:w="900"/>
+            <w:tcBorders>
+              <w:top w:val="single" w:color="C9C8C3" w:sz="4"/>
+              <w:left w:val="single" w:color="C9C8C3" w:sz="4"/>
+              <w:bottom w:val="single" w:color="C9C8C3" w:sz="4"/>
+              <w:right w:val="single" w:color="C9C8C3" w:sz="4"/>
+            </w:tcBorders>
+            <w:tcMar>
+              <w:top w:type="dxa" w:w="50"/>
+              <w:left w:type="dxa" w:w="90"/>
+              <w:bottom w:type="dxa" w:w="50"/>
+              <w:right w:type="dxa" w:w="90"/>
+            </w:tcMar>
+          </w:tcPr>
+          <w:p>
+            <w:pPr>
+              <w:keepNext/>
+              <w:jc w:val="right"/>
+            </w:pPr>
+            <w:r>
+              <w:rPr>
+                <w:rFonts w:ascii="Calibri" w:cs="Calibri" w:eastAsia="Calibri" w:hAnsi="Calibri"/>
+                <w:b w:val="false"/>
+                <w:bCs w:val="false"/>
+                <w:sz w:val="18"/>
+                <w:szCs w:val="18"/>
+              </w:rPr>
+              <w:t xml:space="preserve">2.02</w:t>
+            </w:r>
+          </w:p>
+        </w:tc>
+        <w:tc>
+          <w:tcPr>
+            <w:tcW w:type="dxa" w:w="1400"/>
+            <w:tcBorders>
+              <w:top w:val="single" w:color="C9C8C3" w:sz="4"/>
+              <w:left w:val="single" w:color="C9C8C3" w:sz="4"/>
+              <w:bottom w:val="single" w:color="C9C8C3" w:sz="4"/>
+              <w:right w:val="single" w:color="C9C8C3" w:sz="4"/>
+            </w:tcBorders>
+            <w:tcMar>
+              <w:top w:type="dxa" w:w="50"/>
+              <w:left w:type="dxa" w:w="90"/>
+              <w:bottom w:type="dxa" w:w="50"/>
+              <w:right w:type="dxa" w:w="90"/>
+            </w:tcMar>
+          </w:tcPr>
+          <w:p>
+            <w:pPr>
+              <w:keepNext/>
+              <w:jc w:val="left"/>
+            </w:pPr>
+            <w:r>
+              <w:rPr>
+                <w:rFonts w:ascii="Calibri" w:cs="Calibri" w:eastAsia="Calibri" w:hAnsi="Calibri"/>
+                <w:b w:val="false"/>
+                <w:bCs w:val="false"/>
+                <w:sz w:val="18"/>
+                <w:szCs w:val="18"/>
+              </w:rPr>
+              <w:t xml:space="preserve">Qualifying offer</w:t>
+            </w:r>
+          </w:p>
+        </w:tc>
+        <w:tc>
+          <w:tcPr>
+            <w:tcW w:type="dxa" w:w="1000"/>
+            <w:tcBorders>
+              <w:top w:val="single" w:color="C9C8C3" w:sz="4"/>
+              <w:left w:val="single" w:color="C9C8C3" w:sz="4"/>
+              <w:bottom w:val="single" w:color="C9C8C3" w:sz="4"/>
+              <w:right w:val="single" w:color="C9C8C3" w:sz="4"/>
+            </w:tcBorders>
+            <w:tcMar>
+              <w:top w:type="dxa" w:w="50"/>
+              <w:left w:type="dxa" w:w="90"/>
+              <w:bottom w:type="dxa" w:w="50"/>
+              <w:right w:type="dxa" w:w="90"/>
+            </w:tcMar>
+          </w:tcPr>
+          <w:p>
+            <w:pPr>
+              <w:keepNext/>
+              <w:jc w:val="right"/>
+            </w:pPr>
+            <w:r>
+              <w:rPr>
+                <w:rFonts w:ascii="Calibri" w:cs="Calibri" w:eastAsia="Calibri" w:hAnsi="Calibri"/>
+                <w:b w:val="false"/>
+                <w:bCs w:val="false"/>
+                <w:sz w:val="18"/>
+                <w:szCs w:val="18"/>
+              </w:rPr>
+              <w:t xml:space="preserve">3.80</w:t>
+            </w:r>
+          </w:p>
+        </w:tc>
+        <w:tc>
+          <w:tcPr>
+            <w:tcW w:type="dxa" w:w="950"/>
+            <w:tcBorders>
+              <w:top w:val="single" w:color="C9C8C3" w:sz="4"/>
+              <w:left w:val="single" w:color="C9C8C3" w:sz="4"/>
+              <w:bottom w:val="single" w:color="C9C8C3" w:sz="4"/>
+              <w:right w:val="single" w:color="C9C8C3" w:sz="4"/>
+            </w:tcBorders>
+            <w:tcMar>
+              <w:top w:type="dxa" w:w="50"/>
+              <w:left w:type="dxa" w:w="90"/>
+              <w:bottom w:type="dxa" w:w="50"/>
+              <w:right w:type="dxa" w:w="90"/>
+            </w:tcMar>
+          </w:tcPr>
+          <w:p>
+            <w:pPr>
+              <w:keepNext/>
+              <w:jc w:val="right"/>
+            </w:pPr>
+            <w:r>
+              <w:rPr>
+                <w:rFonts w:ascii="Calibri" w:cs="Calibri" w:eastAsia="Calibri" w:hAnsi="Calibri"/>
+                <w:b w:val="false"/>
+                <w:bCs w:val="false"/>
+                <w:sz w:val="18"/>
+                <w:szCs w:val="18"/>
+              </w:rPr>
+              <w:t xml:space="preserve">1.17</w:t>
+            </w:r>
+          </w:p>
+        </w:tc>
+        <w:tc>
+          <w:tcPr>
+            <w:tcW w:type="dxa" w:w="1010"/>
+            <w:tcBorders>
+              <w:top w:val="single" w:color="C9C8C3" w:sz="4"/>
+              <w:left w:val="single" w:color="C9C8C3" w:sz="4"/>
+              <w:bottom w:val="single" w:color="C9C8C3" w:sz="4"/>
+              <w:right w:val="single" w:color="C9C8C3" w:sz="4"/>
+            </w:tcBorders>
+            <w:tcMar>
+              <w:top w:type="dxa" w:w="50"/>
+              <w:left w:type="dxa" w:w="90"/>
+              <w:bottom w:type="dxa" w:w="50"/>
+              <w:right w:type="dxa" w:w="90"/>
+            </w:tcMar>
+          </w:tcPr>
+          <w:p>
+            <w:pPr>
+              <w:keepNext/>
+              <w:jc w:val="right"/>
+            </w:pPr>
+            <w:r>
+              <w:rPr>
+                <w:rFonts w:ascii="Calibri" w:cs="Calibri" w:eastAsia="Calibri" w:hAnsi="Calibri"/>
+                <w:b w:val="false"/>
+                <w:bCs w:val="false"/>
+                <w:sz w:val="18"/>
+                <w:szCs w:val="18"/>
+              </w:rPr>
+              <w:t xml:space="preserve">2.63</w:t>
+            </w:r>
+          </w:p>
+        </w:tc>
+      </w:tr>
+      <w:tr>
+        <w:trPr>
+          <w:cantSplit/>
+        </w:trPr>
+        <w:tc>
+          <w:tcPr>
+            <w:tcW w:type="dxa" w:w="900"/>
+            <w:tcBorders>
+              <w:top w:val="single" w:color="C9C8C3" w:sz="4"/>
+              <w:left w:val="single" w:color="C9C8C3" w:sz="4"/>
+              <w:bottom w:val="single" w:color="C9C8C3" w:sz="4"/>
+              <w:right w:val="single" w:color="C9C8C3" w:sz="4"/>
+            </w:tcBorders>
+            <w:tcMar>
+              <w:top w:type="dxa" w:w="50"/>
+              <w:left w:type="dxa" w:w="90"/>
+              <w:bottom w:type="dxa" w:w="50"/>
+              <w:right w:type="dxa" w:w="90"/>
+            </w:tcMar>
+          </w:tcPr>
+          <w:p>
+            <w:pPr>
+              <w:keepNext/>
+              <w:jc w:val="left"/>
+            </w:pPr>
+            <w:r>
+              <w:rPr>
+                <w:rFonts w:ascii="Calibri" w:cs="Calibri" w:eastAsia="Calibri" w:hAnsi="Calibri"/>
+                <w:b w:val="false"/>
+                <w:bCs w:val="false"/>
+                <w:sz w:val="18"/>
+                <w:szCs w:val="18"/>
+              </w:rPr>
+              <w:t xml:space="preserve">2022-23</w:t>
+            </w:r>
+          </w:p>
+        </w:tc>
+        <w:tc>
+          <w:tcPr>
+            <w:tcW w:type="dxa" w:w="2300"/>
+            <w:tcBorders>
+              <w:top w:val="single" w:color="C9C8C3" w:sz="4"/>
+              <w:left w:val="single" w:color="C9C8C3" w:sz="4"/>
+              <w:bottom w:val="single" w:color="C9C8C3" w:sz="4"/>
+              <w:right w:val="single" w:color="C9C8C3" w:sz="4"/>
+            </w:tcBorders>
+            <w:tcMar>
+              <w:top w:type="dxa" w:w="50"/>
+              <w:left w:type="dxa" w:w="90"/>
+              <w:bottom w:type="dxa" w:w="50"/>
+              <w:right w:type="dxa" w:w="90"/>
+            </w:tcMar>
+          </w:tcPr>
+          <w:p>
+            <w:pPr>
+              <w:keepNext/>
+              <w:jc w:val="left"/>
+            </w:pPr>
+            <w:r>
+              <w:rPr>
+                <w:rFonts w:ascii="Calibri" w:cs="Calibri" w:eastAsia="Calibri" w:hAnsi="Calibri"/>
+                <w:b w:val="false"/>
+                <w:bCs w:val="false"/>
+                <w:sz w:val="18"/>
+                <w:szCs w:val="18"/>
+              </w:rPr>
+              <w:t xml:space="preserve">Tampa Bay</w:t>
+            </w:r>
+          </w:p>
+        </w:tc>
+        <w:tc>
+          <w:tcPr>
+            <w:tcW w:type="dxa" w:w="900"/>
+            <w:tcBorders>
+              <w:top w:val="single" w:color="C9C8C3" w:sz="4"/>
+              <w:left w:val="single" w:color="C9C8C3" w:sz="4"/>
+              <w:bottom w:val="single" w:color="C9C8C3" w:sz="4"/>
+              <w:right w:val="single" w:color="C9C8C3" w:sz="4"/>
+            </w:tcBorders>
+            <w:tcMar>
+              <w:top w:type="dxa" w:w="50"/>
+              <w:left w:type="dxa" w:w="90"/>
+              <w:bottom w:type="dxa" w:w="50"/>
+              <w:right w:type="dxa" w:w="90"/>
+            </w:tcMar>
+          </w:tcPr>
+          <w:p>
+            <w:pPr>
+              <w:keepNext/>
+              <w:jc w:val="right"/>
+            </w:pPr>
+            <w:r>
+              <w:rPr>
+                <w:rFonts w:ascii="Calibri" w:cs="Calibri" w:eastAsia="Calibri" w:hAnsi="Calibri"/>
+                <w:b w:val="false"/>
+                <w:bCs w:val="false"/>
+                <w:sz w:val="18"/>
+                <w:szCs w:val="18"/>
+              </w:rPr>
+              <w:t xml:space="preserve">82</w:t>
+            </w:r>
+          </w:p>
+        </w:tc>
+        <w:tc>
+          <w:tcPr>
+            <w:tcW w:type="dxa" w:w="900"/>
+            <w:tcBorders>
+              <w:top w:val="single" w:color="C9C8C3" w:sz="4"/>
+              <w:left w:val="single" w:color="C9C8C3" w:sz="4"/>
+              <w:bottom w:val="single" w:color="C9C8C3" w:sz="4"/>
+              <w:right w:val="single" w:color="C9C8C3" w:sz="4"/>
+            </w:tcBorders>
+            <w:tcMar>
+              <w:top w:type="dxa" w:w="50"/>
+              <w:left w:type="dxa" w:w="90"/>
+              <w:bottom w:type="dxa" w:w="50"/>
+              <w:right w:type="dxa" w:w="90"/>
+            </w:tcMar>
+          </w:tcPr>
+          <w:p>
+            <w:pPr>
+              <w:keepNext/>
+              <w:jc w:val="right"/>
+            </w:pPr>
+            <w:r>
+              <w:rPr>
+                <w:rFonts w:ascii="Calibri" w:cs="Calibri" w:eastAsia="Calibri" w:hAnsi="Calibri"/>
+                <w:b w:val="false"/>
+                <w:bCs w:val="false"/>
+                <w:sz w:val="18"/>
+                <w:szCs w:val="18"/>
+              </w:rPr>
+              <w:t xml:space="preserve">6.69</w:t>
+            </w:r>
+          </w:p>
+        </w:tc>
+        <w:tc>
+          <w:tcPr>
+            <w:tcW w:type="dxa" w:w="1400"/>
+            <w:tcBorders>
+              <w:top w:val="single" w:color="C9C8C3" w:sz="4"/>
+              <w:left w:val="single" w:color="C9C8C3" w:sz="4"/>
+              <w:bottom w:val="single" w:color="C9C8C3" w:sz="4"/>
+              <w:right w:val="single" w:color="C9C8C3" w:sz="4"/>
+            </w:tcBorders>
+            <w:tcMar>
+              <w:top w:type="dxa" w:w="50"/>
+              <w:left w:type="dxa" w:w="90"/>
+              <w:bottom w:type="dxa" w:w="50"/>
+              <w:right w:type="dxa" w:w="90"/>
+            </w:tcMar>
+          </w:tcPr>
+          <w:p>
+            <w:pPr>
+              <w:keepNext/>
+              <w:jc w:val="left"/>
+            </w:pPr>
+            <w:r>
+              <w:rPr>
+                <w:rFonts w:ascii="Calibri" w:cs="Calibri" w:eastAsia="Calibri" w:hAnsi="Calibri"/>
+                <w:b w:val="false"/>
+                <w:bCs w:val="false"/>
+                <w:sz w:val="18"/>
+                <w:szCs w:val="18"/>
+              </w:rPr>
+              <w:t xml:space="preserve">Qualifying offer</w:t>
+            </w:r>
+          </w:p>
+        </w:tc>
+        <w:tc>
+          <w:tcPr>
+            <w:tcW w:type="dxa" w:w="1000"/>
+            <w:tcBorders>
+              <w:top w:val="single" w:color="C9C8C3" w:sz="4"/>
+              <w:left w:val="single" w:color="C9C8C3" w:sz="4"/>
+              <w:bottom w:val="single" w:color="C9C8C3" w:sz="4"/>
+              <w:right w:val="single" w:color="C9C8C3" w:sz="4"/>
+            </w:tcBorders>
+            <w:tcMar>
+              <w:top w:type="dxa" w:w="50"/>
+              <w:left w:type="dxa" w:w="90"/>
+              <w:bottom w:type="dxa" w:w="50"/>
+              <w:right w:type="dxa" w:w="90"/>
+            </w:tcMar>
+          </w:tcPr>
+          <w:p>
+            <w:pPr>
+              <w:keepNext/>
+              <w:jc w:val="right"/>
+            </w:pPr>
+            <w:r>
+              <w:rPr>
+                <w:rFonts w:ascii="Calibri" w:cs="Calibri" w:eastAsia="Calibri" w:hAnsi="Calibri"/>
+                <w:b w:val="false"/>
+                <w:bCs w:val="false"/>
+                <w:sz w:val="18"/>
+                <w:szCs w:val="18"/>
+              </w:rPr>
+              <w:t xml:space="preserve">11.59</w:t>
+            </w:r>
+          </w:p>
+        </w:tc>
+        <w:tc>
+          <w:tcPr>
+            <w:tcW w:type="dxa" w:w="950"/>
+            <w:tcBorders>
+              <w:top w:val="single" w:color="C9C8C3" w:sz="4"/>
+              <w:left w:val="single" w:color="C9C8C3" w:sz="4"/>
+              <w:bottom w:val="single" w:color="C9C8C3" w:sz="4"/>
+              <w:right w:val="single" w:color="C9C8C3" w:sz="4"/>
+            </w:tcBorders>
+            <w:tcMar>
+              <w:top w:type="dxa" w:w="50"/>
+              <w:left w:type="dxa" w:w="90"/>
+              <w:bottom w:type="dxa" w:w="50"/>
+              <w:right w:type="dxa" w:w="90"/>
+            </w:tcMar>
+          </w:tcPr>
+          <w:p>
+            <w:pPr>
+              <w:keepNext/>
+              <w:jc w:val="right"/>
+            </w:pPr>
+            <w:r>
+              <w:rPr>
+                <w:rFonts w:ascii="Calibri" w:cs="Calibri" w:eastAsia="Calibri" w:hAnsi="Calibri"/>
+                <w:b w:val="false"/>
+                <w:bCs w:val="false"/>
+                <w:sz w:val="18"/>
+                <w:szCs w:val="18"/>
+              </w:rPr>
+              <w:t xml:space="preserve">1.16</w:t>
+            </w:r>
+          </w:p>
+        </w:tc>
+        <w:tc>
+          <w:tcPr>
+            <w:tcW w:type="dxa" w:w="1010"/>
+            <w:tcBorders>
+              <w:top w:val="single" w:color="C9C8C3" w:sz="4"/>
+              <w:left w:val="single" w:color="C9C8C3" w:sz="4"/>
+              <w:bottom w:val="single" w:color="C9C8C3" w:sz="4"/>
+              <w:right w:val="single" w:color="C9C8C3" w:sz="4"/>
+            </w:tcBorders>
+            <w:tcMar>
+              <w:top w:type="dxa" w:w="50"/>
+              <w:left w:type="dxa" w:w="90"/>
+              <w:bottom w:type="dxa" w:w="50"/>
+              <w:right w:type="dxa" w:w="90"/>
+            </w:tcMar>
+          </w:tcPr>
+          <w:p>
+            <w:pPr>
+              <w:keepNext/>
+              <w:jc w:val="right"/>
+            </w:pPr>
+            <w:r>
+              <w:rPr>
+                <w:rFonts w:ascii="Calibri" w:cs="Calibri" w:eastAsia="Calibri" w:hAnsi="Calibri"/>
+                <w:b w:val="false"/>
+                <w:bCs w:val="false"/>
+                <w:sz w:val="18"/>
+                <w:szCs w:val="18"/>
+              </w:rPr>
+              <w:t xml:space="preserve">10.43</w:t>
+            </w:r>
+          </w:p>
+        </w:tc>
+      </w:tr>
+      <w:tr>
+        <w:trPr>
+          <w:cantSplit/>
+        </w:trPr>
+        <w:tc>
+          <w:tcPr>
+            <w:tcW w:type="dxa" w:w="900"/>
             <w:tcBorders>
               <w:top w:val="single" w:color="C9C8C3" w:sz="4"/>
               <w:left w:val="single" w:color="C9C8C3" w:sz="4"/>
@@ -8199,7 +8696,7 @@
         </w:tc>
         <w:tc>
           <w:tcPr>
-            <w:tcW w:type="dxa" w:w="1100"/>
+            <w:tcW w:type="dxa" w:w="2300"/>
             <w:tcBorders>
               <w:top w:val="single" w:color="C9C8C3" w:sz="4"/>
               <w:left w:val="single" w:color="C9C8C3" w:sz="4"/>
@@ -8216,13 +8713,13 @@
           <w:p>
             <w:pPr>
               <w:keepNext w:val="false"/>
-              <w:jc w:val="right"/>
-            </w:pPr>
-          </w:p>
-        </w:tc>
-        <w:tc>
-          <w:tcPr>
-            <w:tcW w:type="dxa" w:w="1300"/>
+              <w:jc w:val="left"/>
+            </w:pPr>
+          </w:p>
+        </w:tc>
+        <w:tc>
+          <w:tcPr>
+            <w:tcW w:type="dxa" w:w="900"/>
             <w:tcBorders>
               <w:top w:val="single" w:color="C9C8C3" w:sz="4"/>
               <w:left w:val="single" w:color="C9C8C3" w:sz="4"/>
@@ -8245,7 +8742,7 @@
         </w:tc>
         <w:tc>
           <w:tcPr>
-            <w:tcW w:type="dxa" w:w="1800"/>
+            <w:tcW w:type="dxa" w:w="900"/>
             <w:tcBorders>
               <w:top w:val="single" w:color="C9C8C3" w:sz="4"/>
               <w:left w:val="single" w:color="C9C8C3" w:sz="4"/>
@@ -8262,13 +8759,13 @@
           <w:p>
             <w:pPr>
               <w:keepNext w:val="false"/>
-              <w:jc w:val="left"/>
-            </w:pPr>
-          </w:p>
-        </w:tc>
-        <w:tc>
-          <w:tcPr>
-            <w:tcW w:type="dxa" w:w="1300"/>
+              <w:jc w:val="right"/>
+            </w:pPr>
+          </w:p>
+        </w:tc>
+        <w:tc>
+          <w:tcPr>
+            <w:tcW w:type="dxa" w:w="1400"/>
             <w:tcBorders>
               <w:top w:val="single" w:color="C9C8C3" w:sz="4"/>
               <w:left w:val="single" w:color="C9C8C3" w:sz="4"/>
@@ -8285,6 +8782,29 @@
           <w:p>
             <w:pPr>
               <w:keepNext w:val="false"/>
+              <w:jc w:val="left"/>
+            </w:pPr>
+          </w:p>
+        </w:tc>
+        <w:tc>
+          <w:tcPr>
+            <w:tcW w:type="dxa" w:w="1000"/>
+            <w:tcBorders>
+              <w:top w:val="single" w:color="C9C8C3" w:sz="4"/>
+              <w:left w:val="single" w:color="C9C8C3" w:sz="4"/>
+              <w:bottom w:val="single" w:color="C9C8C3" w:sz="4"/>
+              <w:right w:val="single" w:color="C9C8C3" w:sz="4"/>
+            </w:tcBorders>
+            <w:tcMar>
+              <w:top w:type="dxa" w:w="50"/>
+              <w:left w:type="dxa" w:w="90"/>
+              <w:bottom w:type="dxa" w:w="50"/>
+              <w:right w:type="dxa" w:w="90"/>
+            </w:tcMar>
+          </w:tcPr>
+          <w:p>
+            <w:pPr>
+              <w:keepNext w:val="false"/>
               <w:jc w:val="right"/>
             </w:pPr>
             <w:r>
@@ -8301,7 +8821,7 @@
         </w:tc>
         <w:tc>
           <w:tcPr>
-            <w:tcW w:type="dxa" w:w="1300"/>
+            <w:tcW w:type="dxa" w:w="950"/>
             <w:tcBorders>
               <w:top w:val="single" w:color="C9C8C3" w:sz="4"/>
               <w:left w:val="single" w:color="C9C8C3" w:sz="4"/>
@@ -8334,7 +8854,7 @@
         </w:tc>
         <w:tc>
           <w:tcPr>
-            <w:tcW w:type="dxa" w:w="1410"/>
+            <w:tcW w:type="dxa" w:w="1010"/>
             <w:tcBorders>
               <w:top w:val="single" w:color="C9C8C3" w:sz="4"/>
               <w:left w:val="single" w:color="C9C8C3" w:sz="4"/>
@@ -8378,7 +8898,7 @@
           <w:sz w:val="18"/>
           <w:szCs w:val="18"/>
         </w:rPr>
-        <w:t xml:space="preserve">Value, cost, and surplus in millions of dollars at the 2025-26 cap: each season's amount is a share of that season's cap, restated at the 2025-26 cap of $95.5 million (with 3% cap growth and 3% discounting, summing cap shares is the player model's convention). Season WAR for 2019-20 and 2020-21 is scaled to 82 games.</w:t>
+        <w:t xml:space="preserve">Value, cost, and surplus in millions of dollars at the 2025-26 cap. A season outside the NHL is worth nothing and costs nothing, since a minor-league salary does not count against the cap. Each NHL season's amount is a share of that season's cap, restated at the 2025-26 cap of $95.5 million. Season WAR for 2019-20 and 2020-21 is scaled to 82 games.</w:t>
       </w:r>
     </w:p>
     <w:sectPr>
